--- a/library/2026_hakjong_record_guide.docx
+++ b/library/2026_hakjong_record_guide.docx
@@ -267,6 +267,29 @@
             </w:r>
             <w:r>
               <w:t xml:space="preserve">으로 점검합니다.</w:t>
+            </w:r>
+          </w:p>
+          <w:p>
+            <w:pPr>
+              <w:pStyle w:val="ListParagraph"/>
+              <w:numPr>
+                <w:ilvl w:val="0"/>
+                <w:numId w:val="2"/>
+              </w:numPr>
+              <w:spacing w:after="50" w:line="288"/>
+            </w:pPr>
+            <w:r>
+              <w:t xml:space="preserve">3장에 대학 사례 해석과 영역별 </w:t>
+            </w:r>
+            <w:r>
+              <w:rPr>
+                <w:b/>
+                <w:bCs/>
+              </w:rPr>
+              <w:t xml:space="preserve">'아쉬운 예 → 좋은 예' 작성 예시 8가지</w:t>
+            </w:r>
+            <w:r>
+              <w:t xml:space="preserve">를 실었습니다.</w:t>
             </w:r>
           </w:p>
         </w:tc>
@@ -1318,11 +1341,6 @@
     </w:tbl>
     <w:p>
       <w:pPr>
-        <w:spacing w:after="160"/>
-      </w:pPr>
-    </w:p>
-    <w:p>
-      <w:pPr>
         <w:pStyle w:val="Heading2"/>
         <w:keepNext/>
       </w:pPr>
@@ -1849,11 +1867,6 @@
     </w:tbl>
     <w:p>
       <w:pPr>
-        <w:spacing w:after="160"/>
-      </w:pPr>
-    </w:p>
-    <w:p>
-      <w:pPr>
         <w:pStyle w:val="Heading2"/>
         <w:keepNext/>
       </w:pPr>
@@ -2258,11 +2271,6 @@
     </w:tbl>
     <w:p>
       <w:pPr>
-        <w:spacing w:after="160"/>
-      </w:pPr>
-    </w:p>
-    <w:p>
-      <w:pPr>
         <w:pStyle w:val="Heading2"/>
         <w:keepNext/>
       </w:pPr>
@@ -2630,11 +2638,6 @@
     </w:tbl>
     <w:p>
       <w:pPr>
-        <w:spacing w:after="160"/>
-      </w:pPr>
-    </w:p>
-    <w:p>
-      <w:pPr>
         <w:pStyle w:val="Heading2"/>
         <w:keepNext/>
       </w:pPr>
@@ -2989,11 +2992,6 @@
     </w:tbl>
     <w:p>
       <w:pPr>
-        <w:spacing w:after="160"/>
-      </w:pPr>
-    </w:p>
-    <w:p>
-      <w:pPr>
         <w:pStyle w:val="Heading2"/>
         <w:keepNext/>
       </w:pPr>
@@ -3354,11 +3352,6 @@
     </w:tbl>
     <w:p>
       <w:pPr>
-        <w:spacing w:after="160"/>
-      </w:pPr>
-    </w:p>
-    <w:p>
-      <w:pPr>
         <w:pStyle w:val="Heading2"/>
         <w:keepNext/>
       </w:pPr>
@@ -3607,16 +3600,11 @@
     </w:tbl>
     <w:p>
       <w:pPr>
-        <w:spacing w:after="160"/>
-      </w:pPr>
-    </w:p>
-    <w:p>
-      <w:pPr>
         <w:pStyle w:val="Heading1"/>
         <w:pageBreakBefore/>
       </w:pPr>
       <w:r>
-        <w:t xml:space="preserve">3. 사례로 보는 '좋은 기록'의 공통점</w:t>
+        <w:t xml:space="preserve">3. 사례로 보는 '좋은 기록'</w:t>
       </w:r>
     </w:p>
     <w:p>
@@ -3624,17 +3612,25 @@
         <w:spacing w:after="100" w:line="300"/>
       </w:pPr>
       <w:r>
-        <w:t xml:space="preserve">서울시립대 「2026 UOS 학생부종합전형 가이드북」은 2026학년도 지원자 학생부를 바탕으로 한 평가 사례와 해석을 공개했습니다. 아래는 원문 학생부를 옮기지 않고 </w:t>
-      </w:r>
-      <w:r>
-        <w:rPr>
-          <w:b/>
-          <w:bCs/>
-        </w:rPr>
-        <w:t xml:space="preserve">평가 해석의 요지</w:t>
-      </w:r>
-      <w:r>
-        <w:t xml:space="preserve">만 정리한 것입니다.</w:t>
+        <w:t xml:space="preserve">대학이 공개한 평가 사례의 해석을 요약하고(3-1, 3-2), 이를 바탕으로 영역별 작성 예시를 새로 만들었습니다(3-3). 대학 자료에 실린 학생부 원문은 옮기지 않았습니다.</w:t>
+      </w:r>
+    </w:p>
+    <w:p>
+      <w:pPr>
+        <w:pStyle w:val="Heading2"/>
+        <w:keepNext/>
+      </w:pPr>
+      <w:r>
+        <w:t xml:space="preserve">3-1. 서울시립대 가이드북 사례: 역량이 드러난 기록</w:t>
+      </w:r>
+    </w:p>
+    <w:p>
+      <w:pPr>
+        <w:keepNext/>
+        <w:spacing w:after="100" w:line="300"/>
+      </w:pPr>
+      <w:r>
+        <w:t xml:space="preserve">서울시립대 「2026 UOS 학생부종합전형 가이드북」은 2026학년도 지원자 학생부를 바탕으로 한 평가 사례와 해석을 공개했습니다.</w:t>
       </w:r>
     </w:p>
     <w:tbl>
@@ -4156,6 +4152,1038 @@
         <w:spacing w:after="200"/>
       </w:pPr>
     </w:p>
+    <w:p>
+      <w:pPr>
+        <w:pStyle w:val="Heading2"/>
+        <w:keepNext/>
+      </w:pPr>
+      <w:r>
+        <w:t xml:space="preserve">3-2. 동국대 가이드북 사례: 좋은 기록과 아쉬운 기록 비교</w:t>
+      </w:r>
+    </w:p>
+    <w:p>
+      <w:pPr>
+        <w:keepNext/>
+        <w:spacing w:after="100" w:line="300"/>
+      </w:pPr>
+      <w:r>
+        <w:t xml:space="preserve">동국대 「2026 학생부위주전형 가이드북」은 영역별로 긍정적인 사례와 아쉬운 사례를 나란히 보여 주며 평가자의 해석을 덧붙였습니다. 해석의 요지는 다음과 같습니다.</w:t>
+      </w:r>
+    </w:p>
+    <w:tbl>
+      <w:tblPr>
+        <w:tblW w:type="dxa" w:w="9638"/>
+        <w:tblBorders>
+          <w:top w:val="single" w:color="auto" w:sz="4"/>
+          <w:left w:val="single" w:color="auto" w:sz="4"/>
+          <w:bottom w:val="single" w:color="auto" w:sz="4"/>
+          <w:right w:val="single" w:color="auto" w:sz="4"/>
+          <w:insideH w:val="single" w:color="auto" w:sz="4"/>
+          <w:insideV w:val="single" w:color="auto" w:sz="4"/>
+        </w:tblBorders>
+      </w:tblPr>
+      <w:tblGrid>
+        <w:gridCol w:w="1500"/>
+        <w:gridCol w:w="4500"/>
+        <w:gridCol w:w="3638"/>
+      </w:tblGrid>
+      <w:tr>
+        <w:trPr>
+          <w:tblHeader/>
+        </w:trPr>
+        <w:tc>
+          <w:tcPr>
+            <w:tcW w:type="dxa" w:w="1500"/>
+            <w:tcBorders>
+              <w:top w:val="single" w:color="D1D5DB" w:sz="4"/>
+              <w:left w:val="single" w:color="D1D5DB" w:sz="4"/>
+              <w:bottom w:val="single" w:color="D1D5DB" w:sz="4"/>
+              <w:right w:val="single" w:color="D1D5DB" w:sz="4"/>
+            </w:tcBorders>
+            <w:shd w:fill="DCE7F3" w:color="auto" w:val="clear"/>
+            <w:tcMar>
+              <w:top w:type="dxa" w:w="80"/>
+              <w:left w:type="dxa" w:w="120"/>
+              <w:bottom w:type="dxa" w:w="80"/>
+              <w:right w:type="dxa" w:w="120"/>
+            </w:tcMar>
+          </w:tcPr>
+          <w:p>
+            <w:pPr>
+              <w:spacing w:after="30" w:line="276"/>
+            </w:pPr>
+            <w:r>
+              <w:rPr>
+                <w:b/>
+                <w:bCs/>
+                <w:color w:val="1F3A5F"/>
+              </w:rPr>
+              <w:t xml:space="preserve">영역</w:t>
+            </w:r>
+          </w:p>
+        </w:tc>
+        <w:tc>
+          <w:tcPr>
+            <w:tcW w:type="dxa" w:w="4500"/>
+            <w:tcBorders>
+              <w:top w:val="single" w:color="D1D5DB" w:sz="4"/>
+              <w:left w:val="single" w:color="D1D5DB" w:sz="4"/>
+              <w:bottom w:val="single" w:color="D1D5DB" w:sz="4"/>
+              <w:right w:val="single" w:color="D1D5DB" w:sz="4"/>
+            </w:tcBorders>
+            <w:shd w:fill="DCE7F3" w:color="auto" w:val="clear"/>
+            <w:tcMar>
+              <w:top w:type="dxa" w:w="80"/>
+              <w:left w:type="dxa" w:w="120"/>
+              <w:bottom w:type="dxa" w:w="80"/>
+              <w:right w:type="dxa" w:w="120"/>
+            </w:tcMar>
+          </w:tcPr>
+          <w:p>
+            <w:pPr>
+              <w:spacing w:after="30" w:line="276"/>
+            </w:pPr>
+            <w:r>
+              <w:rPr>
+                <w:b/>
+                <w:bCs/>
+                <w:color w:val="1F3A5F"/>
+              </w:rPr>
+              <w:t xml:space="preserve">좋은 기록: 평가자가 주목한 점</w:t>
+            </w:r>
+          </w:p>
+        </w:tc>
+        <w:tc>
+          <w:tcPr>
+            <w:tcW w:type="dxa" w:w="3638"/>
+            <w:tcBorders>
+              <w:top w:val="single" w:color="D1D5DB" w:sz="4"/>
+              <w:left w:val="single" w:color="D1D5DB" w:sz="4"/>
+              <w:bottom w:val="single" w:color="D1D5DB" w:sz="4"/>
+              <w:right w:val="single" w:color="D1D5DB" w:sz="4"/>
+            </w:tcBorders>
+            <w:shd w:fill="DCE7F3" w:color="auto" w:val="clear"/>
+            <w:tcMar>
+              <w:top w:type="dxa" w:w="80"/>
+              <w:left w:type="dxa" w:w="120"/>
+              <w:bottom w:type="dxa" w:w="80"/>
+              <w:right w:type="dxa" w:w="120"/>
+            </w:tcMar>
+          </w:tcPr>
+          <w:p>
+            <w:pPr>
+              <w:spacing w:after="30" w:line="276"/>
+            </w:pPr>
+            <w:r>
+              <w:rPr>
+                <w:b/>
+                <w:bCs/>
+                <w:color w:val="1F3A5F"/>
+              </w:rPr>
+              <w:t xml:space="preserve">아쉬운 기록: 이유</w:t>
+            </w:r>
+          </w:p>
+        </w:tc>
+      </w:tr>
+      <w:tr>
+        <w:tc>
+          <w:tcPr>
+            <w:tcW w:type="dxa" w:w="1500"/>
+            <w:tcBorders>
+              <w:top w:val="single" w:color="D1D5DB" w:sz="4"/>
+              <w:left w:val="single" w:color="D1D5DB" w:sz="4"/>
+              <w:bottom w:val="single" w:color="D1D5DB" w:sz="4"/>
+              <w:right w:val="single" w:color="D1D5DB" w:sz="4"/>
+            </w:tcBorders>
+            <w:tcMar>
+              <w:top w:type="dxa" w:w="80"/>
+              <w:left w:type="dxa" w:w="120"/>
+              <w:bottom w:type="dxa" w:w="80"/>
+              <w:right w:type="dxa" w:w="120"/>
+            </w:tcMar>
+          </w:tcPr>
+          <w:p>
+            <w:pPr>
+              <w:spacing w:after="30" w:line="276"/>
+            </w:pPr>
+            <w:r>
+              <w:t xml:space="preserve">자율활동</w:t>
+            </w:r>
+          </w:p>
+          <w:p>
+            <w:pPr>
+              <w:spacing w:after="30" w:line="276"/>
+            </w:pPr>
+            <w:r>
+              <w:rPr>
+                <w:color w:val="6B7280"/>
+                <w:sz w:val="17"/>
+                <w:szCs w:val="17"/>
+              </w:rPr>
+              <w:t xml:space="preserve"> p.48~49</w:t>
+            </w:r>
+          </w:p>
+        </w:tc>
+        <w:tc>
+          <w:tcPr>
+            <w:tcW w:type="dxa" w:w="4500"/>
+            <w:tcBorders>
+              <w:top w:val="single" w:color="D1D5DB" w:sz="4"/>
+              <w:left w:val="single" w:color="D1D5DB" w:sz="4"/>
+              <w:bottom w:val="single" w:color="D1D5DB" w:sz="4"/>
+              <w:right w:val="single" w:color="D1D5DB" w:sz="4"/>
+            </w:tcBorders>
+            <w:tcMar>
+              <w:top w:type="dxa" w:w="80"/>
+              <w:left w:type="dxa" w:w="120"/>
+              <w:bottom w:type="dxa" w:w="80"/>
+              <w:right w:type="dxa" w:w="120"/>
+            </w:tcMar>
+          </w:tcPr>
+          <w:p>
+            <w:pPr>
+              <w:spacing w:after="30" w:line="276"/>
+            </w:pPr>
+            <w:r>
+              <w:t xml:space="preserve">1학년부터 3학년까지 학급 특색 활동에서 관심 분야 탐구가 </w:t>
+            </w:r>
+            <w:r>
+              <w:rPr>
+                <w:b/>
+                <w:bCs/>
+              </w:rPr>
+              <w:t xml:space="preserve">점진적으로 심화</w:t>
+            </w:r>
+            <w:r>
+              <w:t xml:space="preserve">되어, 일회성이 아닌 지속적인 문제 분석이 드러남(역사교육과)</w:t>
+            </w:r>
+          </w:p>
+          <w:p>
+            <w:pPr>
+              <w:spacing w:after="30" w:line="276"/>
+            </w:pPr>
+            <w:r>
+              <w:t xml:space="preserve">맡은 역할에 책임을 다하고 교육과정 설계를 돕는 활동으로 공동체와 소통에 기여함(건설환경공학과)</w:t>
+            </w:r>
+          </w:p>
+        </w:tc>
+        <w:tc>
+          <w:tcPr>
+            <w:tcW w:type="dxa" w:w="3638"/>
+            <w:tcBorders>
+              <w:top w:val="single" w:color="D1D5DB" w:sz="4"/>
+              <w:left w:val="single" w:color="D1D5DB" w:sz="4"/>
+              <w:bottom w:val="single" w:color="D1D5DB" w:sz="4"/>
+              <w:right w:val="single" w:color="D1D5DB" w:sz="4"/>
+            </w:tcBorders>
+            <w:tcMar>
+              <w:top w:type="dxa" w:w="80"/>
+              <w:left w:type="dxa" w:w="120"/>
+              <w:bottom w:type="dxa" w:w="80"/>
+              <w:right w:type="dxa" w:w="120"/>
+            </w:tcMar>
+          </w:tcPr>
+          <w:p>
+            <w:pPr>
+              <w:spacing w:after="30" w:line="276"/>
+            </w:pPr>
+            <w:r>
+              <w:t xml:space="preserve">회장·차장 등 </w:t>
+            </w:r>
+            <w:r>
+              <w:rPr>
+                <w:b/>
+                <w:bCs/>
+              </w:rPr>
+              <w:t xml:space="preserve">직책은 있지만</w:t>
+            </w:r>
+            <w:r>
+              <w:t xml:space="preserve"> 직책에 맞는 깊이 있는 활동과 개인의 특성, 문제를 주도적으로 해결한 과정이 보이지 않음</w:t>
+            </w:r>
+          </w:p>
+        </w:tc>
+      </w:tr>
+      <w:tr>
+        <w:tc>
+          <w:tcPr>
+            <w:tcW w:type="dxa" w:w="1500"/>
+            <w:tcBorders>
+              <w:top w:val="single" w:color="D1D5DB" w:sz="4"/>
+              <w:left w:val="single" w:color="D1D5DB" w:sz="4"/>
+              <w:bottom w:val="single" w:color="D1D5DB" w:sz="4"/>
+              <w:right w:val="single" w:color="D1D5DB" w:sz="4"/>
+            </w:tcBorders>
+            <w:tcMar>
+              <w:top w:type="dxa" w:w="80"/>
+              <w:left w:type="dxa" w:w="120"/>
+              <w:bottom w:type="dxa" w:w="80"/>
+              <w:right w:type="dxa" w:w="120"/>
+            </w:tcMar>
+          </w:tcPr>
+          <w:p>
+            <w:pPr>
+              <w:spacing w:after="30" w:line="276"/>
+            </w:pPr>
+            <w:r>
+              <w:t xml:space="preserve">동아리활동</w:t>
+            </w:r>
+          </w:p>
+          <w:p>
+            <w:pPr>
+              <w:spacing w:after="30" w:line="276"/>
+            </w:pPr>
+            <w:r>
+              <w:rPr>
+                <w:color w:val="6B7280"/>
+                <w:sz w:val="17"/>
+                <w:szCs w:val="17"/>
+              </w:rPr>
+              <w:t xml:space="preserve"> p.50~51</w:t>
+            </w:r>
+          </w:p>
+        </w:tc>
+        <w:tc>
+          <w:tcPr>
+            <w:tcW w:type="dxa" w:w="4500"/>
+            <w:tcBorders>
+              <w:top w:val="single" w:color="D1D5DB" w:sz="4"/>
+              <w:left w:val="single" w:color="D1D5DB" w:sz="4"/>
+              <w:bottom w:val="single" w:color="D1D5DB" w:sz="4"/>
+              <w:right w:val="single" w:color="D1D5DB" w:sz="4"/>
+            </w:tcBorders>
+            <w:tcMar>
+              <w:top w:type="dxa" w:w="80"/>
+              <w:left w:type="dxa" w:w="120"/>
+              <w:bottom w:type="dxa" w:w="80"/>
+              <w:right w:type="dxa" w:w="120"/>
+            </w:tcMar>
+          </w:tcPr>
+          <w:p>
+            <w:pPr>
+              <w:spacing w:after="30" w:line="276"/>
+            </w:pPr>
+            <w:r>
+              <w:t xml:space="preserve">수학·과학 융합 동아리 실험에 </w:t>
+            </w:r>
+            <w:r>
+              <w:rPr>
+                <w:b/>
+                <w:bCs/>
+              </w:rPr>
+              <w:t xml:space="preserve">물리학 수업에서 배운 내용을 적용</w:t>
+            </w:r>
+            <w:r>
+              <w:t xml:space="preserve">함(물리학과)</w:t>
+            </w:r>
+          </w:p>
+          <w:p>
+            <w:pPr>
+              <w:spacing w:after="30" w:line="276"/>
+            </w:pPr>
+            <w:r>
+              <w:t xml:space="preserve">실험과 함께 탐구활동지를 직접 기획해 학습·역할의 주도성이 보임(화학과)</w:t>
+            </w:r>
+          </w:p>
+          <w:p>
+            <w:pPr>
+              <w:spacing w:after="30" w:line="276"/>
+            </w:pPr>
+            <w:r>
+              <w:t xml:space="preserve">학과와 간접적으로만 관련된 신문 제작 동아리에서도 관련 이론을 다룬 기사로 관심을 보임(국제통상학과)</w:t>
+            </w:r>
+          </w:p>
+        </w:tc>
+        <w:tc>
+          <w:tcPr>
+            <w:tcW w:type="dxa" w:w="3638"/>
+            <w:tcBorders>
+              <w:top w:val="single" w:color="D1D5DB" w:sz="4"/>
+              <w:left w:val="single" w:color="D1D5DB" w:sz="4"/>
+              <w:bottom w:val="single" w:color="D1D5DB" w:sz="4"/>
+              <w:right w:val="single" w:color="D1D5DB" w:sz="4"/>
+            </w:tcBorders>
+            <w:tcMar>
+              <w:top w:type="dxa" w:w="80"/>
+              <w:left w:type="dxa" w:w="120"/>
+              <w:bottom w:type="dxa" w:w="80"/>
+              <w:right w:type="dxa" w:w="120"/>
+            </w:tcMar>
+          </w:tcPr>
+          <w:p>
+            <w:pPr>
+              <w:spacing w:after="30" w:line="276"/>
+            </w:pPr>
+            <w:r>
+              <w:t xml:space="preserve">어떤 활동을 했는지 </w:t>
+            </w:r>
+            <w:r>
+              <w:rPr>
+                <w:b/>
+                <w:bCs/>
+              </w:rPr>
+              <w:t xml:space="preserve">구체적으로 확인하기 어려워</w:t>
+            </w:r>
+            <w:r>
+              <w:t xml:space="preserve"> 단순 참여 사실 이상을 알 수 없음</w:t>
+            </w:r>
+          </w:p>
+        </w:tc>
+      </w:tr>
+      <w:tr>
+        <w:tc>
+          <w:tcPr>
+            <w:tcW w:type="dxa" w:w="1500"/>
+            <w:tcBorders>
+              <w:top w:val="single" w:color="D1D5DB" w:sz="4"/>
+              <w:left w:val="single" w:color="D1D5DB" w:sz="4"/>
+              <w:bottom w:val="single" w:color="D1D5DB" w:sz="4"/>
+              <w:right w:val="single" w:color="D1D5DB" w:sz="4"/>
+            </w:tcBorders>
+            <w:tcMar>
+              <w:top w:type="dxa" w:w="80"/>
+              <w:left w:type="dxa" w:w="120"/>
+              <w:bottom w:type="dxa" w:w="80"/>
+              <w:right w:type="dxa" w:w="120"/>
+            </w:tcMar>
+          </w:tcPr>
+          <w:p>
+            <w:pPr>
+              <w:spacing w:after="30" w:line="276"/>
+            </w:pPr>
+            <w:r>
+              <w:t xml:space="preserve">진로활동</w:t>
+            </w:r>
+          </w:p>
+          <w:p>
+            <w:pPr>
+              <w:spacing w:after="30" w:line="276"/>
+            </w:pPr>
+            <w:r>
+              <w:rPr>
+                <w:color w:val="6B7280"/>
+                <w:sz w:val="17"/>
+                <w:szCs w:val="17"/>
+              </w:rPr>
+              <w:t xml:space="preserve"> p.54~55</w:t>
+            </w:r>
+          </w:p>
+        </w:tc>
+        <w:tc>
+          <w:tcPr>
+            <w:tcW w:type="dxa" w:w="4500"/>
+            <w:tcBorders>
+              <w:top w:val="single" w:color="D1D5DB" w:sz="4"/>
+              <w:left w:val="single" w:color="D1D5DB" w:sz="4"/>
+              <w:bottom w:val="single" w:color="D1D5DB" w:sz="4"/>
+              <w:right w:val="single" w:color="D1D5DB" w:sz="4"/>
+            </w:tcBorders>
+            <w:tcMar>
+              <w:top w:type="dxa" w:w="80"/>
+              <w:left w:type="dxa" w:w="120"/>
+              <w:bottom w:type="dxa" w:w="80"/>
+              <w:right w:type="dxa" w:w="120"/>
+            </w:tcMar>
+          </w:tcPr>
+          <w:p>
+            <w:pPr>
+              <w:spacing w:after="30" w:line="276"/>
+            </w:pPr>
+            <w:r>
+              <w:t xml:space="preserve">1학년의 폭넓은 탐색 → 2학년의 관심 분야 구체화 → 3학년의 확장 탐구로 </w:t>
+            </w:r>
+            <w:r>
+              <w:rPr>
+                <w:b/>
+                <w:bCs/>
+              </w:rPr>
+              <w:t xml:space="preserve">관심이 좁혀지고 깊어지는 과정</w:t>
+            </w:r>
+            <w:r>
+              <w:t xml:space="preserve">이 보임(약학과)</w:t>
+            </w:r>
+          </w:p>
+        </w:tc>
+        <w:tc>
+          <w:tcPr>
+            <w:tcW w:type="dxa" w:w="3638"/>
+            <w:tcBorders>
+              <w:top w:val="single" w:color="D1D5DB" w:sz="4"/>
+              <w:left w:val="single" w:color="D1D5DB" w:sz="4"/>
+              <w:bottom w:val="single" w:color="D1D5DB" w:sz="4"/>
+              <w:right w:val="single" w:color="D1D5DB" w:sz="4"/>
+            </w:tcBorders>
+            <w:tcMar>
+              <w:top w:type="dxa" w:w="80"/>
+              <w:left w:type="dxa" w:w="120"/>
+              <w:bottom w:type="dxa" w:w="80"/>
+              <w:right w:type="dxa" w:w="120"/>
+            </w:tcMar>
+          </w:tcPr>
+          <w:p>
+            <w:pPr>
+              <w:spacing w:after="30" w:line="276"/>
+            </w:pPr>
+            <w:r>
+              <w:t xml:space="preserve">같은 진로를 탐색했다는 내용만 3학년까지 반복되고, 실제 탐구 내용과 노력 과정 없이 </w:t>
+            </w:r>
+            <w:r>
+              <w:rPr>
+                <w:b/>
+                <w:bCs/>
+              </w:rPr>
+              <w:t xml:space="preserve">계획 수립에 그침</w:t>
+            </w:r>
+          </w:p>
+        </w:tc>
+      </w:tr>
+      <w:tr>
+        <w:tc>
+          <w:tcPr>
+            <w:tcW w:type="dxa" w:w="1500"/>
+            <w:tcBorders>
+              <w:top w:val="single" w:color="D1D5DB" w:sz="4"/>
+              <w:left w:val="single" w:color="D1D5DB" w:sz="4"/>
+              <w:bottom w:val="single" w:color="D1D5DB" w:sz="4"/>
+              <w:right w:val="single" w:color="D1D5DB" w:sz="4"/>
+            </w:tcBorders>
+            <w:tcMar>
+              <w:top w:type="dxa" w:w="80"/>
+              <w:left w:type="dxa" w:w="120"/>
+              <w:bottom w:type="dxa" w:w="80"/>
+              <w:right w:type="dxa" w:w="120"/>
+            </w:tcMar>
+          </w:tcPr>
+          <w:p>
+            <w:pPr>
+              <w:spacing w:after="30" w:line="276"/>
+            </w:pPr>
+            <w:r>
+              <w:t xml:space="preserve">세부능력 및</w:t>
+            </w:r>
+          </w:p>
+          <w:p>
+            <w:pPr>
+              <w:spacing w:after="30" w:line="276"/>
+            </w:pPr>
+            <w:r>
+              <w:t xml:space="preserve">특기사항</w:t>
+            </w:r>
+          </w:p>
+          <w:p>
+            <w:pPr>
+              <w:spacing w:after="30" w:line="276"/>
+            </w:pPr>
+            <w:r>
+              <w:rPr>
+                <w:color w:val="6B7280"/>
+                <w:sz w:val="17"/>
+                <w:szCs w:val="17"/>
+              </w:rPr>
+              <w:t xml:space="preserve"> p.58~61</w:t>
+            </w:r>
+          </w:p>
+        </w:tc>
+        <w:tc>
+          <w:tcPr>
+            <w:tcW w:type="dxa" w:w="4500"/>
+            <w:tcBorders>
+              <w:top w:val="single" w:color="D1D5DB" w:sz="4"/>
+              <w:left w:val="single" w:color="D1D5DB" w:sz="4"/>
+              <w:bottom w:val="single" w:color="D1D5DB" w:sz="4"/>
+              <w:right w:val="single" w:color="D1D5DB" w:sz="4"/>
+            </w:tcBorders>
+            <w:tcMar>
+              <w:top w:type="dxa" w:w="80"/>
+              <w:left w:type="dxa" w:w="120"/>
+              <w:bottom w:type="dxa" w:w="80"/>
+              <w:right w:type="dxa" w:w="120"/>
+            </w:tcMar>
+          </w:tcPr>
+          <w:p>
+            <w:pPr>
+              <w:spacing w:after="30" w:line="276"/>
+            </w:pPr>
+            <w:r>
+              <w:t xml:space="preserve">과목 안에서 흥미를 느낀 부분과 주도적인 학습 태도(문화유산학과), 독서·발표·토론을 학습에 활용한 모습(식품생명공학과), 배운 내용을 스스로 고민해 심화 탐구한 과정(국어교육과), 비주요 교과에서도 역할을 주도한 모습(경영정보학과)</w:t>
+            </w:r>
+          </w:p>
+        </w:tc>
+        <w:tc>
+          <w:tcPr>
+            <w:tcW w:type="dxa" w:w="3638"/>
+            <w:tcBorders>
+              <w:top w:val="single" w:color="D1D5DB" w:sz="4"/>
+              <w:left w:val="single" w:color="D1D5DB" w:sz="4"/>
+              <w:bottom w:val="single" w:color="D1D5DB" w:sz="4"/>
+              <w:right w:val="single" w:color="D1D5DB" w:sz="4"/>
+            </w:tcBorders>
+            <w:tcMar>
+              <w:top w:type="dxa" w:w="80"/>
+              <w:left w:type="dxa" w:w="120"/>
+              <w:bottom w:type="dxa" w:w="80"/>
+              <w:right w:type="dxa" w:w="120"/>
+            </w:tcMar>
+          </w:tcPr>
+          <w:p>
+            <w:pPr>
+              <w:spacing w:after="30" w:line="276"/>
+            </w:pPr>
+            <w:r>
+              <w:t xml:space="preserve">수학Ⅰ 세특에 </w:t>
+            </w:r>
+            <w:r>
+              <w:rPr>
+                <w:b/>
+                <w:bCs/>
+              </w:rPr>
+              <w:t xml:space="preserve">진로 관심만 있고</w:t>
+            </w:r>
+            <w:r>
+              <w:t xml:space="preserve">, 그 과목에서 무엇을 배웠고 어느 수준으로 성취했는지 판단할 근거가 없음</w:t>
+            </w:r>
+          </w:p>
+        </w:tc>
+      </w:tr>
+      <w:tr>
+        <w:tc>
+          <w:tcPr>
+            <w:tcW w:type="dxa" w:w="1500"/>
+            <w:tcBorders>
+              <w:top w:val="single" w:color="D1D5DB" w:sz="4"/>
+              <w:left w:val="single" w:color="D1D5DB" w:sz="4"/>
+              <w:bottom w:val="single" w:color="D1D5DB" w:sz="4"/>
+              <w:right w:val="single" w:color="D1D5DB" w:sz="4"/>
+            </w:tcBorders>
+            <w:tcMar>
+              <w:top w:type="dxa" w:w="80"/>
+              <w:left w:type="dxa" w:w="120"/>
+              <w:bottom w:type="dxa" w:w="80"/>
+              <w:right w:type="dxa" w:w="120"/>
+            </w:tcMar>
+          </w:tcPr>
+          <w:p>
+            <w:pPr>
+              <w:spacing w:after="30" w:line="276"/>
+            </w:pPr>
+            <w:r>
+              <w:t xml:space="preserve">교과 이수</w:t>
+            </w:r>
+          </w:p>
+          <w:p>
+            <w:pPr>
+              <w:spacing w:after="30" w:line="276"/>
+            </w:pPr>
+            <w:r>
+              <w:rPr>
+                <w:color w:val="6B7280"/>
+                <w:sz w:val="17"/>
+                <w:szCs w:val="17"/>
+              </w:rPr>
+              <w:t xml:space="preserve"> p.56~59</w:t>
+            </w:r>
+          </w:p>
+        </w:tc>
+        <w:tc>
+          <w:tcPr>
+            <w:tcW w:type="dxa" w:w="4500"/>
+            <w:tcBorders>
+              <w:top w:val="single" w:color="D1D5DB" w:sz="4"/>
+              <w:left w:val="single" w:color="D1D5DB" w:sz="4"/>
+              <w:bottom w:val="single" w:color="D1D5DB" w:sz="4"/>
+              <w:right w:val="single" w:color="D1D5DB" w:sz="4"/>
+            </w:tcBorders>
+            <w:tcMar>
+              <w:top w:type="dxa" w:w="80"/>
+              <w:left w:type="dxa" w:w="120"/>
+              <w:bottom w:type="dxa" w:w="80"/>
+              <w:right w:type="dxa" w:w="120"/>
+            </w:tcMar>
+          </w:tcPr>
+          <w:p>
+            <w:pPr>
+              <w:spacing w:after="30" w:line="276"/>
+            </w:pPr>
+            <w:r>
+              <w:t xml:space="preserve">학과가 요구하는 수학·과학 과목(미적분, 기하, 과학Ⅱ 과목 등)을 이수하고 진로선택 과목 성취도도 우수하며, 비주요 교과도 소홀히 하지 않음(의생명공학과)</w:t>
+            </w:r>
+          </w:p>
+        </w:tc>
+        <w:tc>
+          <w:tcPr>
+            <w:tcW w:type="dxa" w:w="3638"/>
+            <w:tcBorders>
+              <w:top w:val="single" w:color="D1D5DB" w:sz="4"/>
+              <w:left w:val="single" w:color="D1D5DB" w:sz="4"/>
+              <w:bottom w:val="single" w:color="D1D5DB" w:sz="4"/>
+              <w:right w:val="single" w:color="D1D5DB" w:sz="4"/>
+            </w:tcBorders>
+            <w:tcMar>
+              <w:top w:type="dxa" w:w="80"/>
+              <w:left w:type="dxa" w:w="120"/>
+              <w:bottom w:type="dxa" w:w="80"/>
+              <w:right w:type="dxa" w:w="120"/>
+            </w:tcMar>
+          </w:tcPr>
+          <w:p>
+            <w:pPr>
+              <w:spacing w:after="30" w:line="276"/>
+            </w:pPr>
+            <w:r>
+              <w:t xml:space="preserve">과목을 왜 선택했는지 </w:t>
+            </w:r>
+            <w:r>
+              <w:rPr>
+                <w:b/>
+                <w:bCs/>
+              </w:rPr>
+              <w:t xml:space="preserve">선택 사유를 확인하기 어려움</w:t>
+            </w:r>
+          </w:p>
+        </w:tc>
+      </w:tr>
+      <w:tr>
+        <w:tc>
+          <w:tcPr>
+            <w:tcW w:type="dxa" w:w="1500"/>
+            <w:tcBorders>
+              <w:top w:val="single" w:color="D1D5DB" w:sz="4"/>
+              <w:left w:val="single" w:color="D1D5DB" w:sz="4"/>
+              <w:bottom w:val="single" w:color="D1D5DB" w:sz="4"/>
+              <w:right w:val="single" w:color="D1D5DB" w:sz="4"/>
+            </w:tcBorders>
+            <w:tcMar>
+              <w:top w:type="dxa" w:w="80"/>
+              <w:left w:type="dxa" w:w="120"/>
+              <w:bottom w:type="dxa" w:w="80"/>
+              <w:right w:type="dxa" w:w="120"/>
+            </w:tcMar>
+          </w:tcPr>
+          <w:p>
+            <w:pPr>
+              <w:spacing w:after="30" w:line="276"/>
+            </w:pPr>
+            <w:r>
+              <w:t xml:space="preserve">행동특성 및</w:t>
+            </w:r>
+          </w:p>
+          <w:p>
+            <w:pPr>
+              <w:spacing w:after="30" w:line="276"/>
+            </w:pPr>
+            <w:r>
+              <w:t xml:space="preserve">종합의견</w:t>
+            </w:r>
+          </w:p>
+          <w:p>
+            <w:pPr>
+              <w:spacing w:after="30" w:line="276"/>
+            </w:pPr>
+            <w:r>
+              <w:rPr>
+                <w:color w:val="6B7280"/>
+                <w:sz w:val="17"/>
+                <w:szCs w:val="17"/>
+              </w:rPr>
+              <w:t xml:space="preserve"> p.62~63</w:t>
+            </w:r>
+          </w:p>
+        </w:tc>
+        <w:tc>
+          <w:tcPr>
+            <w:tcW w:type="dxa" w:w="4500"/>
+            <w:tcBorders>
+              <w:top w:val="single" w:color="D1D5DB" w:sz="4"/>
+              <w:left w:val="single" w:color="D1D5DB" w:sz="4"/>
+              <w:bottom w:val="single" w:color="D1D5DB" w:sz="4"/>
+              <w:right w:val="single" w:color="D1D5DB" w:sz="4"/>
+            </w:tcBorders>
+            <w:tcMar>
+              <w:top w:type="dxa" w:w="80"/>
+              <w:left w:type="dxa" w:w="120"/>
+              <w:bottom w:type="dxa" w:w="80"/>
+              <w:right w:type="dxa" w:w="120"/>
+            </w:tcMar>
+          </w:tcPr>
+          <w:p>
+            <w:pPr>
+              <w:spacing w:after="30" w:line="276"/>
+            </w:pPr>
+            <w:r>
+              <w:t xml:space="preserve">학업 의욕과 주도적 학습 태도, 관심을 실천으로 넓혀 가는 모습, 친구들과의 소통과 선한 영향력이 함께 드러나 </w:t>
+            </w:r>
+            <w:r>
+              <w:rPr>
+                <w:b/>
+                <w:bCs/>
+              </w:rPr>
+              <w:t xml:space="preserve">여러 역량의 근거</w:t>
+            </w:r>
+            <w:r>
+              <w:t xml:space="preserve">가 됨(정보통신공학과)</w:t>
+            </w:r>
+          </w:p>
+        </w:tc>
+        <w:tc>
+          <w:tcPr>
+            <w:tcW w:type="dxa" w:w="3638"/>
+            <w:tcBorders>
+              <w:top w:val="single" w:color="D1D5DB" w:sz="4"/>
+              <w:left w:val="single" w:color="D1D5DB" w:sz="4"/>
+              <w:bottom w:val="single" w:color="D1D5DB" w:sz="4"/>
+              <w:right w:val="single" w:color="D1D5DB" w:sz="4"/>
+            </w:tcBorders>
+            <w:tcMar>
+              <w:top w:type="dxa" w:w="80"/>
+              <w:left w:type="dxa" w:w="120"/>
+              <w:bottom w:type="dxa" w:w="80"/>
+              <w:right w:type="dxa" w:w="120"/>
+            </w:tcMar>
+          </w:tcPr>
+          <w:p>
+            <w:pPr>
+              <w:spacing w:after="30" w:line="276"/>
+            </w:pPr>
+            <w:r>
+              <w:t xml:space="preserve">부정적 내용이 있다고 바로 불합격은 아니며 특성을 이해하는 자료로 쓰임. 강점이 드러날 구체적 근거가 중요</w:t>
+            </w:r>
+          </w:p>
+        </w:tc>
+      </w:tr>
+      <w:tr>
+        <w:tc>
+          <w:tcPr>
+            <w:tcW w:type="dxa" w:w="1500"/>
+            <w:tcBorders>
+              <w:top w:val="single" w:color="D1D5DB" w:sz="4"/>
+              <w:left w:val="single" w:color="D1D5DB" w:sz="4"/>
+              <w:bottom w:val="single" w:color="D1D5DB" w:sz="4"/>
+              <w:right w:val="single" w:color="D1D5DB" w:sz="4"/>
+            </w:tcBorders>
+            <w:tcMar>
+              <w:top w:type="dxa" w:w="80"/>
+              <w:left w:type="dxa" w:w="120"/>
+              <w:bottom w:type="dxa" w:w="80"/>
+              <w:right w:type="dxa" w:w="120"/>
+            </w:tcMar>
+          </w:tcPr>
+          <w:p>
+            <w:pPr>
+              <w:spacing w:after="30" w:line="276"/>
+            </w:pPr>
+            <w:r>
+              <w:t xml:space="preserve">봉사활동</w:t>
+            </w:r>
+          </w:p>
+          <w:p>
+            <w:pPr>
+              <w:spacing w:after="30" w:line="276"/>
+            </w:pPr>
+            <w:r>
+              <w:rPr>
+                <w:color w:val="6B7280"/>
+                <w:sz w:val="17"/>
+                <w:szCs w:val="17"/>
+              </w:rPr>
+              <w:t xml:space="preserve"> p.52~53</w:t>
+            </w:r>
+          </w:p>
+        </w:tc>
+        <w:tc>
+          <w:tcPr>
+            <w:tcW w:type="dxa" w:w="4500"/>
+            <w:tcBorders>
+              <w:top w:val="single" w:color="D1D5DB" w:sz="4"/>
+              <w:left w:val="single" w:color="D1D5DB" w:sz="4"/>
+              <w:bottom w:val="single" w:color="D1D5DB" w:sz="4"/>
+              <w:right w:val="single" w:color="D1D5DB" w:sz="4"/>
+            </w:tcBorders>
+            <w:tcMar>
+              <w:top w:type="dxa" w:w="80"/>
+              <w:left w:type="dxa" w:w="120"/>
+              <w:bottom w:type="dxa" w:w="80"/>
+              <w:right w:type="dxa" w:w="120"/>
+            </w:tcMar>
+          </w:tcPr>
+          <w:p>
+            <w:pPr>
+              <w:spacing w:after="30" w:line="276"/>
+            </w:pPr>
+            <w:r>
+              <w:t xml:space="preserve">또래 상담, 학습 멘토처럼 </w:t>
+            </w:r>
+            <w:r>
+              <w:rPr>
+                <w:b/>
+                <w:bCs/>
+              </w:rPr>
+              <w:t xml:space="preserve">자발적이고 지속적인</w:t>
+            </w:r>
+            <w:r>
+              <w:t xml:space="preserve"> 활동이 3년간 이어짐</w:t>
+            </w:r>
+          </w:p>
+        </w:tc>
+        <w:tc>
+          <w:tcPr>
+            <w:tcW w:type="dxa" w:w="3638"/>
+            <w:tcBorders>
+              <w:top w:val="single" w:color="D1D5DB" w:sz="4"/>
+              <w:left w:val="single" w:color="D1D5DB" w:sz="4"/>
+              <w:bottom w:val="single" w:color="D1D5DB" w:sz="4"/>
+              <w:right w:val="single" w:color="D1D5DB" w:sz="4"/>
+            </w:tcBorders>
+            <w:tcMar>
+              <w:top w:type="dxa" w:w="80"/>
+              <w:left w:type="dxa" w:w="120"/>
+              <w:bottom w:type="dxa" w:w="80"/>
+              <w:right w:type="dxa" w:w="120"/>
+            </w:tcMar>
+          </w:tcPr>
+          <w:p>
+            <w:pPr>
+              <w:spacing w:after="30" w:line="276"/>
+            </w:pPr>
+            <w:r>
+              <w:t xml:space="preserve">학급·전교 단위로 함께한 대청소, 교육 등만 있어 </w:t>
+            </w:r>
+            <w:r>
+              <w:rPr>
+                <w:b/>
+                <w:bCs/>
+              </w:rPr>
+              <w:t xml:space="preserve">자발적 의지가 드러나지 않음</w:t>
+            </w:r>
+          </w:p>
+        </w:tc>
+      </w:tr>
+      <w:tr>
+        <w:tc>
+          <w:tcPr>
+            <w:tcW w:type="dxa" w:w="1500"/>
+            <w:tcBorders>
+              <w:top w:val="single" w:color="D1D5DB" w:sz="4"/>
+              <w:left w:val="single" w:color="D1D5DB" w:sz="4"/>
+              <w:bottom w:val="single" w:color="D1D5DB" w:sz="4"/>
+              <w:right w:val="single" w:color="D1D5DB" w:sz="4"/>
+            </w:tcBorders>
+            <w:tcMar>
+              <w:top w:type="dxa" w:w="80"/>
+              <w:left w:type="dxa" w:w="120"/>
+              <w:bottom w:type="dxa" w:w="80"/>
+              <w:right w:type="dxa" w:w="120"/>
+            </w:tcMar>
+          </w:tcPr>
+          <w:p>
+            <w:pPr>
+              <w:spacing w:after="30" w:line="276"/>
+            </w:pPr>
+            <w:r>
+              <w:t xml:space="preserve">공통</w:t>
+            </w:r>
+          </w:p>
+          <w:p>
+            <w:pPr>
+              <w:spacing w:after="30" w:line="276"/>
+            </w:pPr>
+            <w:r>
+              <w:t xml:space="preserve">(입학사정관 의견)</w:t>
+            </w:r>
+          </w:p>
+          <w:p>
+            <w:pPr>
+              <w:spacing w:after="30" w:line="276"/>
+            </w:pPr>
+            <w:r>
+              <w:rPr>
+                <w:color w:val="6B7280"/>
+                <w:sz w:val="17"/>
+                <w:szCs w:val="17"/>
+              </w:rPr>
+              <w:t xml:space="preserve"> p.38~41</w:t>
+            </w:r>
+          </w:p>
+        </w:tc>
+        <w:tc>
+          <w:tcPr>
+            <w:tcW w:type="dxa" w:w="4500"/>
+            <w:tcBorders>
+              <w:top w:val="single" w:color="D1D5DB" w:sz="4"/>
+              <w:left w:val="single" w:color="D1D5DB" w:sz="4"/>
+              <w:bottom w:val="single" w:color="D1D5DB" w:sz="4"/>
+              <w:right w:val="single" w:color="D1D5DB" w:sz="4"/>
+            </w:tcBorders>
+            <w:tcMar>
+              <w:top w:type="dxa" w:w="80"/>
+              <w:left w:type="dxa" w:w="120"/>
+              <w:bottom w:type="dxa" w:w="80"/>
+              <w:right w:type="dxa" w:w="120"/>
+            </w:tcMar>
+          </w:tcPr>
+          <w:p>
+            <w:pPr>
+              <w:spacing w:after="30" w:line="276"/>
+            </w:pPr>
+            <w:r>
+              <w:t xml:space="preserve">특정 과목보다 </w:t>
+            </w:r>
+            <w:r>
+              <w:rPr>
+                <w:b/>
+                <w:bCs/>
+              </w:rPr>
+              <w:t xml:space="preserve">여러 과목에서 고르게</w:t>
+            </w:r>
+            <w:r>
+              <w:t xml:space="preserve"> 수업 태도·참여·지적 탐구력이 두드러지는 학생을 긍정적으로 봄</w:t>
+            </w:r>
+          </w:p>
+        </w:tc>
+        <w:tc>
+          <w:tcPr>
+            <w:tcW w:type="dxa" w:w="3638"/>
+            <w:tcBorders>
+              <w:top w:val="single" w:color="D1D5DB" w:sz="4"/>
+              <w:left w:val="single" w:color="D1D5DB" w:sz="4"/>
+              <w:bottom w:val="single" w:color="D1D5DB" w:sz="4"/>
+              <w:right w:val="single" w:color="D1D5DB" w:sz="4"/>
+            </w:tcBorders>
+            <w:tcMar>
+              <w:top w:type="dxa" w:w="80"/>
+              <w:left w:type="dxa" w:w="120"/>
+              <w:bottom w:type="dxa" w:w="80"/>
+              <w:right w:type="dxa" w:w="120"/>
+            </w:tcMar>
+          </w:tcPr>
+          <w:p>
+            <w:pPr>
+              <w:spacing w:after="30" w:line="276"/>
+            </w:pPr>
+            <w:r>
+              <w:t xml:space="preserve">넓게만 다루고 깊이가 보이지 않는 </w:t>
+            </w:r>
+            <w:r>
+              <w:rPr>
+                <w:b/>
+                <w:bCs/>
+              </w:rPr>
+              <w:t xml:space="preserve">수박 겉핥기식</w:t>
+            </w:r>
+            <w:r>
+              <w:t xml:space="preserve"> 기록</w:t>
+            </w:r>
+          </w:p>
+        </w:tc>
+      </w:tr>
+    </w:tbl>
+    <w:p>
+      <w:pPr>
+        <w:pStyle w:val="Heading2"/>
+        <w:keepNext/>
+      </w:pPr>
+      <w:r>
+        <w:t xml:space="preserve">3-3. 영역별 작성 예시: 아쉬운 예 → 좋은 예</w:t>
+      </w:r>
+    </w:p>
     <w:tbl>
       <w:tblPr>
         <w:tblW w:type="dxa" w:w="9638"/>
@@ -4180,11 +5208,11 @@
             <w:tcW w:type="dxa" w:w="9638"/>
             <w:tcBorders>
               <w:top w:val="none" w:color="FFFFFF" w:sz="0"/>
-              <w:left w:val="single" w:color="B45309" w:sz="24"/>
+              <w:left w:val="single" w:color="1F3A5F" w:sz="24"/>
               <w:bottom w:val="none" w:color="FFFFFF" w:sz="0"/>
               <w:right w:val="none" w:color="FFFFFF" w:sz="0"/>
             </w:tcBorders>
-            <w:shd w:fill="FFF7E8" w:color="auto" w:val="clear"/>
+            <w:shd w:fill="EEF4FA" w:color="auto" w:val="clear"/>
             <w:tcMar>
               <w:top w:type="dxa" w:w="140"/>
               <w:left w:type="dxa" w:w="200"/>
@@ -4192,21 +5220,6 @@
               <w:right w:type="dxa" w:w="200"/>
             </w:tcMar>
           </w:tcPr>
-          <w:p>
-            <w:pPr>
-              <w:spacing w:after="80"/>
-            </w:pPr>
-            <w:r>
-              <w:rPr>
-                <w:b/>
-                <w:bCs/>
-                <w:color w:val="B45309"/>
-                <w:sz w:val="21"/>
-                <w:szCs w:val="21"/>
-              </w:rPr>
-              <w:t xml:space="preserve">동국대 가이드북이 짚은 '아쉬운' 기록</w:t>
-            </w:r>
-          </w:p>
           <w:p>
             <w:pPr>
               <w:pStyle w:val="ListParagraph"/>
@@ -4217,25 +5230,17 @@
               <w:spacing w:after="50" w:line="288"/>
             </w:pPr>
             <w:r>
-              <w:t xml:space="preserve">학년이 올라가도 진로 </w:t>
-            </w:r>
-            <w:r>
-              <w:rPr>
-                <w:b/>
-                <w:bCs/>
-              </w:rPr>
-              <w:t xml:space="preserve">계획만 반복</w:t>
-            </w:r>
-            <w:r>
-              <w:t xml:space="preserve">되고 실제 탐구 내용과 노력 과정이 보이지 않는 진로활동 </w:t>
-            </w:r>
-            <w:r>
-              <w:rPr>
-                <w:color w:val="6B7280"/>
-                <w:sz w:val="17"/>
-                <w:szCs w:val="17"/>
-              </w:rPr>
-              <w:t xml:space="preserve"> 동국대 p.54~55</w:t>
+              <w:t xml:space="preserve">아래 예시는 이 자료를 위해 </w:t>
+            </w:r>
+            <w:r>
+              <w:rPr>
+                <w:b/>
+                <w:bCs/>
+              </w:rPr>
+              <w:t xml:space="preserve">새로 작성한 가상의 기록</w:t>
+            </w:r>
+            <w:r>
+              <w:t xml:space="preserve">으로, 실제 학생의 학생부가 아닙니다.</w:t>
             </w:r>
           </w:p>
           <w:p>
@@ -4248,17 +5253,17 @@
               <w:spacing w:after="50" w:line="288"/>
             </w:pPr>
             <w:r>
-              <w:t xml:space="preserve">과목을 왜 선택했는지 </w:t>
-            </w:r>
-            <w:r>
-              <w:rPr>
-                <w:b/>
-                <w:bCs/>
-              </w:rPr>
-              <w:t xml:space="preserve">선택 사유를 확인하기 어려운</w:t>
-            </w:r>
-            <w:r>
-              <w:t xml:space="preserve"> 교과 이수 </w:t>
+              <w:t xml:space="preserve">실제 기록은 교사가 </w:t>
+            </w:r>
+            <w:r>
+              <w:rPr>
+                <w:b/>
+                <w:bCs/>
+              </w:rPr>
+              <w:t xml:space="preserve">직접 관찰한 사실</w:t>
+            </w:r>
+            <w:r>
+              <w:t xml:space="preserve">에만 근거해야 합니다. 예시 문장을 그대로 옮겨 쓰지 마세요. </w:t>
             </w:r>
             <w:r>
               <w:rPr>
@@ -4266,7 +5271,7 @@
                 <w:sz w:val="17"/>
                 <w:szCs w:val="17"/>
               </w:rPr>
-              <w:t xml:space="preserve"> 동국대 p.58~59</w:t>
+              <w:t xml:space="preserve"> 기재요령 p.27</w:t>
             </w:r>
           </w:p>
           <w:p>
@@ -4279,22 +5284,2454 @@
               <w:spacing w:after="50" w:line="288"/>
             </w:pPr>
             <w:r>
-              <w:rPr>
-                <w:b/>
-                <w:bCs/>
-              </w:rPr>
-              <w:t xml:space="preserve">수박 겉핥기식</w:t>
-            </w:r>
-            <w:r>
-              <w:t xml:space="preserve">으로 넓게만 다루고 깊이가 보이지 않는 세특 (입학사정관 의견) </w:t>
-            </w:r>
+              <w:t xml:space="preserve">'아쉬운 예'도 규정 위반은 아닙니다. 다만 대학이 학생의 역량을 판단할 </w:t>
+            </w:r>
+            <w:r>
+              <w:rPr>
+                <w:b/>
+                <w:bCs/>
+              </w:rPr>
+              <w:t xml:space="preserve">정보가 부족한</w:t>
+            </w:r>
+            <w:r>
+              <w:t xml:space="preserve"> 기록입니다.</w:t>
+            </w:r>
+          </w:p>
+          <w:p>
+            <w:pPr>
+              <w:pStyle w:val="ListParagraph"/>
+              <w:numPr>
+                <w:ilvl w:val="0"/>
+                <w:numId w:val="2"/>
+              </w:numPr>
+              <w:spacing w:after="50" w:line="288"/>
+            </w:pPr>
+            <w:r>
+              <w:t xml:space="preserve">모든 예시 문장은 'NEIS 생기부 점검' 사이트의 기재 금지어·맞춤법·명사형 어미 점검을 통과했습니다.</w:t>
+            </w:r>
+          </w:p>
+        </w:tc>
+      </w:tr>
+    </w:tbl>
+    <w:p>
+      <w:pPr>
+        <w:spacing w:after="200"/>
+      </w:pPr>
+    </w:p>
+    <w:tbl>
+      <w:tblPr>
+        <w:tblW w:type="dxa" w:w="9638"/>
+        <w:tblBorders>
+          <w:top w:val="single" w:color="auto" w:sz="4"/>
+          <w:left w:val="single" w:color="auto" w:sz="4"/>
+          <w:bottom w:val="single" w:color="auto" w:sz="4"/>
+          <w:right w:val="single" w:color="auto" w:sz="4"/>
+          <w:insideH w:val="single" w:color="auto" w:sz="4"/>
+          <w:insideV w:val="single" w:color="auto" w:sz="4"/>
+        </w:tblBorders>
+      </w:tblPr>
+      <w:tblGrid>
+        <w:gridCol w:w="1500"/>
+        <w:gridCol w:w="8138"/>
+      </w:tblGrid>
+      <w:tr>
+        <w:trPr>
+          <w:cantSplit/>
+        </w:trPr>
+        <w:tc>
+          <w:tcPr>
+            <w:tcW w:type="dxa" w:w="9638"/>
+            <w:gridSpan w:val="2"/>
+            <w:tcBorders>
+              <w:top w:val="single" w:color="D1D5DB" w:sz="4"/>
+              <w:left w:val="single" w:color="D1D5DB" w:sz="4"/>
+              <w:bottom w:val="single" w:color="D1D5DB" w:sz="4"/>
+              <w:right w:val="single" w:color="D1D5DB" w:sz="4"/>
+            </w:tcBorders>
+            <w:shd w:fill="DCE7F3" w:color="auto" w:val="clear"/>
+            <w:tcMar>
+              <w:top w:type="dxa" w:w="100"/>
+              <w:left w:type="dxa" w:w="140"/>
+              <w:bottom w:type="dxa" w:w="100"/>
+              <w:right w:type="dxa" w:w="140"/>
+            </w:tcMar>
+          </w:tcPr>
+          <w:p>
+            <w:pPr>
+              <w:keepNext/>
+              <w:spacing w:after="40" w:line="300"/>
+            </w:pPr>
+            <w:r>
+              <w:rPr>
+                <w:b/>
+                <w:bCs/>
+                <w:color w:val="1F3A5F"/>
+                <w:sz w:val="21"/>
+                <w:szCs w:val="21"/>
+              </w:rPr>
+              <w:t xml:space="preserve">예시 1. 과목별 세부능력 및 특기사항 · 수학(확률과 통계)</w:t>
+            </w:r>
+          </w:p>
+        </w:tc>
+      </w:tr>
+      <w:tr>
+        <w:trPr>
+          <w:cantSplit/>
+        </w:trPr>
+        <w:tc>
+          <w:tcPr>
+            <w:tcW w:type="dxa" w:w="1500"/>
+            <w:tcBorders>
+              <w:top w:val="single" w:color="D1D5DB" w:sz="4"/>
+              <w:left w:val="single" w:color="D1D5DB" w:sz="4"/>
+              <w:bottom w:val="single" w:color="D1D5DB" w:sz="4"/>
+              <w:right w:val="single" w:color="D1D5DB" w:sz="4"/>
+            </w:tcBorders>
+            <w:shd w:fill="FCEDE0" w:color="auto" w:val="clear"/>
+            <w:tcMar>
+              <w:top w:type="dxa" w:w="100"/>
+              <w:left w:type="dxa" w:w="140"/>
+              <w:bottom w:type="dxa" w:w="100"/>
+              <w:right w:type="dxa" w:w="140"/>
+            </w:tcMar>
+          </w:tcPr>
+          <w:p>
+            <w:pPr>
+              <w:keepNext/>
+              <w:spacing w:after="40" w:line="300"/>
+            </w:pPr>
+            <w:r>
+              <w:rPr>
+                <w:b/>
+                <w:bCs/>
+                <w:color w:val="B45309"/>
+              </w:rPr>
+              <w:t xml:space="preserve">아쉬운 예</w:t>
+            </w:r>
+          </w:p>
+        </w:tc>
+        <w:tc>
+          <w:tcPr>
+            <w:tcW w:type="dxa" w:w="8138"/>
+            <w:tcBorders>
+              <w:top w:val="single" w:color="D1D5DB" w:sz="4"/>
+              <w:left w:val="single" w:color="D1D5DB" w:sz="4"/>
+              <w:bottom w:val="single" w:color="D1D5DB" w:sz="4"/>
+              <w:right w:val="single" w:color="D1D5DB" w:sz="4"/>
+            </w:tcBorders>
+            <w:shd w:fill="FFFBF5" w:color="auto" w:val="clear"/>
+            <w:tcMar>
+              <w:top w:type="dxa" w:w="100"/>
+              <w:left w:type="dxa" w:w="140"/>
+              <w:bottom w:type="dxa" w:w="100"/>
+              <w:right w:type="dxa" w:w="140"/>
+            </w:tcMar>
+          </w:tcPr>
+          <w:p>
+            <w:pPr>
+              <w:keepNext/>
+              <w:spacing w:after="40" w:line="300"/>
+            </w:pPr>
+            <w:r>
+              <w:rPr>
+                <w:color w:val="4B5563"/>
+              </w:rPr>
+              <w:t xml:space="preserve">확률 단원 수업에 성실하게 참여함. 조건부확률의 개념을 이해하고 관련 문제를 정확하게 해결함. 모둠 활동에 적극적으로 참여하고 발표를 잘함.</w:t>
+            </w:r>
+          </w:p>
+        </w:tc>
+      </w:tr>
+      <w:tr>
+        <w:trPr>
+          <w:cantSplit/>
+        </w:trPr>
+        <w:tc>
+          <w:tcPr>
+            <w:tcW w:type="dxa" w:w="1500"/>
+            <w:tcBorders>
+              <w:top w:val="single" w:color="D1D5DB" w:sz="4"/>
+              <w:left w:val="single" w:color="D1D5DB" w:sz="4"/>
+              <w:bottom w:val="single" w:color="D1D5DB" w:sz="4"/>
+              <w:right w:val="single" w:color="D1D5DB" w:sz="4"/>
+            </w:tcBorders>
+            <w:shd w:fill="DDF1EE" w:color="auto" w:val="clear"/>
+            <w:tcMar>
+              <w:top w:type="dxa" w:w="100"/>
+              <w:left w:type="dxa" w:w="140"/>
+              <w:bottom w:type="dxa" w:w="100"/>
+              <w:right w:type="dxa" w:w="140"/>
+            </w:tcMar>
+          </w:tcPr>
+          <w:p>
+            <w:pPr>
+              <w:keepNext/>
+              <w:spacing w:after="40" w:line="300"/>
+            </w:pPr>
+            <w:r>
+              <w:rPr>
+                <w:b/>
+                <w:bCs/>
+                <w:color w:val="0F766E"/>
+              </w:rPr>
+              <w:t xml:space="preserve">좋은 예</w:t>
+            </w:r>
+          </w:p>
+        </w:tc>
+        <w:tc>
+          <w:tcPr>
+            <w:tcW w:type="dxa" w:w="8138"/>
+            <w:tcBorders>
+              <w:top w:val="single" w:color="D1D5DB" w:sz="4"/>
+              <w:left w:val="single" w:color="D1D5DB" w:sz="4"/>
+              <w:bottom w:val="single" w:color="D1D5DB" w:sz="4"/>
+              <w:right w:val="single" w:color="D1D5DB" w:sz="4"/>
+            </w:tcBorders>
+            <w:shd w:fill="F5FBFA" w:color="auto" w:val="clear"/>
+            <w:tcMar>
+              <w:top w:type="dxa" w:w="100"/>
+              <w:left w:type="dxa" w:w="140"/>
+              <w:bottom w:type="dxa" w:w="100"/>
+              <w:right w:type="dxa" w:w="140"/>
+            </w:tcMar>
+          </w:tcPr>
+          <w:p>
+            <w:pPr>
+              <w:keepNext/>
+              <w:spacing w:after="40" w:line="300"/>
+            </w:pPr>
+            <w:r>
+              <w:t xml:space="preserve">조건부확률을 학습한 뒤 질병 진단 결과에서 양성 판정이 실제 감염을 뜻하는지 의문을 품고, 유병률에 따라 판정 결과의 의미가 달라짐을 표와 수형도로 정리하여 설명함. 처음에는 두 사건의 조건을 혼동하였으나 교사의 조언을 바탕으로 표본공간을 다시 나누어 풀이를 수정하는 과정에서 개념을 정확히 이해함. 모둠 발표에서 친구들이 어려워한 부분을 구체적인 수치 예시로 다시 설명하여 이해를 도움.</w:t>
+            </w:r>
+          </w:p>
+        </w:tc>
+      </w:tr>
+      <w:tr>
+        <w:trPr>
+          <w:cantSplit/>
+        </w:trPr>
+        <w:tc>
+          <w:tcPr>
+            <w:tcW w:type="dxa" w:w="1500"/>
+            <w:tcBorders>
+              <w:top w:val="single" w:color="D1D5DB" w:sz="4"/>
+              <w:left w:val="single" w:color="D1D5DB" w:sz="4"/>
+              <w:bottom w:val="single" w:color="D1D5DB" w:sz="4"/>
+              <w:right w:val="single" w:color="D1D5DB" w:sz="4"/>
+            </w:tcBorders>
+            <w:shd w:fill="EEF2F7" w:color="auto" w:val="clear"/>
+            <w:tcMar>
+              <w:top w:type="dxa" w:w="100"/>
+              <w:left w:type="dxa" w:w="140"/>
+              <w:bottom w:type="dxa" w:w="100"/>
+              <w:right w:type="dxa" w:w="140"/>
+            </w:tcMar>
+          </w:tcPr>
+          <w:p>
+            <w:pPr>
+              <w:keepNext w:val="false"/>
+              <w:spacing w:after="40" w:line="300"/>
+            </w:pPr>
+            <w:r>
+              <w:rPr>
+                <w:b/>
+                <w:bCs/>
+                <w:color w:val="1F3A5F"/>
+              </w:rPr>
+              <w:t xml:space="preserve">포인트</w:t>
+            </w:r>
+          </w:p>
+        </w:tc>
+        <w:tc>
+          <w:tcPr>
+            <w:tcW w:type="dxa" w:w="8138"/>
+            <w:tcBorders>
+              <w:top w:val="single" w:color="D1D5DB" w:sz="4"/>
+              <w:left w:val="single" w:color="D1D5DB" w:sz="4"/>
+              <w:bottom w:val="single" w:color="D1D5DB" w:sz="4"/>
+              <w:right w:val="single" w:color="D1D5DB" w:sz="4"/>
+            </w:tcBorders>
+            <w:tcMar>
+              <w:top w:type="dxa" w:w="100"/>
+              <w:left w:type="dxa" w:w="140"/>
+              <w:bottom w:type="dxa" w:w="100"/>
+              <w:right w:type="dxa" w:w="140"/>
+            </w:tcMar>
+          </w:tcPr>
+          <w:p>
+            <w:pPr>
+              <w:pStyle w:val="ListParagraph"/>
+              <w:keepNext/>
+              <w:numPr>
+                <w:ilvl w:val="0"/>
+                <w:numId w:val="2"/>
+              </w:numPr>
+              <w:spacing w:after="30" w:line="288"/>
+            </w:pPr>
+            <w:r>
+              <w:t xml:space="preserve">수업에서 배운 개념이 탐구의 출발점이고, 끝까지 그 과목의 개념이 중심에 있음</w:t>
+            </w:r>
+          </w:p>
+          <w:p>
+            <w:pPr>
+              <w:pStyle w:val="ListParagraph"/>
+              <w:keepNext/>
+              <w:numPr>
+                <w:ilvl w:val="0"/>
+                <w:numId w:val="2"/>
+              </w:numPr>
+              <w:spacing w:after="30" w:line="288"/>
+            </w:pPr>
+            <w:r>
+              <w:t xml:space="preserve">오개념을 바로잡은 과정이 드러나 성장과 학업태도를 보여 줌</w:t>
+            </w:r>
+          </w:p>
+          <w:p>
+            <w:pPr>
+              <w:pStyle w:val="ListParagraph"/>
+              <w:keepNext/>
+              <w:numPr>
+                <w:ilvl w:val="0"/>
+                <w:numId w:val="2"/>
+              </w:numPr>
+              <w:spacing w:after="30" w:line="288"/>
+            </w:pPr>
+            <w:r>
+              <w:t xml:space="preserve">모둠에서 설명한 장면으로 협업과 소통 능력까지 함께 확인됨</w:t>
+            </w:r>
+          </w:p>
+          <w:p>
+            <w:pPr>
+              <w:keepNext w:val="false"/>
+              <w:spacing w:after="0"/>
+            </w:pPr>
             <w:r>
               <w:rPr>
                 <w:color w:val="6B7280"/>
                 <w:sz w:val="17"/>
                 <w:szCs w:val="17"/>
               </w:rPr>
-              <w:t xml:space="preserve"> 동국대 p.40~41</w:t>
+              <w:t xml:space="preserve"> 서울대 p.20 · 동국대 p.58~61</w:t>
+            </w:r>
+          </w:p>
+        </w:tc>
+      </w:tr>
+    </w:tbl>
+    <w:p>
+      <w:pPr>
+        <w:spacing w:after="220"/>
+      </w:pPr>
+    </w:p>
+    <w:tbl>
+      <w:tblPr>
+        <w:tblW w:type="dxa" w:w="9638"/>
+        <w:tblBorders>
+          <w:top w:val="single" w:color="auto" w:sz="4"/>
+          <w:left w:val="single" w:color="auto" w:sz="4"/>
+          <w:bottom w:val="single" w:color="auto" w:sz="4"/>
+          <w:right w:val="single" w:color="auto" w:sz="4"/>
+          <w:insideH w:val="single" w:color="auto" w:sz="4"/>
+          <w:insideV w:val="single" w:color="auto" w:sz="4"/>
+        </w:tblBorders>
+      </w:tblPr>
+      <w:tblGrid>
+        <w:gridCol w:w="1500"/>
+        <w:gridCol w:w="8138"/>
+      </w:tblGrid>
+      <w:tr>
+        <w:trPr>
+          <w:cantSplit/>
+        </w:trPr>
+        <w:tc>
+          <w:tcPr>
+            <w:tcW w:type="dxa" w:w="9638"/>
+            <w:gridSpan w:val="2"/>
+            <w:tcBorders>
+              <w:top w:val="single" w:color="D1D5DB" w:sz="4"/>
+              <w:left w:val="single" w:color="D1D5DB" w:sz="4"/>
+              <w:bottom w:val="single" w:color="D1D5DB" w:sz="4"/>
+              <w:right w:val="single" w:color="D1D5DB" w:sz="4"/>
+            </w:tcBorders>
+            <w:shd w:fill="DCE7F3" w:color="auto" w:val="clear"/>
+            <w:tcMar>
+              <w:top w:type="dxa" w:w="100"/>
+              <w:left w:type="dxa" w:w="140"/>
+              <w:bottom w:type="dxa" w:w="100"/>
+              <w:right w:type="dxa" w:w="140"/>
+            </w:tcMar>
+          </w:tcPr>
+          <w:p>
+            <w:pPr>
+              <w:keepNext/>
+              <w:spacing w:after="40" w:line="300"/>
+            </w:pPr>
+            <w:r>
+              <w:rPr>
+                <w:b/>
+                <w:bCs/>
+                <w:color w:val="1F3A5F"/>
+                <w:sz w:val="21"/>
+                <w:szCs w:val="21"/>
+              </w:rPr>
+              <w:t xml:space="preserve">예시 2. 과목별 세부능력 및 특기사항 · 국어(문학)</w:t>
+            </w:r>
+          </w:p>
+        </w:tc>
+      </w:tr>
+      <w:tr>
+        <w:trPr>
+          <w:cantSplit/>
+        </w:trPr>
+        <w:tc>
+          <w:tcPr>
+            <w:tcW w:type="dxa" w:w="1500"/>
+            <w:tcBorders>
+              <w:top w:val="single" w:color="D1D5DB" w:sz="4"/>
+              <w:left w:val="single" w:color="D1D5DB" w:sz="4"/>
+              <w:bottom w:val="single" w:color="D1D5DB" w:sz="4"/>
+              <w:right w:val="single" w:color="D1D5DB" w:sz="4"/>
+            </w:tcBorders>
+            <w:shd w:fill="FCEDE0" w:color="auto" w:val="clear"/>
+            <w:tcMar>
+              <w:top w:type="dxa" w:w="100"/>
+              <w:left w:type="dxa" w:w="140"/>
+              <w:bottom w:type="dxa" w:w="100"/>
+              <w:right w:type="dxa" w:w="140"/>
+            </w:tcMar>
+          </w:tcPr>
+          <w:p>
+            <w:pPr>
+              <w:keepNext/>
+              <w:spacing w:after="40" w:line="300"/>
+            </w:pPr>
+            <w:r>
+              <w:rPr>
+                <w:b/>
+                <w:bCs/>
+                <w:color w:val="B45309"/>
+              </w:rPr>
+              <w:t xml:space="preserve">아쉬운 예</w:t>
+            </w:r>
+          </w:p>
+        </w:tc>
+        <w:tc>
+          <w:tcPr>
+            <w:tcW w:type="dxa" w:w="8138"/>
+            <w:tcBorders>
+              <w:top w:val="single" w:color="D1D5DB" w:sz="4"/>
+              <w:left w:val="single" w:color="D1D5DB" w:sz="4"/>
+              <w:bottom w:val="single" w:color="D1D5DB" w:sz="4"/>
+              <w:right w:val="single" w:color="D1D5DB" w:sz="4"/>
+            </w:tcBorders>
+            <w:shd w:fill="FFFBF5" w:color="auto" w:val="clear"/>
+            <w:tcMar>
+              <w:top w:type="dxa" w:w="100"/>
+              <w:left w:type="dxa" w:w="140"/>
+              <w:bottom w:type="dxa" w:w="100"/>
+              <w:right w:type="dxa" w:w="140"/>
+            </w:tcMar>
+          </w:tcPr>
+          <w:p>
+            <w:pPr>
+              <w:keepNext/>
+              <w:spacing w:after="40" w:line="300"/>
+            </w:pPr>
+            <w:r>
+              <w:rPr>
+                <w:color w:val="4B5563"/>
+              </w:rPr>
+              <w:t xml:space="preserve">현대 소설 단원에서 작품을 읽고 감상문을 작성함. 작품의 주제를 잘 파악하며 발표 태도가 우수함. 희망 진로와 관련된 책을 찾아 읽으며 진로에 대한 관심을 보임.</w:t>
+            </w:r>
+          </w:p>
+        </w:tc>
+      </w:tr>
+      <w:tr>
+        <w:trPr>
+          <w:cantSplit/>
+        </w:trPr>
+        <w:tc>
+          <w:tcPr>
+            <w:tcW w:type="dxa" w:w="1500"/>
+            <w:tcBorders>
+              <w:top w:val="single" w:color="D1D5DB" w:sz="4"/>
+              <w:left w:val="single" w:color="D1D5DB" w:sz="4"/>
+              <w:bottom w:val="single" w:color="D1D5DB" w:sz="4"/>
+              <w:right w:val="single" w:color="D1D5DB" w:sz="4"/>
+            </w:tcBorders>
+            <w:shd w:fill="DDF1EE" w:color="auto" w:val="clear"/>
+            <w:tcMar>
+              <w:top w:type="dxa" w:w="100"/>
+              <w:left w:type="dxa" w:w="140"/>
+              <w:bottom w:type="dxa" w:w="100"/>
+              <w:right w:type="dxa" w:w="140"/>
+            </w:tcMar>
+          </w:tcPr>
+          <w:p>
+            <w:pPr>
+              <w:keepNext/>
+              <w:spacing w:after="40" w:line="300"/>
+            </w:pPr>
+            <w:r>
+              <w:rPr>
+                <w:b/>
+                <w:bCs/>
+                <w:color w:val="0F766E"/>
+              </w:rPr>
+              <w:t xml:space="preserve">좋은 예</w:t>
+            </w:r>
+          </w:p>
+        </w:tc>
+        <w:tc>
+          <w:tcPr>
+            <w:tcW w:type="dxa" w:w="8138"/>
+            <w:tcBorders>
+              <w:top w:val="single" w:color="D1D5DB" w:sz="4"/>
+              <w:left w:val="single" w:color="D1D5DB" w:sz="4"/>
+              <w:bottom w:val="single" w:color="D1D5DB" w:sz="4"/>
+              <w:right w:val="single" w:color="D1D5DB" w:sz="4"/>
+            </w:tcBorders>
+            <w:shd w:fill="F5FBFA" w:color="auto" w:val="clear"/>
+            <w:tcMar>
+              <w:top w:type="dxa" w:w="100"/>
+              <w:left w:type="dxa" w:w="140"/>
+              <w:bottom w:type="dxa" w:w="100"/>
+              <w:right w:type="dxa" w:w="140"/>
+            </w:tcMar>
+          </w:tcPr>
+          <w:p>
+            <w:pPr>
+              <w:keepNext/>
+              <w:spacing w:after="40" w:line="300"/>
+            </w:pPr>
+            <w:r>
+              <w:t xml:space="preserve">현대 소설 단원에서 서술자의 위치가 독자의 인물 판단에 미치는 영향을 탐구 주제로 정하고, 같은 장면을 일인칭과 삼인칭 시점으로 바꾸어 써 보며 시점에 따라 인물과의 거리감이 달라짐을 분석함. 친구들이 다시 쓴 글을 비교하는 토론을 이끌며 판단의 근거가 된 문장을 함께 찾도록 제안함. 작품 속 소외된 인물의 처지를 오늘날의 돌봄 문제와 연결하여 자신의 관점을 논리적으로 서술함.</w:t>
+            </w:r>
+          </w:p>
+        </w:tc>
+      </w:tr>
+      <w:tr>
+        <w:trPr>
+          <w:cantSplit/>
+        </w:trPr>
+        <w:tc>
+          <w:tcPr>
+            <w:tcW w:type="dxa" w:w="1500"/>
+            <w:tcBorders>
+              <w:top w:val="single" w:color="D1D5DB" w:sz="4"/>
+              <w:left w:val="single" w:color="D1D5DB" w:sz="4"/>
+              <w:bottom w:val="single" w:color="D1D5DB" w:sz="4"/>
+              <w:right w:val="single" w:color="D1D5DB" w:sz="4"/>
+            </w:tcBorders>
+            <w:shd w:fill="EEF2F7" w:color="auto" w:val="clear"/>
+            <w:tcMar>
+              <w:top w:type="dxa" w:w="100"/>
+              <w:left w:type="dxa" w:w="140"/>
+              <w:bottom w:type="dxa" w:w="100"/>
+              <w:right w:type="dxa" w:w="140"/>
+            </w:tcMar>
+          </w:tcPr>
+          <w:p>
+            <w:pPr>
+              <w:keepNext w:val="false"/>
+              <w:spacing w:after="40" w:line="300"/>
+            </w:pPr>
+            <w:r>
+              <w:rPr>
+                <w:b/>
+                <w:bCs/>
+                <w:color w:val="1F3A5F"/>
+              </w:rPr>
+              <w:t xml:space="preserve">포인트</w:t>
+            </w:r>
+          </w:p>
+        </w:tc>
+        <w:tc>
+          <w:tcPr>
+            <w:tcW w:type="dxa" w:w="8138"/>
+            <w:tcBorders>
+              <w:top w:val="single" w:color="D1D5DB" w:sz="4"/>
+              <w:left w:val="single" w:color="D1D5DB" w:sz="4"/>
+              <w:bottom w:val="single" w:color="D1D5DB" w:sz="4"/>
+              <w:right w:val="single" w:color="D1D5DB" w:sz="4"/>
+            </w:tcBorders>
+            <w:tcMar>
+              <w:top w:type="dxa" w:w="100"/>
+              <w:left w:type="dxa" w:w="140"/>
+              <w:bottom w:type="dxa" w:w="100"/>
+              <w:right w:type="dxa" w:w="140"/>
+            </w:tcMar>
+          </w:tcPr>
+          <w:p>
+            <w:pPr>
+              <w:pStyle w:val="ListParagraph"/>
+              <w:keepNext/>
+              <w:numPr>
+                <w:ilvl w:val="0"/>
+                <w:numId w:val="2"/>
+              </w:numPr>
+              <w:spacing w:after="30" w:line="288"/>
+            </w:pPr>
+            <w:r>
+              <w:t xml:space="preserve">진로 관심을 앞세우지 않고 과목 핵심 개념(시점)을 깊이 다룸</w:t>
+            </w:r>
+          </w:p>
+          <w:p>
+            <w:pPr>
+              <w:pStyle w:val="ListParagraph"/>
+              <w:keepNext/>
+              <w:numPr>
+                <w:ilvl w:val="0"/>
+                <w:numId w:val="2"/>
+              </w:numPr>
+              <w:spacing w:after="30" w:line="288"/>
+            </w:pPr>
+            <w:r>
+              <w:t xml:space="preserve">다시 쓰기와 비교 토론처럼 학생이 직접 수행한 탐구 방법이 구체적임</w:t>
+            </w:r>
+          </w:p>
+          <w:p>
+            <w:pPr>
+              <w:pStyle w:val="ListParagraph"/>
+              <w:keepNext/>
+              <w:numPr>
+                <w:ilvl w:val="0"/>
+                <w:numId w:val="2"/>
+              </w:numPr>
+              <w:spacing w:after="30" w:line="288"/>
+            </w:pPr>
+            <w:r>
+              <w:t xml:space="preserve">사회 문제와의 연결이 과목 학습에서 자연스럽게 확장됨</w:t>
+            </w:r>
+          </w:p>
+          <w:p>
+            <w:pPr>
+              <w:keepNext w:val="false"/>
+              <w:spacing w:after="0"/>
+            </w:pPr>
+            <w:r>
+              <w:rPr>
+                <w:color w:val="6B7280"/>
+                <w:sz w:val="17"/>
+                <w:szCs w:val="17"/>
+              </w:rPr>
+              <w:t xml:space="preserve"> 동국대 p.58~61</w:t>
+            </w:r>
+          </w:p>
+        </w:tc>
+      </w:tr>
+    </w:tbl>
+    <w:p>
+      <w:pPr>
+        <w:spacing w:after="220"/>
+      </w:pPr>
+    </w:p>
+    <w:tbl>
+      <w:tblPr>
+        <w:tblW w:type="dxa" w:w="9638"/>
+        <w:tblBorders>
+          <w:top w:val="single" w:color="auto" w:sz="4"/>
+          <w:left w:val="single" w:color="auto" w:sz="4"/>
+          <w:bottom w:val="single" w:color="auto" w:sz="4"/>
+          <w:right w:val="single" w:color="auto" w:sz="4"/>
+          <w:insideH w:val="single" w:color="auto" w:sz="4"/>
+          <w:insideV w:val="single" w:color="auto" w:sz="4"/>
+        </w:tblBorders>
+      </w:tblPr>
+      <w:tblGrid>
+        <w:gridCol w:w="1500"/>
+        <w:gridCol w:w="8138"/>
+      </w:tblGrid>
+      <w:tr>
+        <w:trPr>
+          <w:cantSplit/>
+        </w:trPr>
+        <w:tc>
+          <w:tcPr>
+            <w:tcW w:type="dxa" w:w="9638"/>
+            <w:gridSpan w:val="2"/>
+            <w:tcBorders>
+              <w:top w:val="single" w:color="D1D5DB" w:sz="4"/>
+              <w:left w:val="single" w:color="D1D5DB" w:sz="4"/>
+              <w:bottom w:val="single" w:color="D1D5DB" w:sz="4"/>
+              <w:right w:val="single" w:color="D1D5DB" w:sz="4"/>
+            </w:tcBorders>
+            <w:shd w:fill="DCE7F3" w:color="auto" w:val="clear"/>
+            <w:tcMar>
+              <w:top w:type="dxa" w:w="100"/>
+              <w:left w:type="dxa" w:w="140"/>
+              <w:bottom w:type="dxa" w:w="100"/>
+              <w:right w:type="dxa" w:w="140"/>
+            </w:tcMar>
+          </w:tcPr>
+          <w:p>
+            <w:pPr>
+              <w:keepNext/>
+              <w:spacing w:after="40" w:line="300"/>
+            </w:pPr>
+            <w:r>
+              <w:rPr>
+                <w:b/>
+                <w:bCs/>
+                <w:color w:val="1F3A5F"/>
+                <w:sz w:val="21"/>
+                <w:szCs w:val="21"/>
+              </w:rPr>
+              <w:t xml:space="preserve">예시 3. 과목별 세부능력 및 특기사항 · 과학(화학)</w:t>
+            </w:r>
+          </w:p>
+        </w:tc>
+      </w:tr>
+      <w:tr>
+        <w:trPr>
+          <w:cantSplit/>
+        </w:trPr>
+        <w:tc>
+          <w:tcPr>
+            <w:tcW w:type="dxa" w:w="1500"/>
+            <w:tcBorders>
+              <w:top w:val="single" w:color="D1D5DB" w:sz="4"/>
+              <w:left w:val="single" w:color="D1D5DB" w:sz="4"/>
+              <w:bottom w:val="single" w:color="D1D5DB" w:sz="4"/>
+              <w:right w:val="single" w:color="D1D5DB" w:sz="4"/>
+            </w:tcBorders>
+            <w:shd w:fill="FCEDE0" w:color="auto" w:val="clear"/>
+            <w:tcMar>
+              <w:top w:type="dxa" w:w="100"/>
+              <w:left w:type="dxa" w:w="140"/>
+              <w:bottom w:type="dxa" w:w="100"/>
+              <w:right w:type="dxa" w:w="140"/>
+            </w:tcMar>
+          </w:tcPr>
+          <w:p>
+            <w:pPr>
+              <w:keepNext/>
+              <w:spacing w:after="40" w:line="300"/>
+            </w:pPr>
+            <w:r>
+              <w:rPr>
+                <w:b/>
+                <w:bCs/>
+                <w:color w:val="B45309"/>
+              </w:rPr>
+              <w:t xml:space="preserve">아쉬운 예</w:t>
+            </w:r>
+          </w:p>
+        </w:tc>
+        <w:tc>
+          <w:tcPr>
+            <w:tcW w:type="dxa" w:w="8138"/>
+            <w:tcBorders>
+              <w:top w:val="single" w:color="D1D5DB" w:sz="4"/>
+              <w:left w:val="single" w:color="D1D5DB" w:sz="4"/>
+              <w:bottom w:val="single" w:color="D1D5DB" w:sz="4"/>
+              <w:right w:val="single" w:color="D1D5DB" w:sz="4"/>
+            </w:tcBorders>
+            <w:shd w:fill="FFFBF5" w:color="auto" w:val="clear"/>
+            <w:tcMar>
+              <w:top w:type="dxa" w:w="100"/>
+              <w:left w:type="dxa" w:w="140"/>
+              <w:bottom w:type="dxa" w:w="100"/>
+              <w:right w:type="dxa" w:w="140"/>
+            </w:tcMar>
+          </w:tcPr>
+          <w:p>
+            <w:pPr>
+              <w:keepNext/>
+              <w:spacing w:after="40" w:line="300"/>
+            </w:pPr>
+            <w:r>
+              <w:rPr>
+                <w:color w:val="4B5563"/>
+              </w:rPr>
+              <w:t xml:space="preserve">산과 염기 단원에서 중화 반응 실험에 참여하여 실험 보고서를 성실하게 제출함. 화학 분야에 관심이 많아 관련 영상을 찾아보며 진로를 탐색함.</w:t>
+            </w:r>
+          </w:p>
+        </w:tc>
+      </w:tr>
+      <w:tr>
+        <w:trPr>
+          <w:cantSplit/>
+        </w:trPr>
+        <w:tc>
+          <w:tcPr>
+            <w:tcW w:type="dxa" w:w="1500"/>
+            <w:tcBorders>
+              <w:top w:val="single" w:color="D1D5DB" w:sz="4"/>
+              <w:left w:val="single" w:color="D1D5DB" w:sz="4"/>
+              <w:bottom w:val="single" w:color="D1D5DB" w:sz="4"/>
+              <w:right w:val="single" w:color="D1D5DB" w:sz="4"/>
+            </w:tcBorders>
+            <w:shd w:fill="DDF1EE" w:color="auto" w:val="clear"/>
+            <w:tcMar>
+              <w:top w:type="dxa" w:w="100"/>
+              <w:left w:type="dxa" w:w="140"/>
+              <w:bottom w:type="dxa" w:w="100"/>
+              <w:right w:type="dxa" w:w="140"/>
+            </w:tcMar>
+          </w:tcPr>
+          <w:p>
+            <w:pPr>
+              <w:keepNext/>
+              <w:spacing w:after="40" w:line="300"/>
+            </w:pPr>
+            <w:r>
+              <w:rPr>
+                <w:b/>
+                <w:bCs/>
+                <w:color w:val="0F766E"/>
+              </w:rPr>
+              <w:t xml:space="preserve">좋은 예</w:t>
+            </w:r>
+          </w:p>
+        </w:tc>
+        <w:tc>
+          <w:tcPr>
+            <w:tcW w:type="dxa" w:w="8138"/>
+            <w:tcBorders>
+              <w:top w:val="single" w:color="D1D5DB" w:sz="4"/>
+              <w:left w:val="single" w:color="D1D5DB" w:sz="4"/>
+              <w:bottom w:val="single" w:color="D1D5DB" w:sz="4"/>
+              <w:right w:val="single" w:color="D1D5DB" w:sz="4"/>
+            </w:tcBorders>
+            <w:shd w:fill="F5FBFA" w:color="auto" w:val="clear"/>
+            <w:tcMar>
+              <w:top w:type="dxa" w:w="100"/>
+              <w:left w:type="dxa" w:w="140"/>
+              <w:bottom w:type="dxa" w:w="100"/>
+              <w:right w:type="dxa" w:w="140"/>
+            </w:tcMar>
+          </w:tcPr>
+          <w:p>
+            <w:pPr>
+              <w:keepNext/>
+              <w:spacing w:after="40" w:line="300"/>
+            </w:pPr>
+            <w:r>
+              <w:t xml:space="preserve">중화 반응 실험에서 지시약의 색이 변한 시점과 계산한 중화점이 다르게 나타나자, 표준 용액 농도의 오차와 적정 속도를 원인으로 추정하고 이를 확인하기 위한 재실험을 설계함. 적정 속도를 늦추었을 때 오차가 줄어드는 결과를 그래프로 정리하고, 측정 오차를 줄이기 위한 절차를 모둠원과 공유함. 결과를 해석할 때 근거를 수치로 제시하는 태도가 돋보임.</w:t>
+            </w:r>
+          </w:p>
+        </w:tc>
+      </w:tr>
+      <w:tr>
+        <w:trPr>
+          <w:cantSplit/>
+        </w:trPr>
+        <w:tc>
+          <w:tcPr>
+            <w:tcW w:type="dxa" w:w="1500"/>
+            <w:tcBorders>
+              <w:top w:val="single" w:color="D1D5DB" w:sz="4"/>
+              <w:left w:val="single" w:color="D1D5DB" w:sz="4"/>
+              <w:bottom w:val="single" w:color="D1D5DB" w:sz="4"/>
+              <w:right w:val="single" w:color="D1D5DB" w:sz="4"/>
+            </w:tcBorders>
+            <w:shd w:fill="EEF2F7" w:color="auto" w:val="clear"/>
+            <w:tcMar>
+              <w:top w:type="dxa" w:w="100"/>
+              <w:left w:type="dxa" w:w="140"/>
+              <w:bottom w:type="dxa" w:w="100"/>
+              <w:right w:type="dxa" w:w="140"/>
+            </w:tcMar>
+          </w:tcPr>
+          <w:p>
+            <w:pPr>
+              <w:keepNext w:val="false"/>
+              <w:spacing w:after="40" w:line="300"/>
+            </w:pPr>
+            <w:r>
+              <w:rPr>
+                <w:b/>
+                <w:bCs/>
+                <w:color w:val="1F3A5F"/>
+              </w:rPr>
+              <w:t xml:space="preserve">포인트</w:t>
+            </w:r>
+          </w:p>
+        </w:tc>
+        <w:tc>
+          <w:tcPr>
+            <w:tcW w:type="dxa" w:w="8138"/>
+            <w:tcBorders>
+              <w:top w:val="single" w:color="D1D5DB" w:sz="4"/>
+              <w:left w:val="single" w:color="D1D5DB" w:sz="4"/>
+              <w:bottom w:val="single" w:color="D1D5DB" w:sz="4"/>
+              <w:right w:val="single" w:color="D1D5DB" w:sz="4"/>
+            </w:tcBorders>
+            <w:tcMar>
+              <w:top w:type="dxa" w:w="100"/>
+              <w:left w:type="dxa" w:w="140"/>
+              <w:bottom w:type="dxa" w:w="100"/>
+              <w:right w:type="dxa" w:w="140"/>
+            </w:tcMar>
+          </w:tcPr>
+          <w:p>
+            <w:pPr>
+              <w:pStyle w:val="ListParagraph"/>
+              <w:keepNext/>
+              <w:numPr>
+                <w:ilvl w:val="0"/>
+                <w:numId w:val="2"/>
+              </w:numPr>
+              <w:spacing w:after="30" w:line="288"/>
+            </w:pPr>
+            <w:r>
+              <w:t xml:space="preserve">예상과 다른 결과를 그냥 넘기지 않고 변인을 세워 다시 확인한 탐구 과정</w:t>
+            </w:r>
+          </w:p>
+          <w:p>
+            <w:pPr>
+              <w:pStyle w:val="ListParagraph"/>
+              <w:keepNext/>
+              <w:numPr>
+                <w:ilvl w:val="0"/>
+                <w:numId w:val="2"/>
+              </w:numPr>
+              <w:spacing w:after="30" w:line="288"/>
+            </w:pPr>
+            <w:r>
+              <w:t xml:space="preserve">실험 설계 능력처럼 성적만으로는 보이지 않는 우수성이 드러남</w:t>
+            </w:r>
+          </w:p>
+          <w:p>
+            <w:pPr>
+              <w:pStyle w:val="ListParagraph"/>
+              <w:keepNext/>
+              <w:numPr>
+                <w:ilvl w:val="0"/>
+                <w:numId w:val="2"/>
+              </w:numPr>
+              <w:spacing w:after="30" w:line="288"/>
+            </w:pPr>
+            <w:r>
+              <w:t xml:space="preserve">결과를 모둠과 공유한 장면으로 공동체 기여가 함께 보임</w:t>
+            </w:r>
+          </w:p>
+          <w:p>
+            <w:pPr>
+              <w:keepNext w:val="false"/>
+              <w:spacing w:after="0"/>
+            </w:pPr>
+            <w:r>
+              <w:rPr>
+                <w:color w:val="6B7280"/>
+                <w:sz w:val="17"/>
+                <w:szCs w:val="17"/>
+              </w:rPr>
+              <w:t xml:space="preserve"> 서울대 p.20 · 5개 대학 공동연구 '탐구력'</w:t>
+            </w:r>
+          </w:p>
+        </w:tc>
+      </w:tr>
+    </w:tbl>
+    <w:p>
+      <w:pPr>
+        <w:spacing w:after="220"/>
+      </w:pPr>
+    </w:p>
+    <w:tbl>
+      <w:tblPr>
+        <w:tblW w:type="dxa" w:w="9638"/>
+        <w:tblBorders>
+          <w:top w:val="single" w:color="auto" w:sz="4"/>
+          <w:left w:val="single" w:color="auto" w:sz="4"/>
+          <w:bottom w:val="single" w:color="auto" w:sz="4"/>
+          <w:right w:val="single" w:color="auto" w:sz="4"/>
+          <w:insideH w:val="single" w:color="auto" w:sz="4"/>
+          <w:insideV w:val="single" w:color="auto" w:sz="4"/>
+        </w:tblBorders>
+      </w:tblPr>
+      <w:tblGrid>
+        <w:gridCol w:w="1500"/>
+        <w:gridCol w:w="8138"/>
+      </w:tblGrid>
+      <w:tr>
+        <w:trPr>
+          <w:cantSplit/>
+        </w:trPr>
+        <w:tc>
+          <w:tcPr>
+            <w:tcW w:type="dxa" w:w="9638"/>
+            <w:gridSpan w:val="2"/>
+            <w:tcBorders>
+              <w:top w:val="single" w:color="D1D5DB" w:sz="4"/>
+              <w:left w:val="single" w:color="D1D5DB" w:sz="4"/>
+              <w:bottom w:val="single" w:color="D1D5DB" w:sz="4"/>
+              <w:right w:val="single" w:color="D1D5DB" w:sz="4"/>
+            </w:tcBorders>
+            <w:shd w:fill="DCE7F3" w:color="auto" w:val="clear"/>
+            <w:tcMar>
+              <w:top w:type="dxa" w:w="100"/>
+              <w:left w:type="dxa" w:w="140"/>
+              <w:bottom w:type="dxa" w:w="100"/>
+              <w:right w:type="dxa" w:w="140"/>
+            </w:tcMar>
+          </w:tcPr>
+          <w:p>
+            <w:pPr>
+              <w:keepNext/>
+              <w:spacing w:after="40" w:line="300"/>
+            </w:pPr>
+            <w:r>
+              <w:rPr>
+                <w:b/>
+                <w:bCs/>
+                <w:color w:val="1F3A5F"/>
+                <w:sz w:val="21"/>
+                <w:szCs w:val="21"/>
+              </w:rPr>
+              <w:t xml:space="preserve">예시 4. 과목별 세부능력 및 특기사항 · 사회(통합사회)</w:t>
+            </w:r>
+          </w:p>
+        </w:tc>
+      </w:tr>
+      <w:tr>
+        <w:trPr>
+          <w:cantSplit/>
+        </w:trPr>
+        <w:tc>
+          <w:tcPr>
+            <w:tcW w:type="dxa" w:w="1500"/>
+            <w:tcBorders>
+              <w:top w:val="single" w:color="D1D5DB" w:sz="4"/>
+              <w:left w:val="single" w:color="D1D5DB" w:sz="4"/>
+              <w:bottom w:val="single" w:color="D1D5DB" w:sz="4"/>
+              <w:right w:val="single" w:color="D1D5DB" w:sz="4"/>
+            </w:tcBorders>
+            <w:shd w:fill="FCEDE0" w:color="auto" w:val="clear"/>
+            <w:tcMar>
+              <w:top w:type="dxa" w:w="100"/>
+              <w:left w:type="dxa" w:w="140"/>
+              <w:bottom w:type="dxa" w:w="100"/>
+              <w:right w:type="dxa" w:w="140"/>
+            </w:tcMar>
+          </w:tcPr>
+          <w:p>
+            <w:pPr>
+              <w:keepNext/>
+              <w:spacing w:after="40" w:line="300"/>
+            </w:pPr>
+            <w:r>
+              <w:rPr>
+                <w:b/>
+                <w:bCs/>
+                <w:color w:val="B45309"/>
+              </w:rPr>
+              <w:t xml:space="preserve">아쉬운 예</w:t>
+            </w:r>
+          </w:p>
+        </w:tc>
+        <w:tc>
+          <w:tcPr>
+            <w:tcW w:type="dxa" w:w="8138"/>
+            <w:tcBorders>
+              <w:top w:val="single" w:color="D1D5DB" w:sz="4"/>
+              <w:left w:val="single" w:color="D1D5DB" w:sz="4"/>
+              <w:bottom w:val="single" w:color="D1D5DB" w:sz="4"/>
+              <w:right w:val="single" w:color="D1D5DB" w:sz="4"/>
+            </w:tcBorders>
+            <w:shd w:fill="FFFBF5" w:color="auto" w:val="clear"/>
+            <w:tcMar>
+              <w:top w:type="dxa" w:w="100"/>
+              <w:left w:type="dxa" w:w="140"/>
+              <w:bottom w:type="dxa" w:w="100"/>
+              <w:right w:type="dxa" w:w="140"/>
+            </w:tcMar>
+          </w:tcPr>
+          <w:p>
+            <w:pPr>
+              <w:keepNext/>
+              <w:spacing w:after="40" w:line="300"/>
+            </w:pPr>
+            <w:r>
+              <w:rPr>
+                <w:color w:val="4B5563"/>
+              </w:rPr>
+              <w:t xml:space="preserve">시장 경제 단원에서 수요와 공급의 원리를 배우고 이해함. 경제 관련 기사를 스크랩하여 제출하며 경제에 대한 관심을 보임.</w:t>
+            </w:r>
+          </w:p>
+        </w:tc>
+      </w:tr>
+      <w:tr>
+        <w:trPr>
+          <w:cantSplit/>
+        </w:trPr>
+        <w:tc>
+          <w:tcPr>
+            <w:tcW w:type="dxa" w:w="1500"/>
+            <w:tcBorders>
+              <w:top w:val="single" w:color="D1D5DB" w:sz="4"/>
+              <w:left w:val="single" w:color="D1D5DB" w:sz="4"/>
+              <w:bottom w:val="single" w:color="D1D5DB" w:sz="4"/>
+              <w:right w:val="single" w:color="D1D5DB" w:sz="4"/>
+            </w:tcBorders>
+            <w:shd w:fill="DDF1EE" w:color="auto" w:val="clear"/>
+            <w:tcMar>
+              <w:top w:type="dxa" w:w="100"/>
+              <w:left w:type="dxa" w:w="140"/>
+              <w:bottom w:type="dxa" w:w="100"/>
+              <w:right w:type="dxa" w:w="140"/>
+            </w:tcMar>
+          </w:tcPr>
+          <w:p>
+            <w:pPr>
+              <w:keepNext/>
+              <w:spacing w:after="40" w:line="300"/>
+            </w:pPr>
+            <w:r>
+              <w:rPr>
+                <w:b/>
+                <w:bCs/>
+                <w:color w:val="0F766E"/>
+              </w:rPr>
+              <w:t xml:space="preserve">좋은 예</w:t>
+            </w:r>
+          </w:p>
+        </w:tc>
+        <w:tc>
+          <w:tcPr>
+            <w:tcW w:type="dxa" w:w="8138"/>
+            <w:tcBorders>
+              <w:top w:val="single" w:color="D1D5DB" w:sz="4"/>
+              <w:left w:val="single" w:color="D1D5DB" w:sz="4"/>
+              <w:bottom w:val="single" w:color="D1D5DB" w:sz="4"/>
+              <w:right w:val="single" w:color="D1D5DB" w:sz="4"/>
+            </w:tcBorders>
+            <w:shd w:fill="F5FBFA" w:color="auto" w:val="clear"/>
+            <w:tcMar>
+              <w:top w:type="dxa" w:w="100"/>
+              <w:left w:type="dxa" w:w="140"/>
+              <w:bottom w:type="dxa" w:w="100"/>
+              <w:right w:type="dxa" w:w="140"/>
+            </w:tcMar>
+          </w:tcPr>
+          <w:p>
+            <w:pPr>
+              <w:keepNext/>
+              <w:spacing w:after="40" w:line="300"/>
+            </w:pPr>
+            <w:r>
+              <w:t xml:space="preserve">시장 경제 단원에서 수요와 공급의 원리를 배운 뒤 학교 매점의 인기 간식이 특정 시간대에만 품절되는 현상에 주목하여, 시간대별 판매량을 학급 친구들과 함께 조사하고 수요 곡선의 이동으로 설명함. 가격 조정과 판매 시간 분산 중 어떤 방법이 소비자 만족도를 높일지 근거를 들어 비교하고, 각 방안의 한계를 함께 제시하는 균형 잡힌 시각을 보임.</w:t>
+            </w:r>
+          </w:p>
+        </w:tc>
+      </w:tr>
+      <w:tr>
+        <w:trPr>
+          <w:cantSplit/>
+        </w:trPr>
+        <w:tc>
+          <w:tcPr>
+            <w:tcW w:type="dxa" w:w="1500"/>
+            <w:tcBorders>
+              <w:top w:val="single" w:color="D1D5DB" w:sz="4"/>
+              <w:left w:val="single" w:color="D1D5DB" w:sz="4"/>
+              <w:bottom w:val="single" w:color="D1D5DB" w:sz="4"/>
+              <w:right w:val="single" w:color="D1D5DB" w:sz="4"/>
+            </w:tcBorders>
+            <w:shd w:fill="EEF2F7" w:color="auto" w:val="clear"/>
+            <w:tcMar>
+              <w:top w:type="dxa" w:w="100"/>
+              <w:left w:type="dxa" w:w="140"/>
+              <w:bottom w:type="dxa" w:w="100"/>
+              <w:right w:type="dxa" w:w="140"/>
+            </w:tcMar>
+          </w:tcPr>
+          <w:p>
+            <w:pPr>
+              <w:keepNext w:val="false"/>
+              <w:spacing w:after="40" w:line="300"/>
+            </w:pPr>
+            <w:r>
+              <w:rPr>
+                <w:b/>
+                <w:bCs/>
+                <w:color w:val="1F3A5F"/>
+              </w:rPr>
+              <w:t xml:space="preserve">포인트</w:t>
+            </w:r>
+          </w:p>
+        </w:tc>
+        <w:tc>
+          <w:tcPr>
+            <w:tcW w:type="dxa" w:w="8138"/>
+            <w:tcBorders>
+              <w:top w:val="single" w:color="D1D5DB" w:sz="4"/>
+              <w:left w:val="single" w:color="D1D5DB" w:sz="4"/>
+              <w:bottom w:val="single" w:color="D1D5DB" w:sz="4"/>
+              <w:right w:val="single" w:color="D1D5DB" w:sz="4"/>
+            </w:tcBorders>
+            <w:tcMar>
+              <w:top w:type="dxa" w:w="100"/>
+              <w:left w:type="dxa" w:w="140"/>
+              <w:bottom w:type="dxa" w:w="100"/>
+              <w:right w:type="dxa" w:w="140"/>
+            </w:tcMar>
+          </w:tcPr>
+          <w:p>
+            <w:pPr>
+              <w:pStyle w:val="ListParagraph"/>
+              <w:keepNext/>
+              <w:numPr>
+                <w:ilvl w:val="0"/>
+                <w:numId w:val="2"/>
+              </w:numPr>
+              <w:spacing w:after="30" w:line="288"/>
+            </w:pPr>
+            <w:r>
+              <w:t xml:space="preserve">교과 개념을 생활 속 현상에 적용해 직접 자료를 모으고 해석함</w:t>
+            </w:r>
+          </w:p>
+          <w:p>
+            <w:pPr>
+              <w:pStyle w:val="ListParagraph"/>
+              <w:keepNext/>
+              <w:numPr>
+                <w:ilvl w:val="0"/>
+                <w:numId w:val="2"/>
+              </w:numPr>
+              <w:spacing w:after="30" w:line="288"/>
+            </w:pPr>
+            <w:r>
+              <w:t xml:space="preserve">대안 비교와 한계 제시로 비판적 사고와 논리성이 드러남</w:t>
+            </w:r>
+          </w:p>
+          <w:p>
+            <w:pPr>
+              <w:pStyle w:val="ListParagraph"/>
+              <w:keepNext/>
+              <w:numPr>
+                <w:ilvl w:val="0"/>
+                <w:numId w:val="2"/>
+              </w:numPr>
+              <w:spacing w:after="30" w:line="288"/>
+            </w:pPr>
+            <w:r>
+              <w:t xml:space="preserve">기사 스크랩 같은 단순 제출보다 학생의 사고 과정이 보임</w:t>
+            </w:r>
+          </w:p>
+          <w:p>
+            <w:pPr>
+              <w:keepNext w:val="false"/>
+              <w:spacing w:after="0"/>
+            </w:pPr>
+            <w:r>
+              <w:rPr>
+                <w:color w:val="6B7280"/>
+                <w:sz w:val="17"/>
+                <w:szCs w:val="17"/>
+              </w:rPr>
+              <w:t xml:space="preserve"> 5개 대학 공동연구 '탐구력' · 서울시립대 p.22~23</w:t>
+            </w:r>
+          </w:p>
+        </w:tc>
+      </w:tr>
+    </w:tbl>
+    <w:p>
+      <w:pPr>
+        <w:spacing w:after="220"/>
+      </w:pPr>
+    </w:p>
+    <w:tbl>
+      <w:tblPr>
+        <w:tblW w:type="dxa" w:w="9638"/>
+        <w:tblBorders>
+          <w:top w:val="single" w:color="auto" w:sz="4"/>
+          <w:left w:val="single" w:color="auto" w:sz="4"/>
+          <w:bottom w:val="single" w:color="auto" w:sz="4"/>
+          <w:right w:val="single" w:color="auto" w:sz="4"/>
+          <w:insideH w:val="single" w:color="auto" w:sz="4"/>
+          <w:insideV w:val="single" w:color="auto" w:sz="4"/>
+        </w:tblBorders>
+      </w:tblPr>
+      <w:tblGrid>
+        <w:gridCol w:w="1500"/>
+        <w:gridCol w:w="8138"/>
+      </w:tblGrid>
+      <w:tr>
+        <w:trPr>
+          <w:cantSplit/>
+        </w:trPr>
+        <w:tc>
+          <w:tcPr>
+            <w:tcW w:type="dxa" w:w="9638"/>
+            <w:gridSpan w:val="2"/>
+            <w:tcBorders>
+              <w:top w:val="single" w:color="D1D5DB" w:sz="4"/>
+              <w:left w:val="single" w:color="D1D5DB" w:sz="4"/>
+              <w:bottom w:val="single" w:color="D1D5DB" w:sz="4"/>
+              <w:right w:val="single" w:color="D1D5DB" w:sz="4"/>
+            </w:tcBorders>
+            <w:shd w:fill="DCE7F3" w:color="auto" w:val="clear"/>
+            <w:tcMar>
+              <w:top w:type="dxa" w:w="100"/>
+              <w:left w:type="dxa" w:w="140"/>
+              <w:bottom w:type="dxa" w:w="100"/>
+              <w:right w:type="dxa" w:w="140"/>
+            </w:tcMar>
+          </w:tcPr>
+          <w:p>
+            <w:pPr>
+              <w:keepNext/>
+              <w:spacing w:after="40" w:line="300"/>
+            </w:pPr>
+            <w:r>
+              <w:rPr>
+                <w:b/>
+                <w:bCs/>
+                <w:color w:val="1F3A5F"/>
+                <w:sz w:val="21"/>
+                <w:szCs w:val="21"/>
+              </w:rPr>
+              <w:t xml:space="preserve">예시 5. 자율·자치활동</w:t>
+            </w:r>
+          </w:p>
+        </w:tc>
+      </w:tr>
+      <w:tr>
+        <w:trPr>
+          <w:cantSplit/>
+        </w:trPr>
+        <w:tc>
+          <w:tcPr>
+            <w:tcW w:type="dxa" w:w="1500"/>
+            <w:tcBorders>
+              <w:top w:val="single" w:color="D1D5DB" w:sz="4"/>
+              <w:left w:val="single" w:color="D1D5DB" w:sz="4"/>
+              <w:bottom w:val="single" w:color="D1D5DB" w:sz="4"/>
+              <w:right w:val="single" w:color="D1D5DB" w:sz="4"/>
+            </w:tcBorders>
+            <w:shd w:fill="FCEDE0" w:color="auto" w:val="clear"/>
+            <w:tcMar>
+              <w:top w:type="dxa" w:w="100"/>
+              <w:left w:type="dxa" w:w="140"/>
+              <w:bottom w:type="dxa" w:w="100"/>
+              <w:right w:type="dxa" w:w="140"/>
+            </w:tcMar>
+          </w:tcPr>
+          <w:p>
+            <w:pPr>
+              <w:keepNext/>
+              <w:spacing w:after="40" w:line="300"/>
+            </w:pPr>
+            <w:r>
+              <w:rPr>
+                <w:b/>
+                <w:bCs/>
+                <w:color w:val="B45309"/>
+              </w:rPr>
+              <w:t xml:space="preserve">아쉬운 예</w:t>
+            </w:r>
+          </w:p>
+        </w:tc>
+        <w:tc>
+          <w:tcPr>
+            <w:tcW w:type="dxa" w:w="8138"/>
+            <w:tcBorders>
+              <w:top w:val="single" w:color="D1D5DB" w:sz="4"/>
+              <w:left w:val="single" w:color="D1D5DB" w:sz="4"/>
+              <w:bottom w:val="single" w:color="D1D5DB" w:sz="4"/>
+              <w:right w:val="single" w:color="D1D5DB" w:sz="4"/>
+            </w:tcBorders>
+            <w:shd w:fill="FFFBF5" w:color="auto" w:val="clear"/>
+            <w:tcMar>
+              <w:top w:type="dxa" w:w="100"/>
+              <w:left w:type="dxa" w:w="140"/>
+              <w:bottom w:type="dxa" w:w="100"/>
+              <w:right w:type="dxa" w:w="140"/>
+            </w:tcMar>
+          </w:tcPr>
+          <w:p>
+            <w:pPr>
+              <w:keepNext/>
+              <w:spacing w:after="40" w:line="300"/>
+            </w:pPr>
+            <w:r>
+              <w:rPr>
+                <w:color w:val="4B5563"/>
+              </w:rPr>
+              <w:t xml:space="preserve">학급 회장으로서 학급 회의를 진행하고 학급 행사에 적극적으로 참여함. 책임감이 강하고 리더십이 뛰어나 학급 친구들에게 신뢰를 받음.</w:t>
+            </w:r>
+          </w:p>
+        </w:tc>
+      </w:tr>
+      <w:tr>
+        <w:trPr>
+          <w:cantSplit/>
+        </w:trPr>
+        <w:tc>
+          <w:tcPr>
+            <w:tcW w:type="dxa" w:w="1500"/>
+            <w:tcBorders>
+              <w:top w:val="single" w:color="D1D5DB" w:sz="4"/>
+              <w:left w:val="single" w:color="D1D5DB" w:sz="4"/>
+              <w:bottom w:val="single" w:color="D1D5DB" w:sz="4"/>
+              <w:right w:val="single" w:color="D1D5DB" w:sz="4"/>
+            </w:tcBorders>
+            <w:shd w:fill="DDF1EE" w:color="auto" w:val="clear"/>
+            <w:tcMar>
+              <w:top w:type="dxa" w:w="100"/>
+              <w:left w:type="dxa" w:w="140"/>
+              <w:bottom w:type="dxa" w:w="100"/>
+              <w:right w:type="dxa" w:w="140"/>
+            </w:tcMar>
+          </w:tcPr>
+          <w:p>
+            <w:pPr>
+              <w:keepNext/>
+              <w:spacing w:after="40" w:line="300"/>
+            </w:pPr>
+            <w:r>
+              <w:rPr>
+                <w:b/>
+                <w:bCs/>
+                <w:color w:val="0F766E"/>
+              </w:rPr>
+              <w:t xml:space="preserve">좋은 예</w:t>
+            </w:r>
+          </w:p>
+        </w:tc>
+        <w:tc>
+          <w:tcPr>
+            <w:tcW w:type="dxa" w:w="8138"/>
+            <w:tcBorders>
+              <w:top w:val="single" w:color="D1D5DB" w:sz="4"/>
+              <w:left w:val="single" w:color="D1D5DB" w:sz="4"/>
+              <w:bottom w:val="single" w:color="D1D5DB" w:sz="4"/>
+              <w:right w:val="single" w:color="D1D5DB" w:sz="4"/>
+            </w:tcBorders>
+            <w:shd w:fill="F5FBFA" w:color="auto" w:val="clear"/>
+            <w:tcMar>
+              <w:top w:type="dxa" w:w="100"/>
+              <w:left w:type="dxa" w:w="140"/>
+              <w:bottom w:type="dxa" w:w="100"/>
+              <w:right w:type="dxa" w:w="140"/>
+            </w:tcMar>
+          </w:tcPr>
+          <w:p>
+            <w:pPr>
+              <w:keepNext/>
+              <w:spacing w:after="40" w:line="300"/>
+            </w:pPr>
+            <w:r>
+              <w:t xml:space="preserve">학급 회장으로서 쉬는 시간마다 반복되던 사물함 주변 혼잡 문제를 해결하기 위해 학급 회의에서 의견을 모으고 시간대별 이용 순서를 정하는 방안을 제안함. 일부 학생이 불편을 호소하자 두 주 동안 시범 운영한 뒤 다시 의견을 받아 규칙을 수정하였으며, 결정 과정을 학급 게시판에 공유하여 구성원의 동의를 이끌어 냄. 의견이 엇갈릴 때 소수 의견을 먼저 듣고 절충안을 제시하는 조정 능력을 보임.</w:t>
+            </w:r>
+          </w:p>
+        </w:tc>
+      </w:tr>
+      <w:tr>
+        <w:trPr>
+          <w:cantSplit/>
+        </w:trPr>
+        <w:tc>
+          <w:tcPr>
+            <w:tcW w:type="dxa" w:w="1500"/>
+            <w:tcBorders>
+              <w:top w:val="single" w:color="D1D5DB" w:sz="4"/>
+              <w:left w:val="single" w:color="D1D5DB" w:sz="4"/>
+              <w:bottom w:val="single" w:color="D1D5DB" w:sz="4"/>
+              <w:right w:val="single" w:color="D1D5DB" w:sz="4"/>
+            </w:tcBorders>
+            <w:shd w:fill="EEF2F7" w:color="auto" w:val="clear"/>
+            <w:tcMar>
+              <w:top w:type="dxa" w:w="100"/>
+              <w:left w:type="dxa" w:w="140"/>
+              <w:bottom w:type="dxa" w:w="100"/>
+              <w:right w:type="dxa" w:w="140"/>
+            </w:tcMar>
+          </w:tcPr>
+          <w:p>
+            <w:pPr>
+              <w:keepNext w:val="false"/>
+              <w:spacing w:after="40" w:line="300"/>
+            </w:pPr>
+            <w:r>
+              <w:rPr>
+                <w:b/>
+                <w:bCs/>
+                <w:color w:val="1F3A5F"/>
+              </w:rPr>
+              <w:t xml:space="preserve">포인트</w:t>
+            </w:r>
+          </w:p>
+        </w:tc>
+        <w:tc>
+          <w:tcPr>
+            <w:tcW w:type="dxa" w:w="8138"/>
+            <w:tcBorders>
+              <w:top w:val="single" w:color="D1D5DB" w:sz="4"/>
+              <w:left w:val="single" w:color="D1D5DB" w:sz="4"/>
+              <w:bottom w:val="single" w:color="D1D5DB" w:sz="4"/>
+              <w:right w:val="single" w:color="D1D5DB" w:sz="4"/>
+            </w:tcBorders>
+            <w:tcMar>
+              <w:top w:type="dxa" w:w="100"/>
+              <w:left w:type="dxa" w:w="140"/>
+              <w:bottom w:type="dxa" w:w="100"/>
+              <w:right w:type="dxa" w:w="140"/>
+            </w:tcMar>
+          </w:tcPr>
+          <w:p>
+            <w:pPr>
+              <w:pStyle w:val="ListParagraph"/>
+              <w:keepNext/>
+              <w:numPr>
+                <w:ilvl w:val="0"/>
+                <w:numId w:val="2"/>
+              </w:numPr>
+              <w:spacing w:after="30" w:line="288"/>
+            </w:pPr>
+            <w:r>
+              <w:t xml:space="preserve">직책 나열 대신 공동체의 문제를 인식하고 해결한 과정이 보임</w:t>
+            </w:r>
+          </w:p>
+          <w:p>
+            <w:pPr>
+              <w:pStyle w:val="ListParagraph"/>
+              <w:keepNext/>
+              <w:numPr>
+                <w:ilvl w:val="0"/>
+                <w:numId w:val="2"/>
+              </w:numPr>
+              <w:spacing w:after="30" w:line="288"/>
+            </w:pPr>
+            <w:r>
+              <w:t xml:space="preserve">실행 후 점검하고 보완한 단계까지 기록되어 신뢰도가 높음</w:t>
+            </w:r>
+          </w:p>
+          <w:p>
+            <w:pPr>
+              <w:pStyle w:val="ListParagraph"/>
+              <w:keepNext/>
+              <w:numPr>
+                <w:ilvl w:val="0"/>
+                <w:numId w:val="2"/>
+              </w:numPr>
+              <w:spacing w:after="30" w:line="288"/>
+            </w:pPr>
+            <w:r>
+              <w:t xml:space="preserve">'리더십' 같은 단어 대신 리더십이 드러난 행동을 씀</w:t>
+            </w:r>
+          </w:p>
+          <w:p>
+            <w:pPr>
+              <w:keepNext w:val="false"/>
+              <w:spacing w:after="0"/>
+            </w:pPr>
+            <w:r>
+              <w:rPr>
+                <w:color w:val="6B7280"/>
+                <w:sz w:val="17"/>
+                <w:szCs w:val="17"/>
+              </w:rPr>
+              <w:t xml:space="preserve"> 서울대 p.21 · 서울시립대 p.28~29 · 동국대 p.48~49</w:t>
+            </w:r>
+          </w:p>
+        </w:tc>
+      </w:tr>
+    </w:tbl>
+    <w:p>
+      <w:pPr>
+        <w:spacing w:after="220"/>
+      </w:pPr>
+    </w:p>
+    <w:tbl>
+      <w:tblPr>
+        <w:tblW w:type="dxa" w:w="9638"/>
+        <w:tblBorders>
+          <w:top w:val="single" w:color="auto" w:sz="4"/>
+          <w:left w:val="single" w:color="auto" w:sz="4"/>
+          <w:bottom w:val="single" w:color="auto" w:sz="4"/>
+          <w:right w:val="single" w:color="auto" w:sz="4"/>
+          <w:insideH w:val="single" w:color="auto" w:sz="4"/>
+          <w:insideV w:val="single" w:color="auto" w:sz="4"/>
+        </w:tblBorders>
+      </w:tblPr>
+      <w:tblGrid>
+        <w:gridCol w:w="1500"/>
+        <w:gridCol w:w="8138"/>
+      </w:tblGrid>
+      <w:tr>
+        <w:trPr>
+          <w:cantSplit/>
+        </w:trPr>
+        <w:tc>
+          <w:tcPr>
+            <w:tcW w:type="dxa" w:w="9638"/>
+            <w:gridSpan w:val="2"/>
+            <w:tcBorders>
+              <w:top w:val="single" w:color="D1D5DB" w:sz="4"/>
+              <w:left w:val="single" w:color="D1D5DB" w:sz="4"/>
+              <w:bottom w:val="single" w:color="D1D5DB" w:sz="4"/>
+              <w:right w:val="single" w:color="D1D5DB" w:sz="4"/>
+            </w:tcBorders>
+            <w:shd w:fill="DCE7F3" w:color="auto" w:val="clear"/>
+            <w:tcMar>
+              <w:top w:type="dxa" w:w="100"/>
+              <w:left w:type="dxa" w:w="140"/>
+              <w:bottom w:type="dxa" w:w="100"/>
+              <w:right w:type="dxa" w:w="140"/>
+            </w:tcMar>
+          </w:tcPr>
+          <w:p>
+            <w:pPr>
+              <w:keepNext/>
+              <w:spacing w:after="40" w:line="300"/>
+            </w:pPr>
+            <w:r>
+              <w:rPr>
+                <w:b/>
+                <w:bCs/>
+                <w:color w:val="1F3A5F"/>
+                <w:sz w:val="21"/>
+                <w:szCs w:val="21"/>
+              </w:rPr>
+              <w:t xml:space="preserve">예시 6. 동아리활동</w:t>
+            </w:r>
+          </w:p>
+        </w:tc>
+      </w:tr>
+      <w:tr>
+        <w:trPr>
+          <w:cantSplit/>
+        </w:trPr>
+        <w:tc>
+          <w:tcPr>
+            <w:tcW w:type="dxa" w:w="1500"/>
+            <w:tcBorders>
+              <w:top w:val="single" w:color="D1D5DB" w:sz="4"/>
+              <w:left w:val="single" w:color="D1D5DB" w:sz="4"/>
+              <w:bottom w:val="single" w:color="D1D5DB" w:sz="4"/>
+              <w:right w:val="single" w:color="D1D5DB" w:sz="4"/>
+            </w:tcBorders>
+            <w:shd w:fill="FCEDE0" w:color="auto" w:val="clear"/>
+            <w:tcMar>
+              <w:top w:type="dxa" w:w="100"/>
+              <w:left w:type="dxa" w:w="140"/>
+              <w:bottom w:type="dxa" w:w="100"/>
+              <w:right w:type="dxa" w:w="140"/>
+            </w:tcMar>
+          </w:tcPr>
+          <w:p>
+            <w:pPr>
+              <w:keepNext/>
+              <w:spacing w:after="40" w:line="300"/>
+            </w:pPr>
+            <w:r>
+              <w:rPr>
+                <w:b/>
+                <w:bCs/>
+                <w:color w:val="B45309"/>
+              </w:rPr>
+              <w:t xml:space="preserve">아쉬운 예</w:t>
+            </w:r>
+          </w:p>
+        </w:tc>
+        <w:tc>
+          <w:tcPr>
+            <w:tcW w:type="dxa" w:w="8138"/>
+            <w:tcBorders>
+              <w:top w:val="single" w:color="D1D5DB" w:sz="4"/>
+              <w:left w:val="single" w:color="D1D5DB" w:sz="4"/>
+              <w:bottom w:val="single" w:color="D1D5DB" w:sz="4"/>
+              <w:right w:val="single" w:color="D1D5DB" w:sz="4"/>
+            </w:tcBorders>
+            <w:shd w:fill="FFFBF5" w:color="auto" w:val="clear"/>
+            <w:tcMar>
+              <w:top w:type="dxa" w:w="100"/>
+              <w:left w:type="dxa" w:w="140"/>
+              <w:bottom w:type="dxa" w:w="100"/>
+              <w:right w:type="dxa" w:w="140"/>
+            </w:tcMar>
+          </w:tcPr>
+          <w:p>
+            <w:pPr>
+              <w:keepNext/>
+              <w:spacing w:after="40" w:line="300"/>
+            </w:pPr>
+            <w:r>
+              <w:rPr>
+                <w:color w:val="4B5563"/>
+              </w:rPr>
+              <w:t xml:space="preserve">과학 탐구 동아리에서 다양한 실험 활동에 참여함. 실험 도구를 정리하는 등 성실한 모습을 보이며 부원들과 원만하게 지냄.</w:t>
+            </w:r>
+          </w:p>
+        </w:tc>
+      </w:tr>
+      <w:tr>
+        <w:trPr>
+          <w:cantSplit/>
+        </w:trPr>
+        <w:tc>
+          <w:tcPr>
+            <w:tcW w:type="dxa" w:w="1500"/>
+            <w:tcBorders>
+              <w:top w:val="single" w:color="D1D5DB" w:sz="4"/>
+              <w:left w:val="single" w:color="D1D5DB" w:sz="4"/>
+              <w:bottom w:val="single" w:color="D1D5DB" w:sz="4"/>
+              <w:right w:val="single" w:color="D1D5DB" w:sz="4"/>
+            </w:tcBorders>
+            <w:shd w:fill="DDF1EE" w:color="auto" w:val="clear"/>
+            <w:tcMar>
+              <w:top w:type="dxa" w:w="100"/>
+              <w:left w:type="dxa" w:w="140"/>
+              <w:bottom w:type="dxa" w:w="100"/>
+              <w:right w:type="dxa" w:w="140"/>
+            </w:tcMar>
+          </w:tcPr>
+          <w:p>
+            <w:pPr>
+              <w:keepNext/>
+              <w:spacing w:after="40" w:line="300"/>
+            </w:pPr>
+            <w:r>
+              <w:rPr>
+                <w:b/>
+                <w:bCs/>
+                <w:color w:val="0F766E"/>
+              </w:rPr>
+              <w:t xml:space="preserve">좋은 예</w:t>
+            </w:r>
+          </w:p>
+        </w:tc>
+        <w:tc>
+          <w:tcPr>
+            <w:tcW w:type="dxa" w:w="8138"/>
+            <w:tcBorders>
+              <w:top w:val="single" w:color="D1D5DB" w:sz="4"/>
+              <w:left w:val="single" w:color="D1D5DB" w:sz="4"/>
+              <w:bottom w:val="single" w:color="D1D5DB" w:sz="4"/>
+              <w:right w:val="single" w:color="D1D5DB" w:sz="4"/>
+            </w:tcBorders>
+            <w:shd w:fill="F5FBFA" w:color="auto" w:val="clear"/>
+            <w:tcMar>
+              <w:top w:type="dxa" w:w="100"/>
+              <w:left w:type="dxa" w:w="140"/>
+              <w:bottom w:type="dxa" w:w="100"/>
+              <w:right w:type="dxa" w:w="140"/>
+            </w:tcMar>
+          </w:tcPr>
+          <w:p>
+            <w:pPr>
+              <w:keepNext/>
+              <w:spacing w:after="40" w:line="300"/>
+            </w:pPr>
+            <w:r>
+              <w:t xml:space="preserve">과학 탐구 동아리에서 물리학 수업 시간에 배운 운동량 보존 개념을 직접 확인하고 싶어 수레 충돌 실험을 제안하고 실험 절차를 설계함. 마찰 때문에 결과가 예상과 다르게 나오자 측정 구간을 줄이고 반복 횟수를 늘려 오차의 원인을 분석함. 실험 안내지를 만들어 후배 부원들이 실험을 다시 해 볼 수 있도록 도우며 활동을 주도함.</w:t>
+            </w:r>
+          </w:p>
+        </w:tc>
+      </w:tr>
+      <w:tr>
+        <w:trPr>
+          <w:cantSplit/>
+        </w:trPr>
+        <w:tc>
+          <w:tcPr>
+            <w:tcW w:type="dxa" w:w="1500"/>
+            <w:tcBorders>
+              <w:top w:val="single" w:color="D1D5DB" w:sz="4"/>
+              <w:left w:val="single" w:color="D1D5DB" w:sz="4"/>
+              <w:bottom w:val="single" w:color="D1D5DB" w:sz="4"/>
+              <w:right w:val="single" w:color="D1D5DB" w:sz="4"/>
+            </w:tcBorders>
+            <w:shd w:fill="EEF2F7" w:color="auto" w:val="clear"/>
+            <w:tcMar>
+              <w:top w:type="dxa" w:w="100"/>
+              <w:left w:type="dxa" w:w="140"/>
+              <w:bottom w:type="dxa" w:w="100"/>
+              <w:right w:type="dxa" w:w="140"/>
+            </w:tcMar>
+          </w:tcPr>
+          <w:p>
+            <w:pPr>
+              <w:keepNext w:val="false"/>
+              <w:spacing w:after="40" w:line="300"/>
+            </w:pPr>
+            <w:r>
+              <w:rPr>
+                <w:b/>
+                <w:bCs/>
+                <w:color w:val="1F3A5F"/>
+              </w:rPr>
+              <w:t xml:space="preserve">포인트</w:t>
+            </w:r>
+          </w:p>
+        </w:tc>
+        <w:tc>
+          <w:tcPr>
+            <w:tcW w:type="dxa" w:w="8138"/>
+            <w:tcBorders>
+              <w:top w:val="single" w:color="D1D5DB" w:sz="4"/>
+              <w:left w:val="single" w:color="D1D5DB" w:sz="4"/>
+              <w:bottom w:val="single" w:color="D1D5DB" w:sz="4"/>
+              <w:right w:val="single" w:color="D1D5DB" w:sz="4"/>
+            </w:tcBorders>
+            <w:tcMar>
+              <w:top w:type="dxa" w:w="100"/>
+              <w:left w:type="dxa" w:w="140"/>
+              <w:bottom w:type="dxa" w:w="100"/>
+              <w:right w:type="dxa" w:w="140"/>
+            </w:tcMar>
+          </w:tcPr>
+          <w:p>
+            <w:pPr>
+              <w:pStyle w:val="ListParagraph"/>
+              <w:keepNext/>
+              <w:numPr>
+                <w:ilvl w:val="0"/>
+                <w:numId w:val="2"/>
+              </w:numPr>
+              <w:spacing w:after="30" w:line="288"/>
+            </w:pPr>
+            <w:r>
+              <w:t xml:space="preserve">수업에서 배운 개념을 동아리에서 심화하는 교과 연계 흐름</w:t>
+            </w:r>
+          </w:p>
+          <w:p>
+            <w:pPr>
+              <w:pStyle w:val="ListParagraph"/>
+              <w:keepNext/>
+              <w:numPr>
+                <w:ilvl w:val="0"/>
+                <w:numId w:val="2"/>
+              </w:numPr>
+              <w:spacing w:after="30" w:line="288"/>
+            </w:pPr>
+            <w:r>
+              <w:t xml:space="preserve">제안, 설계, 분석까지 학생 개인의 역할이 구별되게 드러남</w:t>
+            </w:r>
+          </w:p>
+          <w:p>
+            <w:pPr>
+              <w:pStyle w:val="ListParagraph"/>
+              <w:keepNext/>
+              <w:numPr>
+                <w:ilvl w:val="0"/>
+                <w:numId w:val="2"/>
+              </w:numPr>
+              <w:spacing w:after="30" w:line="288"/>
+            </w:pPr>
+            <w:r>
+              <w:t xml:space="preserve">안내지 제작으로 학습의 주도성과 역할의 주도성이 함께 보임</w:t>
+            </w:r>
+          </w:p>
+          <w:p>
+            <w:pPr>
+              <w:keepNext w:val="false"/>
+              <w:spacing w:after="0"/>
+            </w:pPr>
+            <w:r>
+              <w:rPr>
+                <w:color w:val="6B7280"/>
+                <w:sz w:val="17"/>
+                <w:szCs w:val="17"/>
+              </w:rPr>
+              <w:t xml:space="preserve"> 동국대 p.50~51 · 서울시립대 p.22~23</w:t>
+            </w:r>
+          </w:p>
+        </w:tc>
+      </w:tr>
+    </w:tbl>
+    <w:p>
+      <w:pPr>
+        <w:spacing w:after="220"/>
+      </w:pPr>
+    </w:p>
+    <w:tbl>
+      <w:tblPr>
+        <w:tblW w:type="dxa" w:w="9638"/>
+        <w:tblBorders>
+          <w:top w:val="single" w:color="auto" w:sz="4"/>
+          <w:left w:val="single" w:color="auto" w:sz="4"/>
+          <w:bottom w:val="single" w:color="auto" w:sz="4"/>
+          <w:right w:val="single" w:color="auto" w:sz="4"/>
+          <w:insideH w:val="single" w:color="auto" w:sz="4"/>
+          <w:insideV w:val="single" w:color="auto" w:sz="4"/>
+        </w:tblBorders>
+      </w:tblPr>
+      <w:tblGrid>
+        <w:gridCol w:w="1500"/>
+        <w:gridCol w:w="8138"/>
+      </w:tblGrid>
+      <w:tr>
+        <w:trPr>
+          <w:cantSplit/>
+        </w:trPr>
+        <w:tc>
+          <w:tcPr>
+            <w:tcW w:type="dxa" w:w="9638"/>
+            <w:gridSpan w:val="2"/>
+            <w:tcBorders>
+              <w:top w:val="single" w:color="D1D5DB" w:sz="4"/>
+              <w:left w:val="single" w:color="D1D5DB" w:sz="4"/>
+              <w:bottom w:val="single" w:color="D1D5DB" w:sz="4"/>
+              <w:right w:val="single" w:color="D1D5DB" w:sz="4"/>
+            </w:tcBorders>
+            <w:shd w:fill="DCE7F3" w:color="auto" w:val="clear"/>
+            <w:tcMar>
+              <w:top w:type="dxa" w:w="100"/>
+              <w:left w:type="dxa" w:w="140"/>
+              <w:bottom w:type="dxa" w:w="100"/>
+              <w:right w:type="dxa" w:w="140"/>
+            </w:tcMar>
+          </w:tcPr>
+          <w:p>
+            <w:pPr>
+              <w:keepNext/>
+              <w:spacing w:after="40" w:line="300"/>
+            </w:pPr>
+            <w:r>
+              <w:rPr>
+                <w:b/>
+                <w:bCs/>
+                <w:color w:val="1F3A5F"/>
+                <w:sz w:val="21"/>
+                <w:szCs w:val="21"/>
+              </w:rPr>
+              <w:t xml:space="preserve">예시 7. 진로활동</w:t>
+            </w:r>
+          </w:p>
+        </w:tc>
+      </w:tr>
+      <w:tr>
+        <w:trPr>
+          <w:cantSplit/>
+        </w:trPr>
+        <w:tc>
+          <w:tcPr>
+            <w:tcW w:type="dxa" w:w="1500"/>
+            <w:tcBorders>
+              <w:top w:val="single" w:color="D1D5DB" w:sz="4"/>
+              <w:left w:val="single" w:color="D1D5DB" w:sz="4"/>
+              <w:bottom w:val="single" w:color="D1D5DB" w:sz="4"/>
+              <w:right w:val="single" w:color="D1D5DB" w:sz="4"/>
+            </w:tcBorders>
+            <w:shd w:fill="FCEDE0" w:color="auto" w:val="clear"/>
+            <w:tcMar>
+              <w:top w:type="dxa" w:w="100"/>
+              <w:left w:type="dxa" w:w="140"/>
+              <w:bottom w:type="dxa" w:w="100"/>
+              <w:right w:type="dxa" w:w="140"/>
+            </w:tcMar>
+          </w:tcPr>
+          <w:p>
+            <w:pPr>
+              <w:keepNext/>
+              <w:spacing w:after="40" w:line="300"/>
+            </w:pPr>
+            <w:r>
+              <w:rPr>
+                <w:b/>
+                <w:bCs/>
+                <w:color w:val="B45309"/>
+              </w:rPr>
+              <w:t xml:space="preserve">아쉬운 예</w:t>
+            </w:r>
+          </w:p>
+        </w:tc>
+        <w:tc>
+          <w:tcPr>
+            <w:tcW w:type="dxa" w:w="8138"/>
+            <w:tcBorders>
+              <w:top w:val="single" w:color="D1D5DB" w:sz="4"/>
+              <w:left w:val="single" w:color="D1D5DB" w:sz="4"/>
+              <w:bottom w:val="single" w:color="D1D5DB" w:sz="4"/>
+              <w:right w:val="single" w:color="D1D5DB" w:sz="4"/>
+            </w:tcBorders>
+            <w:shd w:fill="FFFBF5" w:color="auto" w:val="clear"/>
+            <w:tcMar>
+              <w:top w:type="dxa" w:w="100"/>
+              <w:left w:type="dxa" w:w="140"/>
+              <w:bottom w:type="dxa" w:w="100"/>
+              <w:right w:type="dxa" w:w="140"/>
+            </w:tcMar>
+          </w:tcPr>
+          <w:p>
+            <w:pPr>
+              <w:keepNext/>
+              <w:spacing w:after="40" w:line="300"/>
+            </w:pPr>
+            <w:r>
+              <w:rPr>
+                <w:color w:val="4B5563"/>
+              </w:rPr>
+              <w:t xml:space="preserve">약학 분야에 관심이 많아 관련 학과를 탐색함. 희망 직업을 이루기 위한 진로 계획을 세우고 꾸준히 노력하겠다는 다짐을 함.</w:t>
+            </w:r>
+          </w:p>
+        </w:tc>
+      </w:tr>
+      <w:tr>
+        <w:trPr>
+          <w:cantSplit/>
+        </w:trPr>
+        <w:tc>
+          <w:tcPr>
+            <w:tcW w:type="dxa" w:w="1500"/>
+            <w:tcBorders>
+              <w:top w:val="single" w:color="D1D5DB" w:sz="4"/>
+              <w:left w:val="single" w:color="D1D5DB" w:sz="4"/>
+              <w:bottom w:val="single" w:color="D1D5DB" w:sz="4"/>
+              <w:right w:val="single" w:color="D1D5DB" w:sz="4"/>
+            </w:tcBorders>
+            <w:shd w:fill="DDF1EE" w:color="auto" w:val="clear"/>
+            <w:tcMar>
+              <w:top w:type="dxa" w:w="100"/>
+              <w:left w:type="dxa" w:w="140"/>
+              <w:bottom w:type="dxa" w:w="100"/>
+              <w:right w:type="dxa" w:w="140"/>
+            </w:tcMar>
+          </w:tcPr>
+          <w:p>
+            <w:pPr>
+              <w:keepNext/>
+              <w:spacing w:after="40" w:line="300"/>
+            </w:pPr>
+            <w:r>
+              <w:rPr>
+                <w:b/>
+                <w:bCs/>
+                <w:color w:val="0F766E"/>
+              </w:rPr>
+              <w:t xml:space="preserve">좋은 예</w:t>
+            </w:r>
+          </w:p>
+        </w:tc>
+        <w:tc>
+          <w:tcPr>
+            <w:tcW w:type="dxa" w:w="8138"/>
+            <w:tcBorders>
+              <w:top w:val="single" w:color="D1D5DB" w:sz="4"/>
+              <w:left w:val="single" w:color="D1D5DB" w:sz="4"/>
+              <w:bottom w:val="single" w:color="D1D5DB" w:sz="4"/>
+              <w:right w:val="single" w:color="D1D5DB" w:sz="4"/>
+            </w:tcBorders>
+            <w:shd w:fill="F5FBFA" w:color="auto" w:val="clear"/>
+            <w:tcMar>
+              <w:top w:type="dxa" w:w="100"/>
+              <w:left w:type="dxa" w:w="140"/>
+              <w:bottom w:type="dxa" w:w="100"/>
+              <w:right w:type="dxa" w:w="140"/>
+            </w:tcMar>
+          </w:tcPr>
+          <w:p>
+            <w:pPr>
+              <w:keepNext/>
+              <w:spacing w:after="40" w:line="300"/>
+            </w:pPr>
+            <w:r>
+              <w:t xml:space="preserve">진로 탐색 활동에서 약이 몸속에서 흡수되는 과정에 관심을 갖고, 같은 성분이라도 제형에 따라 효과가 나타나는 시간이 다른 이유를 조사함. 조사 과정에서 생명과학과 화학 개념이 함께 필요함을 깨닫고 관련 과목의 학습 계획을 스스로 수정함. 이후 복약 안내문이 어려워 약을 잘못 복용할 수 있다는 점에 주목하여 노년층을 위한 쉬운 복약 안내문을 만들고, 학급 친구들의 의견을 받아 문장을 고쳐 씀.</w:t>
+            </w:r>
+          </w:p>
+        </w:tc>
+      </w:tr>
+      <w:tr>
+        <w:trPr>
+          <w:cantSplit/>
+        </w:trPr>
+        <w:tc>
+          <w:tcPr>
+            <w:tcW w:type="dxa" w:w="1500"/>
+            <w:tcBorders>
+              <w:top w:val="single" w:color="D1D5DB" w:sz="4"/>
+              <w:left w:val="single" w:color="D1D5DB" w:sz="4"/>
+              <w:bottom w:val="single" w:color="D1D5DB" w:sz="4"/>
+              <w:right w:val="single" w:color="D1D5DB" w:sz="4"/>
+            </w:tcBorders>
+            <w:shd w:fill="EEF2F7" w:color="auto" w:val="clear"/>
+            <w:tcMar>
+              <w:top w:type="dxa" w:w="100"/>
+              <w:left w:type="dxa" w:w="140"/>
+              <w:bottom w:type="dxa" w:w="100"/>
+              <w:right w:type="dxa" w:w="140"/>
+            </w:tcMar>
+          </w:tcPr>
+          <w:p>
+            <w:pPr>
+              <w:keepNext w:val="false"/>
+              <w:spacing w:after="40" w:line="300"/>
+            </w:pPr>
+            <w:r>
+              <w:rPr>
+                <w:b/>
+                <w:bCs/>
+                <w:color w:val="1F3A5F"/>
+              </w:rPr>
+              <w:t xml:space="preserve">포인트</w:t>
+            </w:r>
+          </w:p>
+        </w:tc>
+        <w:tc>
+          <w:tcPr>
+            <w:tcW w:type="dxa" w:w="8138"/>
+            <w:tcBorders>
+              <w:top w:val="single" w:color="D1D5DB" w:sz="4"/>
+              <w:left w:val="single" w:color="D1D5DB" w:sz="4"/>
+              <w:bottom w:val="single" w:color="D1D5DB" w:sz="4"/>
+              <w:right w:val="single" w:color="D1D5DB" w:sz="4"/>
+            </w:tcBorders>
+            <w:tcMar>
+              <w:top w:type="dxa" w:w="100"/>
+              <w:left w:type="dxa" w:w="140"/>
+              <w:bottom w:type="dxa" w:w="100"/>
+              <w:right w:type="dxa" w:w="140"/>
+            </w:tcMar>
+          </w:tcPr>
+          <w:p>
+            <w:pPr>
+              <w:pStyle w:val="ListParagraph"/>
+              <w:keepNext/>
+              <w:numPr>
+                <w:ilvl w:val="0"/>
+                <w:numId w:val="2"/>
+              </w:numPr>
+              <w:spacing w:after="30" w:line="288"/>
+            </w:pPr>
+            <w:r>
+              <w:t xml:space="preserve">관심이 생긴 계기에서 조사, 깨달음, 다음 실천으로 이어지는 흐름</w:t>
+            </w:r>
+          </w:p>
+          <w:p>
+            <w:pPr>
+              <w:pStyle w:val="ListParagraph"/>
+              <w:keepNext/>
+              <w:numPr>
+                <w:ilvl w:val="0"/>
+                <w:numId w:val="2"/>
+              </w:numPr>
+              <w:spacing w:after="30" w:line="288"/>
+            </w:pPr>
+            <w:r>
+              <w:t xml:space="preserve">계획과 다짐에 그치지 않고 실제 탐구 내용과 노력이 보임</w:t>
+            </w:r>
+          </w:p>
+          <w:p>
+            <w:pPr>
+              <w:pStyle w:val="ListParagraph"/>
+              <w:keepNext/>
+              <w:numPr>
+                <w:ilvl w:val="0"/>
+                <w:numId w:val="2"/>
+              </w:numPr>
+              <w:spacing w:after="30" w:line="288"/>
+            </w:pPr>
+            <w:r>
+              <w:t xml:space="preserve">진로 관심이 과목 선택과 학습으로 연결됨</w:t>
+            </w:r>
+          </w:p>
+          <w:p>
+            <w:pPr>
+              <w:keepNext w:val="false"/>
+              <w:spacing w:after="0"/>
+            </w:pPr>
+            <w:r>
+              <w:rPr>
+                <w:color w:val="6B7280"/>
+                <w:sz w:val="17"/>
+                <w:szCs w:val="17"/>
+              </w:rPr>
+              <w:t xml:space="preserve"> 동국대 p.54~55 · 5개 대학 공동연구 '진로 탐색 활동과 경험'</w:t>
+            </w:r>
+          </w:p>
+        </w:tc>
+      </w:tr>
+    </w:tbl>
+    <w:p>
+      <w:pPr>
+        <w:spacing w:after="220"/>
+      </w:pPr>
+    </w:p>
+    <w:tbl>
+      <w:tblPr>
+        <w:tblW w:type="dxa" w:w="9638"/>
+        <w:tblBorders>
+          <w:top w:val="single" w:color="auto" w:sz="4"/>
+          <w:left w:val="single" w:color="auto" w:sz="4"/>
+          <w:bottom w:val="single" w:color="auto" w:sz="4"/>
+          <w:right w:val="single" w:color="auto" w:sz="4"/>
+          <w:insideH w:val="single" w:color="auto" w:sz="4"/>
+          <w:insideV w:val="single" w:color="auto" w:sz="4"/>
+        </w:tblBorders>
+      </w:tblPr>
+      <w:tblGrid>
+        <w:gridCol w:w="1500"/>
+        <w:gridCol w:w="8138"/>
+      </w:tblGrid>
+      <w:tr>
+        <w:trPr>
+          <w:cantSplit/>
+        </w:trPr>
+        <w:tc>
+          <w:tcPr>
+            <w:tcW w:type="dxa" w:w="9638"/>
+            <w:gridSpan w:val="2"/>
+            <w:tcBorders>
+              <w:top w:val="single" w:color="D1D5DB" w:sz="4"/>
+              <w:left w:val="single" w:color="D1D5DB" w:sz="4"/>
+              <w:bottom w:val="single" w:color="D1D5DB" w:sz="4"/>
+              <w:right w:val="single" w:color="D1D5DB" w:sz="4"/>
+            </w:tcBorders>
+            <w:shd w:fill="DCE7F3" w:color="auto" w:val="clear"/>
+            <w:tcMar>
+              <w:top w:type="dxa" w:w="100"/>
+              <w:left w:type="dxa" w:w="140"/>
+              <w:bottom w:type="dxa" w:w="100"/>
+              <w:right w:type="dxa" w:w="140"/>
+            </w:tcMar>
+          </w:tcPr>
+          <w:p>
+            <w:pPr>
+              <w:keepNext/>
+              <w:spacing w:after="40" w:line="300"/>
+            </w:pPr>
+            <w:r>
+              <w:rPr>
+                <w:b/>
+                <w:bCs/>
+                <w:color w:val="1F3A5F"/>
+                <w:sz w:val="21"/>
+                <w:szCs w:val="21"/>
+              </w:rPr>
+              <w:t xml:space="preserve">예시 8. 행동특성 및 종합의견</w:t>
+            </w:r>
+          </w:p>
+        </w:tc>
+      </w:tr>
+      <w:tr>
+        <w:trPr>
+          <w:cantSplit/>
+        </w:trPr>
+        <w:tc>
+          <w:tcPr>
+            <w:tcW w:type="dxa" w:w="1500"/>
+            <w:tcBorders>
+              <w:top w:val="single" w:color="D1D5DB" w:sz="4"/>
+              <w:left w:val="single" w:color="D1D5DB" w:sz="4"/>
+              <w:bottom w:val="single" w:color="D1D5DB" w:sz="4"/>
+              <w:right w:val="single" w:color="D1D5DB" w:sz="4"/>
+            </w:tcBorders>
+            <w:shd w:fill="FCEDE0" w:color="auto" w:val="clear"/>
+            <w:tcMar>
+              <w:top w:type="dxa" w:w="100"/>
+              <w:left w:type="dxa" w:w="140"/>
+              <w:bottom w:type="dxa" w:w="100"/>
+              <w:right w:type="dxa" w:w="140"/>
+            </w:tcMar>
+          </w:tcPr>
+          <w:p>
+            <w:pPr>
+              <w:keepNext/>
+              <w:spacing w:after="40" w:line="300"/>
+            </w:pPr>
+            <w:r>
+              <w:rPr>
+                <w:b/>
+                <w:bCs/>
+                <w:color w:val="B45309"/>
+              </w:rPr>
+              <w:t xml:space="preserve">아쉬운 예</w:t>
+            </w:r>
+          </w:p>
+        </w:tc>
+        <w:tc>
+          <w:tcPr>
+            <w:tcW w:type="dxa" w:w="8138"/>
+            <w:tcBorders>
+              <w:top w:val="single" w:color="D1D5DB" w:sz="4"/>
+              <w:left w:val="single" w:color="D1D5DB" w:sz="4"/>
+              <w:bottom w:val="single" w:color="D1D5DB" w:sz="4"/>
+              <w:right w:val="single" w:color="D1D5DB" w:sz="4"/>
+            </w:tcBorders>
+            <w:shd w:fill="FFFBF5" w:color="auto" w:val="clear"/>
+            <w:tcMar>
+              <w:top w:type="dxa" w:w="100"/>
+              <w:left w:type="dxa" w:w="140"/>
+              <w:bottom w:type="dxa" w:w="100"/>
+              <w:right w:type="dxa" w:w="140"/>
+            </w:tcMar>
+          </w:tcPr>
+          <w:p>
+            <w:pPr>
+              <w:keepNext/>
+              <w:spacing w:after="40" w:line="300"/>
+            </w:pPr>
+            <w:r>
+              <w:rPr>
+                <w:color w:val="4B5563"/>
+              </w:rPr>
+              <w:t xml:space="preserve">성실하고 책임감이 강하며 교우 관계가 원만함. 리더십이 있고 배려심이 깊어 친구들에게 신뢰를 받음. 앞으로의 성장이 기대되는 학생임.</w:t>
+            </w:r>
+          </w:p>
+        </w:tc>
+      </w:tr>
+      <w:tr>
+        <w:trPr>
+          <w:cantSplit/>
+        </w:trPr>
+        <w:tc>
+          <w:tcPr>
+            <w:tcW w:type="dxa" w:w="1500"/>
+            <w:tcBorders>
+              <w:top w:val="single" w:color="D1D5DB" w:sz="4"/>
+              <w:left w:val="single" w:color="D1D5DB" w:sz="4"/>
+              <w:bottom w:val="single" w:color="D1D5DB" w:sz="4"/>
+              <w:right w:val="single" w:color="D1D5DB" w:sz="4"/>
+            </w:tcBorders>
+            <w:shd w:fill="DDF1EE" w:color="auto" w:val="clear"/>
+            <w:tcMar>
+              <w:top w:type="dxa" w:w="100"/>
+              <w:left w:type="dxa" w:w="140"/>
+              <w:bottom w:type="dxa" w:w="100"/>
+              <w:right w:type="dxa" w:w="140"/>
+            </w:tcMar>
+          </w:tcPr>
+          <w:p>
+            <w:pPr>
+              <w:keepNext/>
+              <w:spacing w:after="40" w:line="300"/>
+            </w:pPr>
+            <w:r>
+              <w:rPr>
+                <w:b/>
+                <w:bCs/>
+                <w:color w:val="0F766E"/>
+              </w:rPr>
+              <w:t xml:space="preserve">좋은 예</w:t>
+            </w:r>
+          </w:p>
+        </w:tc>
+        <w:tc>
+          <w:tcPr>
+            <w:tcW w:type="dxa" w:w="8138"/>
+            <w:tcBorders>
+              <w:top w:val="single" w:color="D1D5DB" w:sz="4"/>
+              <w:left w:val="single" w:color="D1D5DB" w:sz="4"/>
+              <w:bottom w:val="single" w:color="D1D5DB" w:sz="4"/>
+              <w:right w:val="single" w:color="D1D5DB" w:sz="4"/>
+            </w:tcBorders>
+            <w:shd w:fill="F5FBFA" w:color="auto" w:val="clear"/>
+            <w:tcMar>
+              <w:top w:type="dxa" w:w="100"/>
+              <w:left w:type="dxa" w:w="140"/>
+              <w:bottom w:type="dxa" w:w="100"/>
+              <w:right w:type="dxa" w:w="140"/>
+            </w:tcMar>
+          </w:tcPr>
+          <w:p>
+            <w:pPr>
+              <w:keepNext/>
+              <w:spacing w:after="40" w:line="300"/>
+            </w:pPr>
+            <w:r>
+              <w:t xml:space="preserve">학기 초 모둠 활동에서 자신의 의견을 강하게 주장하는 편이었으나, 역할 분담을 둘러싼 갈등을 겪은 뒤 친구들의 생각을 먼저 묻고 정리하는 방식으로 대화 습관을 바꾸려 노력함. 이후 학급 프로젝트에서 의견이 엇갈릴 때 각자의 근거를 표로 정리해 합의를 이끌어 내어 친구들의 신뢰를 얻음. 모르는 내용을 그냥 넘기지 않고 질문 목록을 만들어 해결하는 학습 습관을 일 년 내내 꾸준히 이어 감.</w:t>
+            </w:r>
+          </w:p>
+        </w:tc>
+      </w:tr>
+      <w:tr>
+        <w:trPr>
+          <w:cantSplit/>
+        </w:trPr>
+        <w:tc>
+          <w:tcPr>
+            <w:tcW w:type="dxa" w:w="1500"/>
+            <w:tcBorders>
+              <w:top w:val="single" w:color="D1D5DB" w:sz="4"/>
+              <w:left w:val="single" w:color="D1D5DB" w:sz="4"/>
+              <w:bottom w:val="single" w:color="D1D5DB" w:sz="4"/>
+              <w:right w:val="single" w:color="D1D5DB" w:sz="4"/>
+            </w:tcBorders>
+            <w:shd w:fill="EEF2F7" w:color="auto" w:val="clear"/>
+            <w:tcMar>
+              <w:top w:type="dxa" w:w="100"/>
+              <w:left w:type="dxa" w:w="140"/>
+              <w:bottom w:type="dxa" w:w="100"/>
+              <w:right w:type="dxa" w:w="140"/>
+            </w:tcMar>
+          </w:tcPr>
+          <w:p>
+            <w:pPr>
+              <w:keepNext w:val="false"/>
+              <w:spacing w:after="40" w:line="300"/>
+            </w:pPr>
+            <w:r>
+              <w:rPr>
+                <w:b/>
+                <w:bCs/>
+                <w:color w:val="1F3A5F"/>
+              </w:rPr>
+              <w:t xml:space="preserve">포인트</w:t>
+            </w:r>
+          </w:p>
+        </w:tc>
+        <w:tc>
+          <w:tcPr>
+            <w:tcW w:type="dxa" w:w="8138"/>
+            <w:tcBorders>
+              <w:top w:val="single" w:color="D1D5DB" w:sz="4"/>
+              <w:left w:val="single" w:color="D1D5DB" w:sz="4"/>
+              <w:bottom w:val="single" w:color="D1D5DB" w:sz="4"/>
+              <w:right w:val="single" w:color="D1D5DB" w:sz="4"/>
+            </w:tcBorders>
+            <w:tcMar>
+              <w:top w:type="dxa" w:w="100"/>
+              <w:left w:type="dxa" w:w="140"/>
+              <w:bottom w:type="dxa" w:w="100"/>
+              <w:right w:type="dxa" w:w="140"/>
+            </w:tcMar>
+          </w:tcPr>
+          <w:p>
+            <w:pPr>
+              <w:pStyle w:val="ListParagraph"/>
+              <w:keepNext/>
+              <w:numPr>
+                <w:ilvl w:val="0"/>
+                <w:numId w:val="2"/>
+              </w:numPr>
+              <w:spacing w:after="30" w:line="288"/>
+            </w:pPr>
+            <w:r>
+              <w:t xml:space="preserve">형용사 나열 대신 상황, 행동, 변화가 담긴 구체적 장면</w:t>
+            </w:r>
+          </w:p>
+          <w:p>
+            <w:pPr>
+              <w:pStyle w:val="ListParagraph"/>
+              <w:keepNext/>
+              <w:numPr>
+                <w:ilvl w:val="0"/>
+                <w:numId w:val="2"/>
+              </w:numPr>
+              <w:spacing w:after="30" w:line="288"/>
+            </w:pPr>
+            <w:r>
+              <w:t xml:space="preserve">한 해 동안의 변화와 성장을 교육적 관점에서 기록</w:t>
+            </w:r>
+          </w:p>
+          <w:p>
+            <w:pPr>
+              <w:pStyle w:val="ListParagraph"/>
+              <w:keepNext/>
+              <w:numPr>
+                <w:ilvl w:val="0"/>
+                <w:numId w:val="2"/>
+              </w:numPr>
+              <w:spacing w:after="30" w:line="288"/>
+            </w:pPr>
+            <w:r>
+              <w:t xml:space="preserve">공동체역량과 학습 태도가 함께 드러나 다른 영역과 맞물림</w:t>
+            </w:r>
+          </w:p>
+          <w:p>
+            <w:pPr>
+              <w:keepNext w:val="false"/>
+              <w:spacing w:after="0"/>
+            </w:pPr>
+            <w:r>
+              <w:rPr>
+                <w:color w:val="6B7280"/>
+                <w:sz w:val="17"/>
+                <w:szCs w:val="17"/>
+              </w:rPr>
+              <w:t xml:space="preserve"> 서울대 p.20 · 동국대 p.62~63 · 기재요령 p.158</w:t>
             </w:r>
           </w:p>
         </w:tc>

--- a/library/2026_hakjong_record_guide.docx
+++ b/library/2026_hakjong_record_guide.docx
@@ -279,7 +279,7 @@
               <w:spacing w:after="50" w:line="288"/>
             </w:pPr>
             <w:r>
-              <w:t xml:space="preserve">3장에 대학 사례 해석과 영역별 </w:t>
+              <w:t xml:space="preserve">3장에 서울시립대·동국대·경희대·건국대 사례, 교과세특 기재 예시 분석, 영역별 </w:t>
             </w:r>
             <w:r>
               <w:rPr>
@@ -446,6 +446,9 @@
         </w:tc>
       </w:tr>
       <w:tr>
+        <w:trPr>
+          <w:cantSplit/>
+        </w:trPr>
         <w:tc>
           <w:tcPr>
             <w:tcW w:type="dxa" w:w="2200"/>
@@ -555,6 +558,9 @@
         </w:tc>
       </w:tr>
       <w:tr>
+        <w:trPr>
+          <w:cantSplit/>
+        </w:trPr>
         <w:tc>
           <w:tcPr>
             <w:tcW w:type="dxa" w:w="2200"/>
@@ -672,6 +678,9 @@
         </w:tc>
       </w:tr>
       <w:tr>
+        <w:trPr>
+          <w:cantSplit/>
+        </w:trPr>
         <w:tc>
           <w:tcPr>
             <w:tcW w:type="dxa" w:w="2200"/>
@@ -3612,7 +3621,7 @@
         <w:spacing w:after="100" w:line="300"/>
       </w:pPr>
       <w:r>
-        <w:t xml:space="preserve">대학이 공개한 평가 사례의 해석을 요약하고(3-1, 3-2), 이를 바탕으로 영역별 작성 예시를 새로 만들었습니다(3-3). 대학 자료에 실린 학생부 원문은 옮기지 않았습니다.</w:t>
+        <w:t xml:space="preserve">대학이 공개한 평가 사례의 해석(3-1~3-3), 교육부·교육청의 교과세특 기재 예시 분석(3-4), 학생부 기록에서 나온 면접 질문(3-5)을 정리하고, 이를 바탕으로 영역별 작성 예시를 새로 만들었습니다(3-6). 대학 자료에 실린 학생부 원문은 옮기지 않고 요지만 정리했습니다.</w:t>
       </w:r>
     </w:p>
     <w:p>
@@ -3749,6 +3758,9 @@
         </w:tc>
       </w:tr>
       <w:tr>
+        <w:trPr>
+          <w:cantSplit/>
+        </w:trPr>
         <w:tc>
           <w:tcPr>
             <w:tcW w:type="dxa" w:w="1900"/>
@@ -3891,6 +3903,9 @@
         </w:tc>
       </w:tr>
       <w:tr>
+        <w:trPr>
+          <w:cantSplit/>
+        </w:trPr>
         <w:tc>
           <w:tcPr>
             <w:tcW w:type="dxa" w:w="1900"/>
@@ -4023,6 +4038,9 @@
         </w:tc>
       </w:tr>
       <w:tr>
+        <w:trPr>
+          <w:cantSplit/>
+        </w:trPr>
         <w:tc>
           <w:tcPr>
             <w:tcW w:type="dxa" w:w="1900"/>
@@ -4286,6 +4304,9 @@
         </w:tc>
       </w:tr>
       <w:tr>
+        <w:trPr>
+          <w:cantSplit/>
+        </w:trPr>
         <w:tc>
           <w:tcPr>
             <w:tcW w:type="dxa" w:w="1500"/>
@@ -4404,6 +4425,9 @@
         </w:tc>
       </w:tr>
       <w:tr>
+        <w:trPr>
+          <w:cantSplit/>
+        </w:trPr>
         <w:tc>
           <w:tcPr>
             <w:tcW w:type="dxa" w:w="1500"/>
@@ -4530,6 +4554,9 @@
         </w:tc>
       </w:tr>
       <w:tr>
+        <w:trPr>
+          <w:cantSplit/>
+        </w:trPr>
         <w:tc>
           <w:tcPr>
             <w:tcW w:type="dxa" w:w="1500"/>
@@ -4637,6 +4664,9 @@
         </w:tc>
       </w:tr>
       <w:tr>
+        <w:trPr>
+          <w:cantSplit/>
+        </w:trPr>
         <w:tc>
           <w:tcPr>
             <w:tcW w:type="dxa" w:w="1500"/>
@@ -4745,6 +4775,9 @@
         </w:tc>
       </w:tr>
       <w:tr>
+        <w:trPr>
+          <w:cantSplit/>
+        </w:trPr>
         <w:tc>
           <w:tcPr>
             <w:tcW w:type="dxa" w:w="1500"/>
@@ -4842,6 +4875,9 @@
         </w:tc>
       </w:tr>
       <w:tr>
+        <w:trPr>
+          <w:cantSplit/>
+        </w:trPr>
         <w:tc>
           <w:tcPr>
             <w:tcW w:type="dxa" w:w="1500"/>
@@ -4950,6 +4986,9 @@
         </w:tc>
       </w:tr>
       <w:tr>
+        <w:trPr>
+          <w:cantSplit/>
+        </w:trPr>
         <w:tc>
           <w:tcPr>
             <w:tcW w:type="dxa" w:w="1500"/>
@@ -5057,6 +5096,9 @@
         </w:tc>
       </w:tr>
       <w:tr>
+        <w:trPr>
+          <w:cantSplit/>
+        </w:trPr>
         <w:tc>
           <w:tcPr>
             <w:tcW w:type="dxa" w:w="1500"/>
@@ -5181,7 +5223,2617 @@
         <w:keepNext/>
       </w:pPr>
       <w:r>
-        <w:t xml:space="preserve">3-3. 영역별 작성 예시: 아쉬운 예 → 좋은 예</w:t>
+        <w:t xml:space="preserve">3-3. 경희대 가이드북 사례: 평가요소별로 본 실제 사례</w:t>
+      </w:r>
+    </w:p>
+    <w:p>
+      <w:pPr>
+        <w:keepNext/>
+        <w:spacing w:after="100" w:line="300"/>
+      </w:pPr>
+      <w:r>
+        <w:t xml:space="preserve">경희대 「2026 학생부전형 가이드북」은 학업역량·진로역량·공동체역량별로 실제 지원자 사례와 평가 해석을 실었습니다(학생부 일부는 대학이 편집). 해석의 요지는 다음과 같습니다.</w:t>
+      </w:r>
+    </w:p>
+    <w:tbl>
+      <w:tblPr>
+        <w:tblW w:type="dxa" w:w="9638"/>
+        <w:tblBorders>
+          <w:top w:val="single" w:color="auto" w:sz="4"/>
+          <w:left w:val="single" w:color="auto" w:sz="4"/>
+          <w:bottom w:val="single" w:color="auto" w:sz="4"/>
+          <w:right w:val="single" w:color="auto" w:sz="4"/>
+          <w:insideH w:val="single" w:color="auto" w:sz="4"/>
+          <w:insideV w:val="single" w:color="auto" w:sz="4"/>
+        </w:tblBorders>
+      </w:tblPr>
+      <w:tblGrid>
+        <w:gridCol w:w="1900"/>
+        <w:gridCol w:w="4300"/>
+        <w:gridCol w:w="3438"/>
+      </w:tblGrid>
+      <w:tr>
+        <w:trPr>
+          <w:tblHeader/>
+        </w:trPr>
+        <w:tc>
+          <w:tcPr>
+            <w:tcW w:type="dxa" w:w="1900"/>
+            <w:tcBorders>
+              <w:top w:val="single" w:color="D1D5DB" w:sz="4"/>
+              <w:left w:val="single" w:color="D1D5DB" w:sz="4"/>
+              <w:bottom w:val="single" w:color="D1D5DB" w:sz="4"/>
+              <w:right w:val="single" w:color="D1D5DB" w:sz="4"/>
+            </w:tcBorders>
+            <w:shd w:fill="DCE7F3" w:color="auto" w:val="clear"/>
+            <w:tcMar>
+              <w:top w:type="dxa" w:w="80"/>
+              <w:left w:type="dxa" w:w="120"/>
+              <w:bottom w:type="dxa" w:w="80"/>
+              <w:right w:type="dxa" w:w="120"/>
+            </w:tcMar>
+          </w:tcPr>
+          <w:p>
+            <w:pPr>
+              <w:spacing w:after="30" w:line="276"/>
+            </w:pPr>
+            <w:r>
+              <w:rPr>
+                <w:b/>
+                <w:bCs/>
+                <w:color w:val="1F3A5F"/>
+              </w:rPr>
+              <w:t xml:space="preserve">사례</w:t>
+            </w:r>
+          </w:p>
+        </w:tc>
+        <w:tc>
+          <w:tcPr>
+            <w:tcW w:type="dxa" w:w="4300"/>
+            <w:tcBorders>
+              <w:top w:val="single" w:color="D1D5DB" w:sz="4"/>
+              <w:left w:val="single" w:color="D1D5DB" w:sz="4"/>
+              <w:bottom w:val="single" w:color="D1D5DB" w:sz="4"/>
+              <w:right w:val="single" w:color="D1D5DB" w:sz="4"/>
+            </w:tcBorders>
+            <w:shd w:fill="DCE7F3" w:color="auto" w:val="clear"/>
+            <w:tcMar>
+              <w:top w:type="dxa" w:w="80"/>
+              <w:left w:type="dxa" w:w="120"/>
+              <w:bottom w:type="dxa" w:w="80"/>
+              <w:right w:type="dxa" w:w="120"/>
+            </w:tcMar>
+          </w:tcPr>
+          <w:p>
+            <w:pPr>
+              <w:spacing w:after="30" w:line="276"/>
+            </w:pPr>
+            <w:r>
+              <w:rPr>
+                <w:b/>
+                <w:bCs/>
+                <w:color w:val="1F3A5F"/>
+              </w:rPr>
+              <w:t xml:space="preserve">학생부에서 드러난 점</w:t>
+            </w:r>
+          </w:p>
+        </w:tc>
+        <w:tc>
+          <w:tcPr>
+            <w:tcW w:type="dxa" w:w="3438"/>
+            <w:tcBorders>
+              <w:top w:val="single" w:color="D1D5DB" w:sz="4"/>
+              <w:left w:val="single" w:color="D1D5DB" w:sz="4"/>
+              <w:bottom w:val="single" w:color="D1D5DB" w:sz="4"/>
+              <w:right w:val="single" w:color="D1D5DB" w:sz="4"/>
+            </w:tcBorders>
+            <w:shd w:fill="DCE7F3" w:color="auto" w:val="clear"/>
+            <w:tcMar>
+              <w:top w:type="dxa" w:w="80"/>
+              <w:left w:type="dxa" w:w="120"/>
+              <w:bottom w:type="dxa" w:w="80"/>
+              <w:right w:type="dxa" w:w="120"/>
+            </w:tcMar>
+          </w:tcPr>
+          <w:p>
+            <w:pPr>
+              <w:spacing w:after="30" w:line="276"/>
+            </w:pPr>
+            <w:r>
+              <w:rPr>
+                <w:b/>
+                <w:bCs/>
+                <w:color w:val="1F3A5F"/>
+              </w:rPr>
+              <w:t xml:space="preserve">평가자의 해석</w:t>
+            </w:r>
+          </w:p>
+        </w:tc>
+      </w:tr>
+      <w:tr>
+        <w:trPr>
+          <w:cantSplit/>
+        </w:trPr>
+        <w:tc>
+          <w:tcPr>
+            <w:tcW w:type="dxa" w:w="1900"/>
+            <w:tcBorders>
+              <w:top w:val="single" w:color="D1D5DB" w:sz="4"/>
+              <w:left w:val="single" w:color="D1D5DB" w:sz="4"/>
+              <w:bottom w:val="single" w:color="D1D5DB" w:sz="4"/>
+              <w:right w:val="single" w:color="D1D5DB" w:sz="4"/>
+            </w:tcBorders>
+            <w:tcMar>
+              <w:top w:type="dxa" w:w="80"/>
+              <w:left w:type="dxa" w:w="120"/>
+              <w:bottom w:type="dxa" w:w="80"/>
+              <w:right w:type="dxa" w:w="120"/>
+            </w:tcMar>
+          </w:tcPr>
+          <w:p>
+            <w:pPr>
+              <w:spacing w:after="30" w:line="276"/>
+            </w:pPr>
+            <w:r>
+              <w:t xml:space="preserve">학업역량</w:t>
+            </w:r>
+          </w:p>
+          <w:p>
+            <w:pPr>
+              <w:spacing w:after="30" w:line="276"/>
+            </w:pPr>
+            <w:r>
+              <w:t xml:space="preserve">기계공학과</w:t>
+            </w:r>
+          </w:p>
+          <w:p>
+            <w:pPr>
+              <w:spacing w:after="30" w:line="276"/>
+            </w:pPr>
+            <w:r>
+              <w:t xml:space="preserve">(소규모 일반고)</w:t>
+            </w:r>
+          </w:p>
+          <w:p>
+            <w:pPr>
+              <w:spacing w:after="30" w:line="276"/>
+            </w:pPr>
+            <w:r>
+              <w:rPr>
+                <w:color w:val="6B7280"/>
+                <w:sz w:val="17"/>
+                <w:szCs w:val="17"/>
+              </w:rPr>
+              <w:t xml:space="preserve"> p.12~14</w:t>
+            </w:r>
+          </w:p>
+        </w:tc>
+        <w:tc>
+          <w:tcPr>
+            <w:tcW w:type="dxa" w:w="4300"/>
+            <w:tcBorders>
+              <w:top w:val="single" w:color="D1D5DB" w:sz="4"/>
+              <w:left w:val="single" w:color="D1D5DB" w:sz="4"/>
+              <w:bottom w:val="single" w:color="D1D5DB" w:sz="4"/>
+              <w:right w:val="single" w:color="D1D5DB" w:sz="4"/>
+            </w:tcBorders>
+            <w:tcMar>
+              <w:top w:type="dxa" w:w="80"/>
+              <w:left w:type="dxa" w:w="120"/>
+              <w:bottom w:type="dxa" w:w="80"/>
+              <w:right w:type="dxa" w:w="120"/>
+            </w:tcMar>
+          </w:tcPr>
+          <w:p>
+            <w:pPr>
+              <w:spacing w:after="30" w:line="276"/>
+            </w:pPr>
+            <w:r>
+              <w:t xml:space="preserve">1학년 기초교과, 2학년 일반선택(수강자 수·원점수·표준편차), 3학년 진로선택(성취도 분포)을 함께 보면 성취의 변동 폭이 작음</w:t>
+            </w:r>
+          </w:p>
+          <w:p>
+            <w:pPr>
+              <w:spacing w:after="30" w:line="276"/>
+            </w:pPr>
+            <w:r>
+              <w:t xml:space="preserve">교과 내용과 연결한 독서 → 탐구 주제 선정 → 실험 설계와 수행 → 시행착오 보완 → 후속 탐구로 이어짐</w:t>
+            </w:r>
+          </w:p>
+          <w:p>
+            <w:pPr>
+              <w:spacing w:after="30" w:line="276"/>
+            </w:pPr>
+            <w:r>
+              <w:t xml:space="preserve">다른 교과에서 배운 내용을 실험에 활용</w:t>
+            </w:r>
+          </w:p>
+        </w:tc>
+        <w:tc>
+          <w:tcPr>
+            <w:tcW w:type="dxa" w:w="3438"/>
+            <w:tcBorders>
+              <w:top w:val="single" w:color="D1D5DB" w:sz="4"/>
+              <w:left w:val="single" w:color="D1D5DB" w:sz="4"/>
+              <w:bottom w:val="single" w:color="D1D5DB" w:sz="4"/>
+              <w:right w:val="single" w:color="D1D5DB" w:sz="4"/>
+            </w:tcBorders>
+            <w:tcMar>
+              <w:top w:type="dxa" w:w="80"/>
+              <w:left w:type="dxa" w:w="120"/>
+              <w:bottom w:type="dxa" w:w="80"/>
+              <w:right w:type="dxa" w:w="120"/>
+            </w:tcMar>
+          </w:tcPr>
+          <w:p>
+            <w:pPr>
+              <w:spacing w:after="30" w:line="276"/>
+            </w:pPr>
+            <w:r>
+              <w:rPr>
+                <w:b/>
+                <w:bCs/>
+              </w:rPr>
+              <w:t xml:space="preserve">과제집착력, 목표의식, 자발적 학습 노력</w:t>
+            </w:r>
+            <w:r>
+              <w:t xml:space="preserve">이 돋보임. 수치보다 학업태도와 탐구력을 학생부의 여러 맥락에서 함께 읽음</w:t>
+            </w:r>
+          </w:p>
+        </w:tc>
+      </w:tr>
+      <w:tr>
+        <w:trPr>
+          <w:cantSplit/>
+        </w:trPr>
+        <w:tc>
+          <w:tcPr>
+            <w:tcW w:type="dxa" w:w="1900"/>
+            <w:tcBorders>
+              <w:top w:val="single" w:color="D1D5DB" w:sz="4"/>
+              <w:left w:val="single" w:color="D1D5DB" w:sz="4"/>
+              <w:bottom w:val="single" w:color="D1D5DB" w:sz="4"/>
+              <w:right w:val="single" w:color="D1D5DB" w:sz="4"/>
+            </w:tcBorders>
+            <w:tcMar>
+              <w:top w:type="dxa" w:w="80"/>
+              <w:left w:type="dxa" w:w="120"/>
+              <w:bottom w:type="dxa" w:w="80"/>
+              <w:right w:type="dxa" w:w="120"/>
+            </w:tcMar>
+          </w:tcPr>
+          <w:p>
+            <w:pPr>
+              <w:spacing w:after="30" w:line="276"/>
+            </w:pPr>
+            <w:r>
+              <w:t xml:space="preserve">학업역량</w:t>
+            </w:r>
+          </w:p>
+          <w:p>
+            <w:pPr>
+              <w:spacing w:after="30" w:line="276"/>
+            </w:pPr>
+            <w:r>
+              <w:t xml:space="preserve">관광 계열</w:t>
+            </w:r>
+          </w:p>
+          <w:p>
+            <w:pPr>
+              <w:spacing w:after="30" w:line="276"/>
+            </w:pPr>
+            <w:r>
+              <w:t xml:space="preserve">(인문계 일반고,</w:t>
+            </w:r>
+          </w:p>
+          <w:p>
+            <w:pPr>
+              <w:spacing w:after="30" w:line="276"/>
+            </w:pPr>
+            <w:r>
+              <w:t xml:space="preserve">내신 2등급 중반)</w:t>
+            </w:r>
+          </w:p>
+          <w:p>
+            <w:pPr>
+              <w:spacing w:after="30" w:line="276"/>
+            </w:pPr>
+            <w:r>
+              <w:rPr>
+                <w:color w:val="6B7280"/>
+                <w:sz w:val="17"/>
+                <w:szCs w:val="17"/>
+              </w:rPr>
+              <w:t xml:space="preserve"> p.15~17</w:t>
+            </w:r>
+          </w:p>
+        </w:tc>
+        <w:tc>
+          <w:tcPr>
+            <w:tcW w:type="dxa" w:w="4300"/>
+            <w:tcBorders>
+              <w:top w:val="single" w:color="D1D5DB" w:sz="4"/>
+              <w:left w:val="single" w:color="D1D5DB" w:sz="4"/>
+              <w:bottom w:val="single" w:color="D1D5DB" w:sz="4"/>
+              <w:right w:val="single" w:color="D1D5DB" w:sz="4"/>
+            </w:tcBorders>
+            <w:tcMar>
+              <w:top w:type="dxa" w:w="80"/>
+              <w:left w:type="dxa" w:w="120"/>
+              <w:bottom w:type="dxa" w:w="80"/>
+              <w:right w:type="dxa" w:w="120"/>
+            </w:tcMar>
+          </w:tcPr>
+          <w:p>
+            <w:pPr>
+              <w:spacing w:after="30" w:line="276"/>
+            </w:pPr>
+            <w:r>
+              <w:t xml:space="preserve">여러 과목 기록에 적극적 참여, 활용 능력, 주체적·실천적 태도가 반복해 나타남</w:t>
+            </w:r>
+          </w:p>
+          <w:p>
+            <w:pPr>
+              <w:spacing w:after="30" w:line="276"/>
+            </w:pPr>
+            <w:r>
+              <w:t xml:space="preserve">동아리에서 지역 균형 개발을 탐구하며 지역 간 주택 가격 격차의 요인을 분석하고 대안을 제시</w:t>
+            </w:r>
+          </w:p>
+        </w:tc>
+        <w:tc>
+          <w:tcPr>
+            <w:tcW w:type="dxa" w:w="3438"/>
+            <w:tcBorders>
+              <w:top w:val="single" w:color="D1D5DB" w:sz="4"/>
+              <w:left w:val="single" w:color="D1D5DB" w:sz="4"/>
+              <w:bottom w:val="single" w:color="D1D5DB" w:sz="4"/>
+              <w:right w:val="single" w:color="D1D5DB" w:sz="4"/>
+            </w:tcBorders>
+            <w:tcMar>
+              <w:top w:type="dxa" w:w="80"/>
+              <w:left w:type="dxa" w:w="120"/>
+              <w:bottom w:type="dxa" w:w="80"/>
+              <w:right w:type="dxa" w:w="120"/>
+            </w:tcMar>
+          </w:tcPr>
+          <w:p>
+            <w:pPr>
+              <w:spacing w:after="30" w:line="276"/>
+            </w:pPr>
+            <w:r>
+              <w:t xml:space="preserve">배운 지식을 </w:t>
+            </w:r>
+            <w:r>
+              <w:rPr>
+                <w:b/>
+                <w:bCs/>
+              </w:rPr>
+              <w:t xml:space="preserve">추가 탐구와 다른 활동에 다시 활용</w:t>
+            </w:r>
+            <w:r>
+              <w:t xml:space="preserve">하는 실천적 학습 태도가 우수</w:t>
+            </w:r>
+          </w:p>
+        </w:tc>
+      </w:tr>
+      <w:tr>
+        <w:trPr>
+          <w:cantSplit/>
+        </w:trPr>
+        <w:tc>
+          <w:tcPr>
+            <w:tcW w:type="dxa" w:w="1900"/>
+            <w:tcBorders>
+              <w:top w:val="single" w:color="D1D5DB" w:sz="4"/>
+              <w:left w:val="single" w:color="D1D5DB" w:sz="4"/>
+              <w:bottom w:val="single" w:color="D1D5DB" w:sz="4"/>
+              <w:right w:val="single" w:color="D1D5DB" w:sz="4"/>
+            </w:tcBorders>
+            <w:tcMar>
+              <w:top w:type="dxa" w:w="80"/>
+              <w:left w:type="dxa" w:w="120"/>
+              <w:bottom w:type="dxa" w:w="80"/>
+              <w:right w:type="dxa" w:w="120"/>
+            </w:tcMar>
+          </w:tcPr>
+          <w:p>
+            <w:pPr>
+              <w:spacing w:after="30" w:line="276"/>
+            </w:pPr>
+            <w:r>
+              <w:t xml:space="preserve">진로역량</w:t>
+            </w:r>
+          </w:p>
+          <w:p>
+            <w:pPr>
+              <w:spacing w:after="30" w:line="276"/>
+            </w:pPr>
+            <w:r>
+              <w:t xml:space="preserve">철학과</w:t>
+            </w:r>
+          </w:p>
+          <w:p>
+            <w:pPr>
+              <w:spacing w:after="30" w:line="276"/>
+            </w:pPr>
+            <w:r>
+              <w:t xml:space="preserve">(소규모 일반고,</w:t>
+            </w:r>
+          </w:p>
+          <w:p>
+            <w:pPr>
+              <w:spacing w:after="30" w:line="276"/>
+            </w:pPr>
+            <w:r>
+              <w:t xml:space="preserve">고른 2등급 전후)</w:t>
+            </w:r>
+          </w:p>
+          <w:p>
+            <w:pPr>
+              <w:spacing w:after="30" w:line="276"/>
+            </w:pPr>
+            <w:r>
+              <w:rPr>
+                <w:color w:val="6B7280"/>
+                <w:sz w:val="17"/>
+                <w:szCs w:val="17"/>
+              </w:rPr>
+              <w:t xml:space="preserve"> p.18~21</w:t>
+            </w:r>
+          </w:p>
+        </w:tc>
+        <w:tc>
+          <w:tcPr>
+            <w:tcW w:type="dxa" w:w="4300"/>
+            <w:tcBorders>
+              <w:top w:val="single" w:color="D1D5DB" w:sz="4"/>
+              <w:left w:val="single" w:color="D1D5DB" w:sz="4"/>
+              <w:bottom w:val="single" w:color="D1D5DB" w:sz="4"/>
+              <w:right w:val="single" w:color="D1D5DB" w:sz="4"/>
+            </w:tcBorders>
+            <w:tcMar>
+              <w:top w:type="dxa" w:w="80"/>
+              <w:left w:type="dxa" w:w="120"/>
+              <w:bottom w:type="dxa" w:w="80"/>
+              <w:right w:type="dxa" w:w="120"/>
+            </w:tcMar>
+          </w:tcPr>
+          <w:p>
+            <w:pPr>
+              <w:spacing w:after="30" w:line="276"/>
+            </w:pPr>
+            <w:r>
+              <w:t xml:space="preserve">독서 과목에서 철학적 기준으로 작품을 감상하며 사유를 확장</w:t>
+            </w:r>
+          </w:p>
+          <w:p>
+            <w:pPr>
+              <w:spacing w:after="30" w:line="276"/>
+            </w:pPr>
+            <w:r>
+              <w:t xml:space="preserve">자율활동에서 사회를 비판하는 짧은 소설을 발표하며 공정성의 의미를 고민</w:t>
+            </w:r>
+          </w:p>
+          <w:p>
+            <w:pPr>
+              <w:spacing w:after="30" w:line="276"/>
+            </w:pPr>
+            <w:r>
+              <w:t xml:space="preserve">학교에 없는 철학 과목을 공동교육과정으로 수강</w:t>
+            </w:r>
+          </w:p>
+        </w:tc>
+        <w:tc>
+          <w:tcPr>
+            <w:tcW w:type="dxa" w:w="3438"/>
+            <w:tcBorders>
+              <w:top w:val="single" w:color="D1D5DB" w:sz="4"/>
+              <w:left w:val="single" w:color="D1D5DB" w:sz="4"/>
+              <w:bottom w:val="single" w:color="D1D5DB" w:sz="4"/>
+              <w:right w:val="single" w:color="D1D5DB" w:sz="4"/>
+            </w:tcBorders>
+            <w:tcMar>
+              <w:top w:type="dxa" w:w="80"/>
+              <w:left w:type="dxa" w:w="120"/>
+              <w:bottom w:type="dxa" w:w="80"/>
+              <w:right w:type="dxa" w:w="120"/>
+            </w:tcMar>
+          </w:tcPr>
+          <w:p>
+            <w:pPr>
+              <w:spacing w:after="30" w:line="276"/>
+            </w:pPr>
+            <w:r>
+              <w:t xml:space="preserve">정답이 없는 질문을 스스로 묻고 답하며, 학습 내용을 </w:t>
+            </w:r>
+            <w:r>
+              <w:rPr>
+                <w:b/>
+                <w:bCs/>
+              </w:rPr>
+              <w:t xml:space="preserve">여러 교과로 연결</w:t>
+            </w:r>
+            <w:r>
+              <w:t xml:space="preserve">하는 인문학적 소양. 학과가 권장하는 한문·제2외국어 역량도 함께 고려</w:t>
+            </w:r>
+          </w:p>
+        </w:tc>
+      </w:tr>
+      <w:tr>
+        <w:trPr>
+          <w:cantSplit/>
+        </w:trPr>
+        <w:tc>
+          <w:tcPr>
+            <w:tcW w:type="dxa" w:w="1900"/>
+            <w:tcBorders>
+              <w:top w:val="single" w:color="D1D5DB" w:sz="4"/>
+              <w:left w:val="single" w:color="D1D5DB" w:sz="4"/>
+              <w:bottom w:val="single" w:color="D1D5DB" w:sz="4"/>
+              <w:right w:val="single" w:color="D1D5DB" w:sz="4"/>
+            </w:tcBorders>
+            <w:tcMar>
+              <w:top w:type="dxa" w:w="80"/>
+              <w:left w:type="dxa" w:w="120"/>
+              <w:bottom w:type="dxa" w:w="80"/>
+              <w:right w:type="dxa" w:w="120"/>
+            </w:tcMar>
+          </w:tcPr>
+          <w:p>
+            <w:pPr>
+              <w:spacing w:after="30" w:line="276"/>
+            </w:pPr>
+            <w:r>
+              <w:t xml:space="preserve">진로역량</w:t>
+            </w:r>
+          </w:p>
+          <w:p>
+            <w:pPr>
+              <w:spacing w:after="30" w:line="276"/>
+            </w:pPr>
+            <w:r>
+              <w:t xml:space="preserve">화학공학과</w:t>
+            </w:r>
+          </w:p>
+          <w:p>
+            <w:pPr>
+              <w:spacing w:after="30" w:line="276"/>
+            </w:pPr>
+            <w:r>
+              <w:t xml:space="preserve">(자연계 일반고)</w:t>
+            </w:r>
+          </w:p>
+          <w:p>
+            <w:pPr>
+              <w:spacing w:after="30" w:line="276"/>
+            </w:pPr>
+            <w:r>
+              <w:rPr>
+                <w:color w:val="6B7280"/>
+                <w:sz w:val="17"/>
+                <w:szCs w:val="17"/>
+              </w:rPr>
+              <w:t xml:space="preserve"> p.22~23</w:t>
+            </w:r>
+          </w:p>
+        </w:tc>
+        <w:tc>
+          <w:tcPr>
+            <w:tcW w:type="dxa" w:w="4300"/>
+            <w:tcBorders>
+              <w:top w:val="single" w:color="D1D5DB" w:sz="4"/>
+              <w:left w:val="single" w:color="D1D5DB" w:sz="4"/>
+              <w:bottom w:val="single" w:color="D1D5DB" w:sz="4"/>
+              <w:right w:val="single" w:color="D1D5DB" w:sz="4"/>
+            </w:tcBorders>
+            <w:tcMar>
+              <w:top w:type="dxa" w:w="80"/>
+              <w:left w:type="dxa" w:w="120"/>
+              <w:bottom w:type="dxa" w:w="80"/>
+              <w:right w:type="dxa" w:w="120"/>
+            </w:tcMar>
+          </w:tcPr>
+          <w:p>
+            <w:pPr>
+              <w:spacing w:after="30" w:line="276"/>
+            </w:pPr>
+            <w:r>
+              <w:t xml:space="preserve">물리학Ⅰ·화학Ⅰ·생명과학Ⅰ과 물리학Ⅱ·화학Ⅱ를 이수하고, 2학년 2학기에 성취가 크게 향상</w:t>
+            </w:r>
+          </w:p>
+          <w:p>
+            <w:pPr>
+              <w:spacing w:after="30" w:line="276"/>
+            </w:pPr>
+            <w:r>
+              <w:t xml:space="preserve">동아리에서 친환경 에너지 주제를 탐구한 뒤 후속 실험을 스스로 기획</w:t>
+            </w:r>
+          </w:p>
+          <w:p>
+            <w:pPr>
+              <w:spacing w:after="30" w:line="276"/>
+            </w:pPr>
+            <w:r>
+              <w:t xml:space="preserve">인공지능 기초 과목에서 생활 속 화학물질의 위험성을 분류하는 모델을 만듦</w:t>
+            </w:r>
+          </w:p>
+        </w:tc>
+        <w:tc>
+          <w:tcPr>
+            <w:tcW w:type="dxa" w:w="3438"/>
+            <w:tcBorders>
+              <w:top w:val="single" w:color="D1D5DB" w:sz="4"/>
+              <w:left w:val="single" w:color="D1D5DB" w:sz="4"/>
+              <w:bottom w:val="single" w:color="D1D5DB" w:sz="4"/>
+              <w:right w:val="single" w:color="D1D5DB" w:sz="4"/>
+            </w:tcBorders>
+            <w:tcMar>
+              <w:top w:type="dxa" w:w="80"/>
+              <w:left w:type="dxa" w:w="120"/>
+              <w:bottom w:type="dxa" w:w="80"/>
+              <w:right w:type="dxa" w:w="120"/>
+            </w:tcMar>
+          </w:tcPr>
+          <w:p>
+            <w:pPr>
+              <w:spacing w:after="30" w:line="276"/>
+            </w:pPr>
+            <w:r>
+              <w:t xml:space="preserve">화학의 직접적인 활용을 넘어 </w:t>
+            </w:r>
+            <w:r>
+              <w:rPr>
+                <w:b/>
+                <w:bCs/>
+              </w:rPr>
+              <w:t xml:space="preserve">다른 영역으로 확장</w:t>
+            </w:r>
+            <w:r>
+              <w:t xml:space="preserve">하며 관련 지식을 주도적으로 습득</w:t>
+            </w:r>
+          </w:p>
+        </w:tc>
+      </w:tr>
+      <w:tr>
+        <w:trPr>
+          <w:cantSplit/>
+        </w:trPr>
+        <w:tc>
+          <w:tcPr>
+            <w:tcW w:type="dxa" w:w="1900"/>
+            <w:tcBorders>
+              <w:top w:val="single" w:color="D1D5DB" w:sz="4"/>
+              <w:left w:val="single" w:color="D1D5DB" w:sz="4"/>
+              <w:bottom w:val="single" w:color="D1D5DB" w:sz="4"/>
+              <w:right w:val="single" w:color="D1D5DB" w:sz="4"/>
+            </w:tcBorders>
+            <w:tcMar>
+              <w:top w:type="dxa" w:w="80"/>
+              <w:left w:type="dxa" w:w="120"/>
+              <w:bottom w:type="dxa" w:w="80"/>
+              <w:right w:type="dxa" w:w="120"/>
+            </w:tcMar>
+          </w:tcPr>
+          <w:p>
+            <w:pPr>
+              <w:spacing w:after="30" w:line="276"/>
+            </w:pPr>
+            <w:r>
+              <w:t xml:space="preserve">공동체역량</w:t>
+            </w:r>
+          </w:p>
+          <w:p>
+            <w:pPr>
+              <w:spacing w:after="30" w:line="276"/>
+            </w:pPr>
+            <w:r>
+              <w:t xml:space="preserve">지원자 A</w:t>
+            </w:r>
+          </w:p>
+          <w:p>
+            <w:pPr>
+              <w:spacing w:after="30" w:line="276"/>
+            </w:pPr>
+            <w:r>
+              <w:t xml:space="preserve">(행특)</w:t>
+            </w:r>
+          </w:p>
+          <w:p>
+            <w:pPr>
+              <w:spacing w:after="30" w:line="276"/>
+            </w:pPr>
+            <w:r>
+              <w:rPr>
+                <w:color w:val="6B7280"/>
+                <w:sz w:val="17"/>
+                <w:szCs w:val="17"/>
+              </w:rPr>
+              <w:t xml:space="preserve"> p.24</w:t>
+            </w:r>
+          </w:p>
+        </w:tc>
+        <w:tc>
+          <w:tcPr>
+            <w:tcW w:type="dxa" w:w="4300"/>
+            <w:tcBorders>
+              <w:top w:val="single" w:color="D1D5DB" w:sz="4"/>
+              <w:left w:val="single" w:color="D1D5DB" w:sz="4"/>
+              <w:bottom w:val="single" w:color="D1D5DB" w:sz="4"/>
+              <w:right w:val="single" w:color="D1D5DB" w:sz="4"/>
+            </w:tcBorders>
+            <w:tcMar>
+              <w:top w:type="dxa" w:w="80"/>
+              <w:left w:type="dxa" w:w="120"/>
+              <w:bottom w:type="dxa" w:w="80"/>
+              <w:right w:type="dxa" w:w="120"/>
+            </w:tcMar>
+          </w:tcPr>
+          <w:p>
+            <w:pPr>
+              <w:spacing w:after="30" w:line="276"/>
+            </w:pPr>
+            <w:r>
+              <w:t xml:space="preserve">회의에서 자신의 의견이 채택되지 않아도 다른 의견을 발전시키는 방안을 함께 논의</w:t>
+            </w:r>
+          </w:p>
+          <w:p>
+            <w:pPr>
+              <w:spacing w:after="30" w:line="276"/>
+            </w:pPr>
+            <w:r>
+              <w:t xml:space="preserve">갑작스러운 비로 학교 바닥이 미끄러워지자 스스로 청소하고 친구들에게 함께하자고 제안</w:t>
+            </w:r>
+          </w:p>
+          <w:p>
+            <w:pPr>
+              <w:spacing w:after="30" w:line="276"/>
+            </w:pPr>
+            <w:r>
+              <w:t xml:space="preserve">지루해하는 청소 시간을 즐겁게 만드는 방법을 고안</w:t>
+            </w:r>
+          </w:p>
+        </w:tc>
+        <w:tc>
+          <w:tcPr>
+            <w:tcW w:type="dxa" w:w="3438"/>
+            <w:tcBorders>
+              <w:top w:val="single" w:color="D1D5DB" w:sz="4"/>
+              <w:left w:val="single" w:color="D1D5DB" w:sz="4"/>
+              <w:bottom w:val="single" w:color="D1D5DB" w:sz="4"/>
+              <w:right w:val="single" w:color="D1D5DB" w:sz="4"/>
+            </w:tcBorders>
+            <w:tcMar>
+              <w:top w:type="dxa" w:w="80"/>
+              <w:left w:type="dxa" w:w="120"/>
+              <w:bottom w:type="dxa" w:w="80"/>
+              <w:right w:type="dxa" w:w="120"/>
+            </w:tcMar>
+          </w:tcPr>
+          <w:p>
+            <w:pPr>
+              <w:spacing w:after="30" w:line="276"/>
+            </w:pPr>
+            <w:r>
+              <w:t xml:space="preserve">협업과 소통, 나눔과 배려가 </w:t>
+            </w:r>
+            <w:r>
+              <w:rPr>
+                <w:b/>
+                <w:bCs/>
+              </w:rPr>
+              <w:t xml:space="preserve">구체적 장면으로</w:t>
+            </w:r>
+            <w:r>
+              <w:t xml:space="preserve"> 잘 기술됨. '모범적이다', '교우관계가 원만하다' 같은 표현보다 구체적 사례가 평가에 도움</w:t>
+            </w:r>
+          </w:p>
+        </w:tc>
+      </w:tr>
+      <w:tr>
+        <w:trPr>
+          <w:cantSplit/>
+        </w:trPr>
+        <w:tc>
+          <w:tcPr>
+            <w:tcW w:type="dxa" w:w="1900"/>
+            <w:tcBorders>
+              <w:top w:val="single" w:color="D1D5DB" w:sz="4"/>
+              <w:left w:val="single" w:color="D1D5DB" w:sz="4"/>
+              <w:bottom w:val="single" w:color="D1D5DB" w:sz="4"/>
+              <w:right w:val="single" w:color="D1D5DB" w:sz="4"/>
+            </w:tcBorders>
+            <w:tcMar>
+              <w:top w:type="dxa" w:w="80"/>
+              <w:left w:type="dxa" w:w="120"/>
+              <w:bottom w:type="dxa" w:w="80"/>
+              <w:right w:type="dxa" w:w="120"/>
+            </w:tcMar>
+          </w:tcPr>
+          <w:p>
+            <w:pPr>
+              <w:spacing w:after="30" w:line="276"/>
+            </w:pPr>
+            <w:r>
+              <w:t xml:space="preserve">공동체역량</w:t>
+            </w:r>
+          </w:p>
+          <w:p>
+            <w:pPr>
+              <w:spacing w:after="30" w:line="276"/>
+            </w:pPr>
+            <w:r>
+              <w:t xml:space="preserve">지원자 B</w:t>
+            </w:r>
+          </w:p>
+          <w:p>
+            <w:pPr>
+              <w:spacing w:after="30" w:line="276"/>
+            </w:pPr>
+            <w:r>
+              <w:t xml:space="preserve">(행특·창체)</w:t>
+            </w:r>
+          </w:p>
+          <w:p>
+            <w:pPr>
+              <w:spacing w:after="30" w:line="276"/>
+            </w:pPr>
+            <w:r>
+              <w:rPr>
+                <w:color w:val="6B7280"/>
+                <w:sz w:val="17"/>
+                <w:szCs w:val="17"/>
+              </w:rPr>
+              <w:t xml:space="preserve"> p.25~26</w:t>
+            </w:r>
+          </w:p>
+        </w:tc>
+        <w:tc>
+          <w:tcPr>
+            <w:tcW w:type="dxa" w:w="4300"/>
+            <w:tcBorders>
+              <w:top w:val="single" w:color="D1D5DB" w:sz="4"/>
+              <w:left w:val="single" w:color="D1D5DB" w:sz="4"/>
+              <w:bottom w:val="single" w:color="D1D5DB" w:sz="4"/>
+              <w:right w:val="single" w:color="D1D5DB" w:sz="4"/>
+            </w:tcBorders>
+            <w:tcMar>
+              <w:top w:type="dxa" w:w="80"/>
+              <w:left w:type="dxa" w:w="120"/>
+              <w:bottom w:type="dxa" w:w="80"/>
+              <w:right w:type="dxa" w:w="120"/>
+            </w:tcMar>
+          </w:tcPr>
+          <w:p>
+            <w:pPr>
+              <w:spacing w:after="30" w:line="276"/>
+            </w:pPr>
+            <w:r>
+              <w:t xml:space="preserve">학급 반장으로 매일 모든 친구와 대화하려 노력하고, 반 전체가 어울리는 시간을 마련</w:t>
+            </w:r>
+          </w:p>
+          <w:p>
+            <w:pPr>
+              <w:spacing w:after="30" w:line="276"/>
+            </w:pPr>
+            <w:r>
+              <w:t xml:space="preserve">학습 기록을 공유하며 함께 공부하는 모임을 꾸림</w:t>
+            </w:r>
+          </w:p>
+        </w:tc>
+        <w:tc>
+          <w:tcPr>
+            <w:tcW w:type="dxa" w:w="3438"/>
+            <w:tcBorders>
+              <w:top w:val="single" w:color="D1D5DB" w:sz="4"/>
+              <w:left w:val="single" w:color="D1D5DB" w:sz="4"/>
+              <w:bottom w:val="single" w:color="D1D5DB" w:sz="4"/>
+              <w:right w:val="single" w:color="D1D5DB" w:sz="4"/>
+            </w:tcBorders>
+            <w:tcMar>
+              <w:top w:type="dxa" w:w="80"/>
+              <w:left w:type="dxa" w:w="120"/>
+              <w:bottom w:type="dxa" w:w="80"/>
+              <w:right w:type="dxa" w:w="120"/>
+            </w:tcMar>
+          </w:tcPr>
+          <w:p>
+            <w:pPr>
+              <w:spacing w:after="30" w:line="276"/>
+            </w:pPr>
+            <w:r>
+              <w:t xml:space="preserve">리더십, 성실성과 규칙준수에서 우수. 성실성은 </w:t>
+            </w:r>
+            <w:r>
+              <w:rPr>
+                <w:b/>
+                <w:bCs/>
+              </w:rPr>
+              <w:t xml:space="preserve">출결</w:t>
+            </w:r>
+            <w:r>
+              <w:t xml:space="preserve">로도, 리더십은 임원·학급도우미·동아리 등 </w:t>
+            </w:r>
+            <w:r>
+              <w:rPr>
+                <w:b/>
+                <w:bCs/>
+              </w:rPr>
+              <w:t xml:space="preserve">여러 활동</w:t>
+            </w:r>
+            <w:r>
+              <w:t xml:space="preserve">에서 확인</w:t>
+            </w:r>
+          </w:p>
+        </w:tc>
+      </w:tr>
+    </w:tbl>
+    <w:p>
+      <w:pPr>
+        <w:spacing w:after="160"/>
+      </w:pPr>
+    </w:p>
+    <w:p>
+      <w:pPr>
+        <w:pStyle w:val="Heading2"/>
+        <w:keepNext/>
+      </w:pPr>
+      <w:r>
+        <w:t xml:space="preserve">3-4. 교육부·교육청 교과세특 기재 예시: 좋은 세특의 네 가지 요소</w:t>
+      </w:r>
+    </w:p>
+    <w:p>
+      <w:pPr>
+        <w:keepNext/>
+        <w:spacing w:after="100" w:line="300"/>
+      </w:pPr>
+      <w:r>
+        <w:t xml:space="preserve">교육부·17개 시도교육청·한국교육과정평가원·한국교원대 종합교육연수원이 함께 만든 「교과세특 기재 예시 도움자료」는 좋은 세특을 다음 네 요소로 나누어 보여 줍니다. 성취기준과 평가 과제에서 출발해 관찰 결과를 기록하는 '교육과정–수업–평가–기록 일체화'가 핵심입니다. </w:t>
+      </w:r>
+      <w:r>
+        <w:rPr>
+          <w:color w:val="6B7280"/>
+          <w:sz w:val="17"/>
+          <w:szCs w:val="17"/>
+        </w:rPr>
+        <w:t xml:space="preserve"> 교과세특 도움자료 p.2~3</w:t>
+      </w:r>
+    </w:p>
+    <w:tbl>
+      <w:tblPr>
+        <w:tblW w:type="dxa" w:w="9638"/>
+        <w:tblBorders>
+          <w:top w:val="single" w:color="auto" w:sz="4"/>
+          <w:left w:val="single" w:color="auto" w:sz="4"/>
+          <w:bottom w:val="single" w:color="auto" w:sz="4"/>
+          <w:right w:val="single" w:color="auto" w:sz="4"/>
+          <w:insideH w:val="single" w:color="auto" w:sz="4"/>
+          <w:insideV w:val="single" w:color="auto" w:sz="4"/>
+        </w:tblBorders>
+      </w:tblPr>
+      <w:tblGrid>
+        <w:gridCol w:w="2400"/>
+        <w:gridCol w:w="7238"/>
+      </w:tblGrid>
+      <w:tr>
+        <w:trPr>
+          <w:tblHeader/>
+        </w:trPr>
+        <w:tc>
+          <w:tcPr>
+            <w:tcW w:type="dxa" w:w="2400"/>
+            <w:tcBorders>
+              <w:top w:val="single" w:color="D1D5DB" w:sz="4"/>
+              <w:left w:val="single" w:color="D1D5DB" w:sz="4"/>
+              <w:bottom w:val="single" w:color="D1D5DB" w:sz="4"/>
+              <w:right w:val="single" w:color="D1D5DB" w:sz="4"/>
+            </w:tcBorders>
+            <w:shd w:fill="DCE7F3" w:color="auto" w:val="clear"/>
+            <w:tcMar>
+              <w:top w:type="dxa" w:w="80"/>
+              <w:left w:type="dxa" w:w="120"/>
+              <w:bottom w:type="dxa" w:w="80"/>
+              <w:right w:type="dxa" w:w="120"/>
+            </w:tcMar>
+          </w:tcPr>
+          <w:p>
+            <w:pPr>
+              <w:spacing w:after="30" w:line="276"/>
+            </w:pPr>
+            <w:r>
+              <w:rPr>
+                <w:b/>
+                <w:bCs/>
+                <w:color w:val="1F3A5F"/>
+              </w:rPr>
+              <w:t xml:space="preserve">요소</w:t>
+            </w:r>
+          </w:p>
+        </w:tc>
+        <w:tc>
+          <w:tcPr>
+            <w:tcW w:type="dxa" w:w="7238"/>
+            <w:tcBorders>
+              <w:top w:val="single" w:color="D1D5DB" w:sz="4"/>
+              <w:left w:val="single" w:color="D1D5DB" w:sz="4"/>
+              <w:bottom w:val="single" w:color="D1D5DB" w:sz="4"/>
+              <w:right w:val="single" w:color="D1D5DB" w:sz="4"/>
+            </w:tcBorders>
+            <w:shd w:fill="DCE7F3" w:color="auto" w:val="clear"/>
+            <w:tcMar>
+              <w:top w:type="dxa" w:w="80"/>
+              <w:left w:type="dxa" w:w="120"/>
+              <w:bottom w:type="dxa" w:w="80"/>
+              <w:right w:type="dxa" w:w="120"/>
+            </w:tcMar>
+          </w:tcPr>
+          <w:p>
+            <w:pPr>
+              <w:spacing w:after="30" w:line="276"/>
+            </w:pPr>
+            <w:r>
+              <w:rPr>
+                <w:b/>
+                <w:bCs/>
+                <w:color w:val="1F3A5F"/>
+              </w:rPr>
+              <w:t xml:space="preserve">내용</w:t>
+            </w:r>
+          </w:p>
+        </w:tc>
+      </w:tr>
+      <w:tr>
+        <w:trPr>
+          <w:cantSplit/>
+        </w:trPr>
+        <w:tc>
+          <w:tcPr>
+            <w:tcW w:type="dxa" w:w="2400"/>
+            <w:tcBorders>
+              <w:top w:val="single" w:color="D1D5DB" w:sz="4"/>
+              <w:left w:val="single" w:color="D1D5DB" w:sz="4"/>
+              <w:bottom w:val="single" w:color="D1D5DB" w:sz="4"/>
+              <w:right w:val="single" w:color="D1D5DB" w:sz="4"/>
+            </w:tcBorders>
+            <w:tcMar>
+              <w:top w:type="dxa" w:w="80"/>
+              <w:left w:type="dxa" w:w="120"/>
+              <w:bottom w:type="dxa" w:w="80"/>
+              <w:right w:type="dxa" w:w="120"/>
+            </w:tcMar>
+          </w:tcPr>
+          <w:p>
+            <w:pPr>
+              <w:spacing w:after="30" w:line="276"/>
+            </w:pPr>
+            <w:r>
+              <w:t xml:space="preserve">① 학생의 성취수준</w:t>
+            </w:r>
+          </w:p>
+        </w:tc>
+        <w:tc>
+          <w:tcPr>
+            <w:tcW w:type="dxa" w:w="7238"/>
+            <w:tcBorders>
+              <w:top w:val="single" w:color="D1D5DB" w:sz="4"/>
+              <w:left w:val="single" w:color="D1D5DB" w:sz="4"/>
+              <w:bottom w:val="single" w:color="D1D5DB" w:sz="4"/>
+              <w:right w:val="single" w:color="D1D5DB" w:sz="4"/>
+            </w:tcBorders>
+            <w:tcMar>
+              <w:top w:type="dxa" w:w="80"/>
+              <w:left w:type="dxa" w:w="120"/>
+              <w:bottom w:type="dxa" w:w="80"/>
+              <w:right w:type="dxa" w:w="120"/>
+            </w:tcMar>
+          </w:tcPr>
+          <w:p>
+            <w:pPr>
+              <w:spacing w:after="30" w:line="276"/>
+            </w:pPr>
+            <w:r>
+              <w:t xml:space="preserve">해당 성취기준에 학생이 최종적으로 도달한 수준의 특성. 성취기준별 평가기준을 참고해 포괄적으로 서술</w:t>
+            </w:r>
+          </w:p>
+        </w:tc>
+      </w:tr>
+      <w:tr>
+        <w:trPr>
+          <w:cantSplit/>
+        </w:trPr>
+        <w:tc>
+          <w:tcPr>
+            <w:tcW w:type="dxa" w:w="2400"/>
+            <w:tcBorders>
+              <w:top w:val="single" w:color="D1D5DB" w:sz="4"/>
+              <w:left w:val="single" w:color="D1D5DB" w:sz="4"/>
+              <w:bottom w:val="single" w:color="D1D5DB" w:sz="4"/>
+              <w:right w:val="single" w:color="D1D5DB" w:sz="4"/>
+            </w:tcBorders>
+            <w:tcMar>
+              <w:top w:type="dxa" w:w="80"/>
+              <w:left w:type="dxa" w:w="120"/>
+              <w:bottom w:type="dxa" w:w="80"/>
+              <w:right w:type="dxa" w:w="120"/>
+            </w:tcMar>
+          </w:tcPr>
+          <w:p>
+            <w:pPr>
+              <w:spacing w:after="30" w:line="276"/>
+            </w:pPr>
+            <w:r>
+              <w:t xml:space="preserve">② 수행 과정 및 결과</w:t>
+            </w:r>
+          </w:p>
+        </w:tc>
+        <w:tc>
+          <w:tcPr>
+            <w:tcW w:type="dxa" w:w="7238"/>
+            <w:tcBorders>
+              <w:top w:val="single" w:color="D1D5DB" w:sz="4"/>
+              <w:left w:val="single" w:color="D1D5DB" w:sz="4"/>
+              <w:bottom w:val="single" w:color="D1D5DB" w:sz="4"/>
+              <w:right w:val="single" w:color="D1D5DB" w:sz="4"/>
+            </w:tcBorders>
+            <w:tcMar>
+              <w:top w:type="dxa" w:w="80"/>
+              <w:left w:type="dxa" w:w="120"/>
+              <w:bottom w:type="dxa" w:w="80"/>
+              <w:right w:type="dxa" w:w="120"/>
+            </w:tcMar>
+          </w:tcPr>
+          <w:p>
+            <w:pPr>
+              <w:spacing w:after="30" w:line="276"/>
+            </w:pPr>
+            <w:r>
+              <w:t xml:space="preserve">평가 과제나 문항에서 관찰한 수행 과정과 결과. 성취수준을 판단한 </w:t>
+            </w:r>
+            <w:r>
+              <w:rPr>
+                <w:b/>
+                <w:bCs/>
+              </w:rPr>
+              <w:t xml:space="preserve">근거</w:t>
+            </w:r>
+            <w:r>
+              <w:t xml:space="preserve">가 되는 부분</w:t>
+            </w:r>
+          </w:p>
+        </w:tc>
+      </w:tr>
+      <w:tr>
+        <w:trPr>
+          <w:cantSplit/>
+        </w:trPr>
+        <w:tc>
+          <w:tcPr>
+            <w:tcW w:type="dxa" w:w="2400"/>
+            <w:tcBorders>
+              <w:top w:val="single" w:color="D1D5DB" w:sz="4"/>
+              <w:left w:val="single" w:color="D1D5DB" w:sz="4"/>
+              <w:bottom w:val="single" w:color="D1D5DB" w:sz="4"/>
+              <w:right w:val="single" w:color="D1D5DB" w:sz="4"/>
+            </w:tcBorders>
+            <w:tcMar>
+              <w:top w:type="dxa" w:w="80"/>
+              <w:left w:type="dxa" w:w="120"/>
+              <w:bottom w:type="dxa" w:w="80"/>
+              <w:right w:type="dxa" w:w="120"/>
+            </w:tcMar>
+          </w:tcPr>
+          <w:p>
+            <w:pPr>
+              <w:spacing w:after="30" w:line="276"/>
+            </w:pPr>
+            <w:r>
+              <w:t xml:space="preserve">③ 교과역량·핵심역량</w:t>
+            </w:r>
+          </w:p>
+        </w:tc>
+        <w:tc>
+          <w:tcPr>
+            <w:tcW w:type="dxa" w:w="7238"/>
+            <w:tcBorders>
+              <w:top w:val="single" w:color="D1D5DB" w:sz="4"/>
+              <w:left w:val="single" w:color="D1D5DB" w:sz="4"/>
+              <w:bottom w:val="single" w:color="D1D5DB" w:sz="4"/>
+              <w:right w:val="single" w:color="D1D5DB" w:sz="4"/>
+            </w:tcBorders>
+            <w:tcMar>
+              <w:top w:type="dxa" w:w="80"/>
+              <w:left w:type="dxa" w:w="120"/>
+              <w:bottom w:type="dxa" w:w="80"/>
+              <w:right w:type="dxa" w:w="120"/>
+            </w:tcMar>
+          </w:tcPr>
+          <w:p>
+            <w:pPr>
+              <w:spacing w:after="30" w:line="276"/>
+            </w:pPr>
+            <w:r>
+              <w:t xml:space="preserve">수업과 평가에서 관찰된 역량의 특성</w:t>
+            </w:r>
+          </w:p>
+        </w:tc>
+      </w:tr>
+      <w:tr>
+        <w:trPr>
+          <w:cantSplit/>
+        </w:trPr>
+        <w:tc>
+          <w:tcPr>
+            <w:tcW w:type="dxa" w:w="2400"/>
+            <w:tcBorders>
+              <w:top w:val="single" w:color="D1D5DB" w:sz="4"/>
+              <w:left w:val="single" w:color="D1D5DB" w:sz="4"/>
+              <w:bottom w:val="single" w:color="D1D5DB" w:sz="4"/>
+              <w:right w:val="single" w:color="D1D5DB" w:sz="4"/>
+            </w:tcBorders>
+            <w:tcMar>
+              <w:top w:type="dxa" w:w="80"/>
+              <w:left w:type="dxa" w:w="120"/>
+              <w:bottom w:type="dxa" w:w="80"/>
+              <w:right w:type="dxa" w:w="120"/>
+            </w:tcMar>
+          </w:tcPr>
+          <w:p>
+            <w:pPr>
+              <w:spacing w:after="30" w:line="276"/>
+            </w:pPr>
+            <w:r>
+              <w:t xml:space="preserve">④ 교사 총평</w:t>
+            </w:r>
+          </w:p>
+        </w:tc>
+        <w:tc>
+          <w:tcPr>
+            <w:tcW w:type="dxa" w:w="7238"/>
+            <w:tcBorders>
+              <w:top w:val="single" w:color="D1D5DB" w:sz="4"/>
+              <w:left w:val="single" w:color="D1D5DB" w:sz="4"/>
+              <w:bottom w:val="single" w:color="D1D5DB" w:sz="4"/>
+              <w:right w:val="single" w:color="D1D5DB" w:sz="4"/>
+            </w:tcBorders>
+            <w:tcMar>
+              <w:top w:type="dxa" w:w="80"/>
+              <w:left w:type="dxa" w:w="120"/>
+              <w:bottom w:type="dxa" w:w="80"/>
+              <w:right w:type="dxa" w:w="120"/>
+            </w:tcMar>
+          </w:tcPr>
+          <w:p>
+            <w:pPr>
+              <w:spacing w:after="30" w:line="276"/>
+            </w:pPr>
+            <w:r>
+              <w:t xml:space="preserve">특정 성취기준에 국한되지 않고 수시·상시로 관찰한 학생의 교과 특성</w:t>
+            </w:r>
+          </w:p>
+        </w:tc>
+      </w:tr>
+    </w:tbl>
+    <w:p>
+      <w:pPr>
+        <w:spacing w:after="120"/>
+      </w:pPr>
+    </w:p>
+    <w:p>
+      <w:pPr>
+        <w:keepNext/>
+        <w:spacing w:after="100" w:line="300"/>
+      </w:pPr>
+      <w:r>
+        <w:t xml:space="preserve">자료에 실린 고등학교 예시가 성취기준·평가 과제와 어떻게 연결되는지 정리하면 다음과 같습니다(2015 개정 교육과정 기준, 기록 문장은 요약).</w:t>
+      </w:r>
+    </w:p>
+    <w:tbl>
+      <w:tblPr>
+        <w:tblW w:type="dxa" w:w="9638"/>
+        <w:tblBorders>
+          <w:top w:val="single" w:color="auto" w:sz="4"/>
+          <w:left w:val="single" w:color="auto" w:sz="4"/>
+          <w:bottom w:val="single" w:color="auto" w:sz="4"/>
+          <w:right w:val="single" w:color="auto" w:sz="4"/>
+          <w:insideH w:val="single" w:color="auto" w:sz="4"/>
+          <w:insideV w:val="single" w:color="auto" w:sz="4"/>
+        </w:tblBorders>
+      </w:tblPr>
+      <w:tblGrid>
+        <w:gridCol w:w="1700"/>
+        <w:gridCol w:w="3400"/>
+        <w:gridCol w:w="4538"/>
+      </w:tblGrid>
+      <w:tr>
+        <w:trPr>
+          <w:tblHeader/>
+        </w:trPr>
+        <w:tc>
+          <w:tcPr>
+            <w:tcW w:type="dxa" w:w="1700"/>
+            <w:tcBorders>
+              <w:top w:val="single" w:color="D1D5DB" w:sz="4"/>
+              <w:left w:val="single" w:color="D1D5DB" w:sz="4"/>
+              <w:bottom w:val="single" w:color="D1D5DB" w:sz="4"/>
+              <w:right w:val="single" w:color="D1D5DB" w:sz="4"/>
+            </w:tcBorders>
+            <w:shd w:fill="DCE7F3" w:color="auto" w:val="clear"/>
+            <w:tcMar>
+              <w:top w:type="dxa" w:w="80"/>
+              <w:left w:type="dxa" w:w="120"/>
+              <w:bottom w:type="dxa" w:w="80"/>
+              <w:right w:type="dxa" w:w="120"/>
+            </w:tcMar>
+          </w:tcPr>
+          <w:p>
+            <w:pPr>
+              <w:spacing w:after="30" w:line="276"/>
+            </w:pPr>
+            <w:r>
+              <w:rPr>
+                <w:b/>
+                <w:bCs/>
+                <w:color w:val="1F3A5F"/>
+              </w:rPr>
+              <w:t xml:space="preserve">과목</w:t>
+            </w:r>
+          </w:p>
+        </w:tc>
+        <w:tc>
+          <w:tcPr>
+            <w:tcW w:type="dxa" w:w="3400"/>
+            <w:tcBorders>
+              <w:top w:val="single" w:color="D1D5DB" w:sz="4"/>
+              <w:left w:val="single" w:color="D1D5DB" w:sz="4"/>
+              <w:bottom w:val="single" w:color="D1D5DB" w:sz="4"/>
+              <w:right w:val="single" w:color="D1D5DB" w:sz="4"/>
+            </w:tcBorders>
+            <w:shd w:fill="DCE7F3" w:color="auto" w:val="clear"/>
+            <w:tcMar>
+              <w:top w:type="dxa" w:w="80"/>
+              <w:left w:type="dxa" w:w="120"/>
+              <w:bottom w:type="dxa" w:w="80"/>
+              <w:right w:type="dxa" w:w="120"/>
+            </w:tcMar>
+          </w:tcPr>
+          <w:p>
+            <w:pPr>
+              <w:spacing w:after="30" w:line="276"/>
+            </w:pPr>
+            <w:r>
+              <w:rPr>
+                <w:b/>
+                <w:bCs/>
+                <w:color w:val="1F3A5F"/>
+              </w:rPr>
+              <w:t xml:space="preserve">성취기준 · 평가 과제</w:t>
+            </w:r>
+          </w:p>
+        </w:tc>
+        <w:tc>
+          <w:tcPr>
+            <w:tcW w:type="dxa" w:w="4538"/>
+            <w:tcBorders>
+              <w:top w:val="single" w:color="D1D5DB" w:sz="4"/>
+              <w:left w:val="single" w:color="D1D5DB" w:sz="4"/>
+              <w:bottom w:val="single" w:color="D1D5DB" w:sz="4"/>
+              <w:right w:val="single" w:color="D1D5DB" w:sz="4"/>
+            </w:tcBorders>
+            <w:shd w:fill="DCE7F3" w:color="auto" w:val="clear"/>
+            <w:tcMar>
+              <w:top w:type="dxa" w:w="80"/>
+              <w:left w:type="dxa" w:w="120"/>
+              <w:bottom w:type="dxa" w:w="80"/>
+              <w:right w:type="dxa" w:w="120"/>
+            </w:tcMar>
+          </w:tcPr>
+          <w:p>
+            <w:pPr>
+              <w:spacing w:after="30" w:line="276"/>
+            </w:pPr>
+            <w:r>
+              <w:rPr>
+                <w:b/>
+                <w:bCs/>
+                <w:color w:val="1F3A5F"/>
+              </w:rPr>
+              <w:t xml:space="preserve">기록에 드러난 요소</w:t>
+            </w:r>
+          </w:p>
+        </w:tc>
+      </w:tr>
+      <w:tr>
+        <w:trPr>
+          <w:cantSplit/>
+        </w:trPr>
+        <w:tc>
+          <w:tcPr>
+            <w:tcW w:type="dxa" w:w="1700"/>
+            <w:tcBorders>
+              <w:top w:val="single" w:color="D1D5DB" w:sz="4"/>
+              <w:left w:val="single" w:color="D1D5DB" w:sz="4"/>
+              <w:bottom w:val="single" w:color="D1D5DB" w:sz="4"/>
+              <w:right w:val="single" w:color="D1D5DB" w:sz="4"/>
+            </w:tcBorders>
+            <w:tcMar>
+              <w:top w:type="dxa" w:w="80"/>
+              <w:left w:type="dxa" w:w="120"/>
+              <w:bottom w:type="dxa" w:w="80"/>
+              <w:right w:type="dxa" w:w="120"/>
+            </w:tcMar>
+          </w:tcPr>
+          <w:p>
+            <w:pPr>
+              <w:spacing w:after="30" w:line="276"/>
+            </w:pPr>
+            <w:r>
+              <w:t xml:space="preserve">수학</w:t>
+            </w:r>
+          </w:p>
+          <w:p>
+            <w:pPr>
+              <w:spacing w:after="30" w:line="276"/>
+            </w:pPr>
+            <w:r>
+              <w:rPr>
+                <w:color w:val="6B7280"/>
+                <w:sz w:val="17"/>
+                <w:szCs w:val="17"/>
+              </w:rPr>
+              <w:t xml:space="preserve"> p.149</w:t>
+            </w:r>
+          </w:p>
+        </w:tc>
+        <w:tc>
+          <w:tcPr>
+            <w:tcW w:type="dxa" w:w="3400"/>
+            <w:tcBorders>
+              <w:top w:val="single" w:color="D1D5DB" w:sz="4"/>
+              <w:left w:val="single" w:color="D1D5DB" w:sz="4"/>
+              <w:bottom w:val="single" w:color="D1D5DB" w:sz="4"/>
+              <w:right w:val="single" w:color="D1D5DB" w:sz="4"/>
+            </w:tcBorders>
+            <w:tcMar>
+              <w:top w:type="dxa" w:w="80"/>
+              <w:left w:type="dxa" w:w="120"/>
+              <w:bottom w:type="dxa" w:w="80"/>
+              <w:right w:type="dxa" w:w="120"/>
+            </w:tcMar>
+          </w:tcPr>
+          <w:p>
+            <w:pPr>
+              <w:spacing w:after="30" w:line="276"/>
+            </w:pPr>
+            <w:r>
+              <w:t xml:space="preserve">다항식의 사칙연산 / 실생활에 적용하는 모둠 프로젝트 후 발표</w:t>
+            </w:r>
+          </w:p>
+        </w:tc>
+        <w:tc>
+          <w:tcPr>
+            <w:tcW w:type="dxa" w:w="4538"/>
+            <w:tcBorders>
+              <w:top w:val="single" w:color="D1D5DB" w:sz="4"/>
+              <w:left w:val="single" w:color="D1D5DB" w:sz="4"/>
+              <w:bottom w:val="single" w:color="D1D5DB" w:sz="4"/>
+              <w:right w:val="single" w:color="D1D5DB" w:sz="4"/>
+            </w:tcBorders>
+            <w:tcMar>
+              <w:top w:type="dxa" w:w="80"/>
+              <w:left w:type="dxa" w:w="120"/>
+              <w:bottom w:type="dxa" w:w="80"/>
+              <w:right w:type="dxa" w:w="120"/>
+            </w:tcMar>
+          </w:tcPr>
+          <w:p>
+            <w:pPr>
+              <w:spacing w:after="30" w:line="276"/>
+            </w:pPr>
+            <w:r>
+              <w:t xml:space="preserve">연산의 성질을 정확히 설명(①) → 계절별 식물 자료를 표로 정리하고 수식으로 설명해 발표(②) → 관심 분야와 수학을 연결한 창의·융합(③) → 친구 이야기를 경청하는 소통 태도(④)</w:t>
+            </w:r>
+          </w:p>
+        </w:tc>
+      </w:tr>
+      <w:tr>
+        <w:trPr>
+          <w:cantSplit/>
+        </w:trPr>
+        <w:tc>
+          <w:tcPr>
+            <w:tcW w:type="dxa" w:w="1700"/>
+            <w:tcBorders>
+              <w:top w:val="single" w:color="D1D5DB" w:sz="4"/>
+              <w:left w:val="single" w:color="D1D5DB" w:sz="4"/>
+              <w:bottom w:val="single" w:color="D1D5DB" w:sz="4"/>
+              <w:right w:val="single" w:color="D1D5DB" w:sz="4"/>
+            </w:tcBorders>
+            <w:tcMar>
+              <w:top w:type="dxa" w:w="80"/>
+              <w:left w:type="dxa" w:w="120"/>
+              <w:bottom w:type="dxa" w:w="80"/>
+              <w:right w:type="dxa" w:w="120"/>
+            </w:tcMar>
+          </w:tcPr>
+          <w:p>
+            <w:pPr>
+              <w:spacing w:after="30" w:line="276"/>
+            </w:pPr>
+            <w:r>
+              <w:t xml:space="preserve">한국사</w:t>
+            </w:r>
+          </w:p>
+          <w:p>
+            <w:pPr>
+              <w:spacing w:after="30" w:line="276"/>
+            </w:pPr>
+            <w:r>
+              <w:rPr>
+                <w:color w:val="6B7280"/>
+                <w:sz w:val="17"/>
+                <w:szCs w:val="17"/>
+              </w:rPr>
+              <w:t xml:space="preserve"> p.161</w:t>
+            </w:r>
+          </w:p>
+        </w:tc>
+        <w:tc>
+          <w:tcPr>
+            <w:tcW w:type="dxa" w:w="3400"/>
+            <w:tcBorders>
+              <w:top w:val="single" w:color="D1D5DB" w:sz="4"/>
+              <w:left w:val="single" w:color="D1D5DB" w:sz="4"/>
+              <w:bottom w:val="single" w:color="D1D5DB" w:sz="4"/>
+              <w:right w:val="single" w:color="D1D5DB" w:sz="4"/>
+            </w:tcBorders>
+            <w:tcMar>
+              <w:top w:type="dxa" w:w="80"/>
+              <w:left w:type="dxa" w:w="120"/>
+              <w:bottom w:type="dxa" w:w="80"/>
+              <w:right w:type="dxa" w:w="120"/>
+            </w:tcMar>
+          </w:tcPr>
+          <w:p>
+            <w:pPr>
+              <w:spacing w:after="30" w:line="276"/>
+            </w:pPr>
+            <w:r>
+              <w:t xml:space="preserve">조선 시대 세계관의 변화 / 16~17세기 변화를 임진왜란과 연관해 탐구·발표</w:t>
+            </w:r>
+          </w:p>
+        </w:tc>
+        <w:tc>
+          <w:tcPr>
+            <w:tcW w:type="dxa" w:w="4538"/>
+            <w:tcBorders>
+              <w:top w:val="single" w:color="D1D5DB" w:sz="4"/>
+              <w:left w:val="single" w:color="D1D5DB" w:sz="4"/>
+              <w:bottom w:val="single" w:color="D1D5DB" w:sz="4"/>
+              <w:right w:val="single" w:color="D1D5DB" w:sz="4"/>
+            </w:tcBorders>
+            <w:tcMar>
+              <w:top w:type="dxa" w:w="80"/>
+              <w:left w:type="dxa" w:w="120"/>
+              <w:bottom w:type="dxa" w:w="80"/>
+              <w:right w:type="dxa" w:w="120"/>
+            </w:tcMar>
+          </w:tcPr>
+          <w:p>
+            <w:pPr>
+              <w:spacing w:after="30" w:line="276"/>
+            </w:pPr>
+            <w:r>
+              <w:t xml:space="preserve">자료를 수집해 세계관의 변화를 설명(①) → 1차 사료를 찾아 정리하고 생활 속 변화 사례로 쉽게 전달(②) → 사료 분석과 해석(③) → 교과서에 머물지 않고 사료로 이해하려는 태도(④)</w:t>
+            </w:r>
+          </w:p>
+        </w:tc>
+      </w:tr>
+      <w:tr>
+        <w:trPr>
+          <w:cantSplit/>
+        </w:trPr>
+        <w:tc>
+          <w:tcPr>
+            <w:tcW w:type="dxa" w:w="1700"/>
+            <w:tcBorders>
+              <w:top w:val="single" w:color="D1D5DB" w:sz="4"/>
+              <w:left w:val="single" w:color="D1D5DB" w:sz="4"/>
+              <w:bottom w:val="single" w:color="D1D5DB" w:sz="4"/>
+              <w:right w:val="single" w:color="D1D5DB" w:sz="4"/>
+            </w:tcBorders>
+            <w:tcMar>
+              <w:top w:type="dxa" w:w="80"/>
+              <w:left w:type="dxa" w:w="120"/>
+              <w:bottom w:type="dxa" w:w="80"/>
+              <w:right w:type="dxa" w:w="120"/>
+            </w:tcMar>
+          </w:tcPr>
+          <w:p>
+            <w:pPr>
+              <w:spacing w:after="30" w:line="276"/>
+            </w:pPr>
+            <w:r>
+              <w:t xml:space="preserve">통합과학</w:t>
+            </w:r>
+          </w:p>
+          <w:p>
+            <w:pPr>
+              <w:spacing w:after="30" w:line="276"/>
+            </w:pPr>
+            <w:r>
+              <w:rPr>
+                <w:color w:val="6B7280"/>
+                <w:sz w:val="17"/>
+                <w:szCs w:val="17"/>
+              </w:rPr>
+              <w:t xml:space="preserve"> p.171</w:t>
+            </w:r>
+          </w:p>
+        </w:tc>
+        <w:tc>
+          <w:tcPr>
+            <w:tcW w:type="dxa" w:w="3400"/>
+            <w:tcBorders>
+              <w:top w:val="single" w:color="D1D5DB" w:sz="4"/>
+              <w:left w:val="single" w:color="D1D5DB" w:sz="4"/>
+              <w:bottom w:val="single" w:color="D1D5DB" w:sz="4"/>
+              <w:right w:val="single" w:color="D1D5DB" w:sz="4"/>
+            </w:tcBorders>
+            <w:tcMar>
+              <w:top w:type="dxa" w:w="80"/>
+              <w:left w:type="dxa" w:w="120"/>
+              <w:bottom w:type="dxa" w:w="80"/>
+              <w:right w:type="dxa" w:w="120"/>
+            </w:tcMar>
+          </w:tcPr>
+          <w:p>
+            <w:pPr>
+              <w:spacing w:after="30" w:line="276"/>
+            </w:pPr>
+            <w:r>
+              <w:t xml:space="preserve">세포 내 정보의 흐름, 생태계 보전 / 단백질 모형 만들기, 생태계 보전 프로젝트</w:t>
+            </w:r>
+          </w:p>
+        </w:tc>
+        <w:tc>
+          <w:tcPr>
+            <w:tcW w:type="dxa" w:w="4538"/>
+            <w:tcBorders>
+              <w:top w:val="single" w:color="D1D5DB" w:sz="4"/>
+              <w:left w:val="single" w:color="D1D5DB" w:sz="4"/>
+              <w:bottom w:val="single" w:color="D1D5DB" w:sz="4"/>
+              <w:right w:val="single" w:color="D1D5DB" w:sz="4"/>
+            </w:tcBorders>
+            <w:tcMar>
+              <w:top w:type="dxa" w:w="80"/>
+              <w:left w:type="dxa" w:w="120"/>
+              <w:bottom w:type="dxa" w:w="80"/>
+              <w:right w:type="dxa" w:w="120"/>
+            </w:tcMar>
+          </w:tcPr>
+          <w:p>
+            <w:pPr>
+              <w:spacing w:after="30" w:line="276"/>
+            </w:pPr>
+            <w:r>
+              <w:t xml:space="preserve">유전 정보 흐름을 정확히 설명(①) → 모형을 만들고 원리와 연결해 설명, 실천 방법을 담은 작품 제작(②) → 시행착오를 거쳐 결과물이 향상되고 참여 역량이 나아짐(④, 성장)</w:t>
+            </w:r>
+          </w:p>
+        </w:tc>
+      </w:tr>
+      <w:tr>
+        <w:trPr>
+          <w:cantSplit/>
+        </w:trPr>
+        <w:tc>
+          <w:tcPr>
+            <w:tcW w:type="dxa" w:w="1700"/>
+            <w:tcBorders>
+              <w:top w:val="single" w:color="D1D5DB" w:sz="4"/>
+              <w:left w:val="single" w:color="D1D5DB" w:sz="4"/>
+              <w:bottom w:val="single" w:color="D1D5DB" w:sz="4"/>
+              <w:right w:val="single" w:color="D1D5DB" w:sz="4"/>
+            </w:tcBorders>
+            <w:tcMar>
+              <w:top w:type="dxa" w:w="80"/>
+              <w:left w:type="dxa" w:w="120"/>
+              <w:bottom w:type="dxa" w:w="80"/>
+              <w:right w:type="dxa" w:w="120"/>
+            </w:tcMar>
+          </w:tcPr>
+          <w:p>
+            <w:pPr>
+              <w:spacing w:after="30" w:line="276"/>
+            </w:pPr>
+            <w:r>
+              <w:t xml:space="preserve">정보</w:t>
+            </w:r>
+          </w:p>
+          <w:p>
+            <w:pPr>
+              <w:spacing w:after="30" w:line="276"/>
+            </w:pPr>
+            <w:r>
+              <w:rPr>
+                <w:color w:val="6B7280"/>
+                <w:sz w:val="17"/>
+                <w:szCs w:val="17"/>
+              </w:rPr>
+              <w:t xml:space="preserve"> p.195</w:t>
+            </w:r>
+          </w:p>
+        </w:tc>
+        <w:tc>
+          <w:tcPr>
+            <w:tcW w:type="dxa" w:w="3400"/>
+            <w:tcBorders>
+              <w:top w:val="single" w:color="D1D5DB" w:sz="4"/>
+              <w:left w:val="single" w:color="D1D5DB" w:sz="4"/>
+              <w:bottom w:val="single" w:color="D1D5DB" w:sz="4"/>
+              <w:right w:val="single" w:color="D1D5DB" w:sz="4"/>
+            </w:tcBorders>
+            <w:tcMar>
+              <w:top w:type="dxa" w:w="80"/>
+              <w:left w:type="dxa" w:w="120"/>
+              <w:bottom w:type="dxa" w:w="80"/>
+              <w:right w:type="dxa" w:w="120"/>
+            </w:tcMar>
+          </w:tcPr>
+          <w:p>
+            <w:pPr>
+              <w:spacing w:after="30" w:line="276"/>
+            </w:pPr>
+            <w:r>
+              <w:t xml:space="preserve">제어 구조를 활용한 알고리즘 설계, 성능 비교 / 생활 속 문제를 추상화해 알고리즘으로 설계하고 효율 비교</w:t>
+            </w:r>
+          </w:p>
+        </w:tc>
+        <w:tc>
+          <w:tcPr>
+            <w:tcW w:type="dxa" w:w="4538"/>
+            <w:tcBorders>
+              <w:top w:val="single" w:color="D1D5DB" w:sz="4"/>
+              <w:left w:val="single" w:color="D1D5DB" w:sz="4"/>
+              <w:bottom w:val="single" w:color="D1D5DB" w:sz="4"/>
+              <w:right w:val="single" w:color="D1D5DB" w:sz="4"/>
+            </w:tcBorders>
+            <w:tcMar>
+              <w:top w:type="dxa" w:w="80"/>
+              <w:left w:type="dxa" w:w="120"/>
+              <w:bottom w:type="dxa" w:w="80"/>
+              <w:right w:type="dxa" w:w="120"/>
+            </w:tcMar>
+          </w:tcPr>
+          <w:p>
+            <w:pPr>
+              <w:spacing w:after="30" w:line="276"/>
+            </w:pPr>
+            <w:r>
+              <w:t xml:space="preserve">알고리즘을 설계하고 성능을 비교·분석(①) → 생활 사례로 조건을 설명하고 순서도로 설계, 추상화 방법에 따른 차이 파악(②) → 다양한 의견을 융합해 더 나은 알고리즘 제시(③)</w:t>
+            </w:r>
+          </w:p>
+        </w:tc>
+      </w:tr>
+      <w:tr>
+        <w:trPr>
+          <w:cantSplit/>
+        </w:trPr>
+        <w:tc>
+          <w:tcPr>
+            <w:tcW w:type="dxa" w:w="1700"/>
+            <w:tcBorders>
+              <w:top w:val="single" w:color="D1D5DB" w:sz="4"/>
+              <w:left w:val="single" w:color="D1D5DB" w:sz="4"/>
+              <w:bottom w:val="single" w:color="D1D5DB" w:sz="4"/>
+              <w:right w:val="single" w:color="D1D5DB" w:sz="4"/>
+            </w:tcBorders>
+            <w:tcMar>
+              <w:top w:type="dxa" w:w="80"/>
+              <w:left w:type="dxa" w:w="120"/>
+              <w:bottom w:type="dxa" w:w="80"/>
+              <w:right w:type="dxa" w:w="120"/>
+            </w:tcMar>
+          </w:tcPr>
+          <w:p>
+            <w:pPr>
+              <w:spacing w:after="30" w:line="276"/>
+            </w:pPr>
+            <w:r>
+              <w:t xml:space="preserve">영어 회화</w:t>
+            </w:r>
+          </w:p>
+          <w:p>
+            <w:pPr>
+              <w:spacing w:after="30" w:line="276"/>
+            </w:pPr>
+            <w:r>
+              <w:rPr>
+                <w:color w:val="6B7280"/>
+                <w:sz w:val="17"/>
+                <w:szCs w:val="17"/>
+              </w:rPr>
+              <w:t xml:space="preserve"> p.155</w:t>
+            </w:r>
+          </w:p>
+        </w:tc>
+        <w:tc>
+          <w:tcPr>
+            <w:tcW w:type="dxa" w:w="3400"/>
+            <w:tcBorders>
+              <w:top w:val="single" w:color="D1D5DB" w:sz="4"/>
+              <w:left w:val="single" w:color="D1D5DB" w:sz="4"/>
+              <w:bottom w:val="single" w:color="D1D5DB" w:sz="4"/>
+              <w:right w:val="single" w:color="D1D5DB" w:sz="4"/>
+            </w:tcBorders>
+            <w:tcMar>
+              <w:top w:type="dxa" w:w="80"/>
+              <w:left w:type="dxa" w:w="120"/>
+              <w:bottom w:type="dxa" w:w="80"/>
+              <w:right w:type="dxa" w:w="120"/>
+            </w:tcMar>
+          </w:tcPr>
+          <w:p>
+            <w:pPr>
+              <w:spacing w:after="30" w:line="276"/>
+            </w:pPr>
+            <w:r>
+              <w:t xml:space="preserve">세부 정보 파악, 의견 표현 / 영상 속 정보와 실생활 표현 정리, 관심사 발표</w:t>
+            </w:r>
+          </w:p>
+        </w:tc>
+        <w:tc>
+          <w:tcPr>
+            <w:tcW w:type="dxa" w:w="4538"/>
+            <w:tcBorders>
+              <w:top w:val="single" w:color="D1D5DB" w:sz="4"/>
+              <w:left w:val="single" w:color="D1D5DB" w:sz="4"/>
+              <w:bottom w:val="single" w:color="D1D5DB" w:sz="4"/>
+              <w:right w:val="single" w:color="D1D5DB" w:sz="4"/>
+            </w:tcBorders>
+            <w:tcMar>
+              <w:top w:type="dxa" w:w="80"/>
+              <w:left w:type="dxa" w:w="120"/>
+              <w:bottom w:type="dxa" w:w="80"/>
+              <w:right w:type="dxa" w:w="120"/>
+            </w:tcMar>
+          </w:tcPr>
+          <w:p>
+            <w:pPr>
+              <w:spacing w:after="30" w:line="276"/>
+            </w:pPr>
+            <w:r>
+              <w:t xml:space="preserve">세부 정보를 파악하고 자세히 표현(①) → 정리한 표현을 발표에 활용(②) → 반복 연습으로 유창성이 향상(④, 성장)</w:t>
+            </w:r>
+          </w:p>
+        </w:tc>
+      </w:tr>
+    </w:tbl>
+    <w:p>
+      <w:pPr>
+        <w:spacing w:after="120"/>
+      </w:pPr>
+    </w:p>
+    <w:tbl>
+      <w:tblPr>
+        <w:tblW w:type="dxa" w:w="9638"/>
+        <w:tblBorders>
+          <w:top w:val="single" w:color="auto" w:sz="4"/>
+          <w:left w:val="single" w:color="auto" w:sz="4"/>
+          <w:bottom w:val="single" w:color="auto" w:sz="4"/>
+          <w:right w:val="single" w:color="auto" w:sz="4"/>
+          <w:insideH w:val="single" w:color="auto" w:sz="4"/>
+          <w:insideV w:val="single" w:color="auto" w:sz="4"/>
+        </w:tblBorders>
+      </w:tblPr>
+      <w:tblGrid>
+        <w:gridCol w:w="9638"/>
+      </w:tblGrid>
+      <w:tr>
+        <w:trPr>
+          <w:cantSplit/>
+        </w:trPr>
+        <w:tc>
+          <w:tcPr>
+            <w:tcW w:type="dxa" w:w="9638"/>
+            <w:tcBorders>
+              <w:top w:val="none" w:color="FFFFFF" w:sz="0"/>
+              <w:left w:val="single" w:color="0F766E" w:sz="24"/>
+              <w:bottom w:val="none" w:color="FFFFFF" w:sz="0"/>
+              <w:right w:val="none" w:color="FFFFFF" w:sz="0"/>
+            </w:tcBorders>
+            <w:shd w:fill="E8F5F3" w:color="auto" w:val="clear"/>
+            <w:tcMar>
+              <w:top w:type="dxa" w:w="140"/>
+              <w:left w:type="dxa" w:w="200"/>
+              <w:bottom w:type="dxa" w:w="120"/>
+              <w:right w:type="dxa" w:w="200"/>
+            </w:tcMar>
+          </w:tcPr>
+          <w:p>
+            <w:pPr>
+              <w:pStyle w:val="ListParagraph"/>
+              <w:numPr>
+                <w:ilvl w:val="0"/>
+                <w:numId w:val="2"/>
+              </w:numPr>
+              <w:spacing w:after="50" w:line="288"/>
+            </w:pPr>
+            <w:r>
+              <w:rPr>
+                <w:b/>
+                <w:bCs/>
+              </w:rPr>
+              <w:t xml:space="preserve">점검 질문.</w:t>
+            </w:r>
+            <w:r>
+              <w:t xml:space="preserve"> 이 세특에는 성취기준에 비춘 </w:t>
+            </w:r>
+            <w:r>
+              <w:rPr>
+                <w:b/>
+                <w:bCs/>
+              </w:rPr>
+              <w:t xml:space="preserve">성취수준</w:t>
+            </w:r>
+            <w:r>
+              <w:t xml:space="preserve">, 그 판단의 </w:t>
+            </w:r>
+            <w:r>
+              <w:rPr>
+                <w:b/>
+                <w:bCs/>
+              </w:rPr>
+              <w:t xml:space="preserve">근거가 된 수행 과정</w:t>
+            </w:r>
+            <w:r>
+              <w:t xml:space="preserve">, 관찰된 </w:t>
+            </w:r>
+            <w:r>
+              <w:rPr>
+                <w:b/>
+                <w:bCs/>
+              </w:rPr>
+              <w:t xml:space="preserve">역량</w:t>
+            </w:r>
+            <w:r>
+              <w:t xml:space="preserve">, 그리고 학생만의 </w:t>
+            </w:r>
+            <w:r>
+              <w:rPr>
+                <w:b/>
+                <w:bCs/>
+              </w:rPr>
+              <w:t xml:space="preserve">특성(총평)</w:t>
+            </w:r>
+            <w:r>
+              <w:t xml:space="preserve">이 모두 들어 있나요?</w:t>
+            </w:r>
+          </w:p>
+          <w:p>
+            <w:pPr>
+              <w:pStyle w:val="ListParagraph"/>
+              <w:numPr>
+                <w:ilvl w:val="0"/>
+                <w:numId w:val="2"/>
+              </w:numPr>
+              <w:spacing w:after="50" w:line="288"/>
+            </w:pPr>
+            <w:r>
+              <w:t xml:space="preserve">자료는 '모범 답안'을 제시하려는 것이 아니라 교사가 함께 고민할 사례를 제공하려는 것이라고 밝히고 있습니다. 실제 기록은 교사의 수업과 평가 결과에서 출발해야 합니다. </w:t>
+            </w:r>
+            <w:r>
+              <w:rPr>
+                <w:color w:val="6B7280"/>
+                <w:sz w:val="17"/>
+                <w:szCs w:val="17"/>
+              </w:rPr>
+              <w:t xml:space="preserve"> 교과세특 도움자료 p.2</w:t>
+            </w:r>
+          </w:p>
+        </w:tc>
+      </w:tr>
+    </w:tbl>
+    <w:p>
+      <w:pPr>
+        <w:spacing w:after="160"/>
+      </w:pPr>
+    </w:p>
+    <w:p>
+      <w:pPr>
+        <w:pStyle w:val="Heading2"/>
+        <w:keepNext/>
+      </w:pPr>
+      <w:r>
+        <w:t xml:space="preserve">3-5. 건국대 가이드북: 학생부의 구체적 기록이 면접 질문이 됩니다</w:t>
+      </w:r>
+    </w:p>
+    <w:p>
+      <w:pPr>
+        <w:keepNext/>
+        <w:spacing w:after="100" w:line="300"/>
+      </w:pPr>
+      <w:r>
+        <w:t xml:space="preserve">건국대 「2026 KU 학생부위주전형 가이드북」의 학과별 면접 질문 예시는 대부분 학생부에 적힌 </w:t>
+      </w:r>
+      <w:r>
+        <w:rPr>
+          <w:b/>
+          <w:bCs/>
+        </w:rPr>
+        <w:t xml:space="preserve">개념과 과정</w:t>
+      </w:r>
+      <w:r>
+        <w:t xml:space="preserve">을 학생이 실제로 설명할 수 있는지 확인합니다. </w:t>
+      </w:r>
+      <w:r>
+        <w:rPr>
+          <w:color w:val="6B7280"/>
+          <w:sz w:val="17"/>
+          <w:szCs w:val="17"/>
+        </w:rPr>
+        <w:t xml:space="preserve"> 건국대 p.18~24</w:t>
+      </w:r>
+    </w:p>
+    <w:tbl>
+      <w:tblPr>
+        <w:tblW w:type="dxa" w:w="9638"/>
+        <w:tblBorders>
+          <w:top w:val="single" w:color="auto" w:sz="4"/>
+          <w:left w:val="single" w:color="auto" w:sz="4"/>
+          <w:bottom w:val="single" w:color="auto" w:sz="4"/>
+          <w:right w:val="single" w:color="auto" w:sz="4"/>
+          <w:insideH w:val="single" w:color="auto" w:sz="4"/>
+          <w:insideV w:val="single" w:color="auto" w:sz="4"/>
+        </w:tblBorders>
+      </w:tblPr>
+      <w:tblGrid>
+        <w:gridCol w:w="3000"/>
+        <w:gridCol w:w="6638"/>
+      </w:tblGrid>
+      <w:tr>
+        <w:trPr>
+          <w:tblHeader/>
+        </w:trPr>
+        <w:tc>
+          <w:tcPr>
+            <w:tcW w:type="dxa" w:w="3000"/>
+            <w:tcBorders>
+              <w:top w:val="single" w:color="D1D5DB" w:sz="4"/>
+              <w:left w:val="single" w:color="D1D5DB" w:sz="4"/>
+              <w:bottom w:val="single" w:color="D1D5DB" w:sz="4"/>
+              <w:right w:val="single" w:color="D1D5DB" w:sz="4"/>
+            </w:tcBorders>
+            <w:shd w:fill="DCE7F3" w:color="auto" w:val="clear"/>
+            <w:tcMar>
+              <w:top w:type="dxa" w:w="80"/>
+              <w:left w:type="dxa" w:w="120"/>
+              <w:bottom w:type="dxa" w:w="80"/>
+              <w:right w:type="dxa" w:w="120"/>
+            </w:tcMar>
+          </w:tcPr>
+          <w:p>
+            <w:pPr>
+              <w:spacing w:after="30" w:line="276"/>
+            </w:pPr>
+            <w:r>
+              <w:rPr>
+                <w:b/>
+                <w:bCs/>
+                <w:color w:val="1F3A5F"/>
+              </w:rPr>
+              <w:t xml:space="preserve">학생부 기록의 유형</w:t>
+            </w:r>
+          </w:p>
+        </w:tc>
+        <w:tc>
+          <w:tcPr>
+            <w:tcW w:type="dxa" w:w="6638"/>
+            <w:tcBorders>
+              <w:top w:val="single" w:color="D1D5DB" w:sz="4"/>
+              <w:left w:val="single" w:color="D1D5DB" w:sz="4"/>
+              <w:bottom w:val="single" w:color="D1D5DB" w:sz="4"/>
+              <w:right w:val="single" w:color="D1D5DB" w:sz="4"/>
+            </w:tcBorders>
+            <w:shd w:fill="DCE7F3" w:color="auto" w:val="clear"/>
+            <w:tcMar>
+              <w:top w:type="dxa" w:w="80"/>
+              <w:left w:type="dxa" w:w="120"/>
+              <w:bottom w:type="dxa" w:w="80"/>
+              <w:right w:type="dxa" w:w="120"/>
+            </w:tcMar>
+          </w:tcPr>
+          <w:p>
+            <w:pPr>
+              <w:spacing w:after="30" w:line="276"/>
+            </w:pPr>
+            <w:r>
+              <w:rPr>
+                <w:b/>
+                <w:bCs/>
+                <w:color w:val="1F3A5F"/>
+              </w:rPr>
+              <w:t xml:space="preserve">면접에서 확인한 것 (예시 요약)</w:t>
+            </w:r>
+          </w:p>
+        </w:tc>
+      </w:tr>
+      <w:tr>
+        <w:trPr>
+          <w:cantSplit/>
+        </w:trPr>
+        <w:tc>
+          <w:tcPr>
+            <w:tcW w:type="dxa" w:w="3000"/>
+            <w:tcBorders>
+              <w:top w:val="single" w:color="D1D5DB" w:sz="4"/>
+              <w:left w:val="single" w:color="D1D5DB" w:sz="4"/>
+              <w:bottom w:val="single" w:color="D1D5DB" w:sz="4"/>
+              <w:right w:val="single" w:color="D1D5DB" w:sz="4"/>
+            </w:tcBorders>
+            <w:tcMar>
+              <w:top w:type="dxa" w:w="80"/>
+              <w:left w:type="dxa" w:w="120"/>
+              <w:bottom w:type="dxa" w:w="80"/>
+              <w:right w:type="dxa" w:w="120"/>
+            </w:tcMar>
+          </w:tcPr>
+          <w:p>
+            <w:pPr>
+              <w:spacing w:after="30" w:line="276"/>
+            </w:pPr>
+            <w:r>
+              <w:t xml:space="preserve">'○○ 개념의 이해가 높다'는 평가 문구 (물리학과)</w:t>
+            </w:r>
+          </w:p>
+        </w:tc>
+        <w:tc>
+          <w:tcPr>
+            <w:tcW w:type="dxa" w:w="6638"/>
+            <w:tcBorders>
+              <w:top w:val="single" w:color="D1D5DB" w:sz="4"/>
+              <w:left w:val="single" w:color="D1D5DB" w:sz="4"/>
+              <w:bottom w:val="single" w:color="D1D5DB" w:sz="4"/>
+              <w:right w:val="single" w:color="D1D5DB" w:sz="4"/>
+            </w:tcBorders>
+            <w:tcMar>
+              <w:top w:type="dxa" w:w="80"/>
+              <w:left w:type="dxa" w:w="120"/>
+              <w:bottom w:type="dxa" w:w="80"/>
+              <w:right w:type="dxa" w:w="120"/>
+            </w:tcMar>
+          </w:tcPr>
+          <w:p>
+            <w:pPr>
+              <w:spacing w:after="30" w:line="276"/>
+            </w:pPr>
+            <w:r>
+              <w:t xml:space="preserve">그 개념을 직접 정의하게 하고, 현상을 더 크게 만들 방법까지 응용해 물음</w:t>
+            </w:r>
+          </w:p>
+        </w:tc>
+      </w:tr>
+      <w:tr>
+        <w:trPr>
+          <w:cantSplit/>
+        </w:trPr>
+        <w:tc>
+          <w:tcPr>
+            <w:tcW w:type="dxa" w:w="3000"/>
+            <w:tcBorders>
+              <w:top w:val="single" w:color="D1D5DB" w:sz="4"/>
+              <w:left w:val="single" w:color="D1D5DB" w:sz="4"/>
+              <w:bottom w:val="single" w:color="D1D5DB" w:sz="4"/>
+              <w:right w:val="single" w:color="D1D5DB" w:sz="4"/>
+            </w:tcBorders>
+            <w:tcMar>
+              <w:top w:type="dxa" w:w="80"/>
+              <w:left w:type="dxa" w:w="120"/>
+              <w:bottom w:type="dxa" w:w="80"/>
+              <w:right w:type="dxa" w:w="120"/>
+            </w:tcMar>
+          </w:tcPr>
+          <w:p>
+            <w:pPr>
+              <w:spacing w:after="30" w:line="276"/>
+            </w:pPr>
+            <w:r>
+              <w:t xml:space="preserve">실험을 직접 설계해 비교했다는 기록 (화학과)</w:t>
+            </w:r>
+          </w:p>
+        </w:tc>
+        <w:tc>
+          <w:tcPr>
+            <w:tcW w:type="dxa" w:w="6638"/>
+            <w:tcBorders>
+              <w:top w:val="single" w:color="D1D5DB" w:sz="4"/>
+              <w:left w:val="single" w:color="D1D5DB" w:sz="4"/>
+              <w:bottom w:val="single" w:color="D1D5DB" w:sz="4"/>
+              <w:right w:val="single" w:color="D1D5DB" w:sz="4"/>
+            </w:tcBorders>
+            <w:tcMar>
+              <w:top w:type="dxa" w:w="80"/>
+              <w:left w:type="dxa" w:w="120"/>
+              <w:bottom w:type="dxa" w:w="80"/>
+              <w:right w:type="dxa" w:w="120"/>
+            </w:tcMar>
+          </w:tcPr>
+          <w:p>
+            <w:pPr>
+              <w:spacing w:after="30" w:line="276"/>
+            </w:pPr>
+            <w:r>
+              <w:t xml:space="preserve">실험을 어떻게 설계했는지 과정을 물음</w:t>
+            </w:r>
+          </w:p>
+        </w:tc>
+      </w:tr>
+      <w:tr>
+        <w:trPr>
+          <w:cantSplit/>
+        </w:trPr>
+        <w:tc>
+          <w:tcPr>
+            <w:tcW w:type="dxa" w:w="3000"/>
+            <w:tcBorders>
+              <w:top w:val="single" w:color="D1D5DB" w:sz="4"/>
+              <w:left w:val="single" w:color="D1D5DB" w:sz="4"/>
+              <w:bottom w:val="single" w:color="D1D5DB" w:sz="4"/>
+              <w:right w:val="single" w:color="D1D5DB" w:sz="4"/>
+            </w:tcBorders>
+            <w:tcMar>
+              <w:top w:type="dxa" w:w="80"/>
+              <w:left w:type="dxa" w:w="120"/>
+              <w:bottom w:type="dxa" w:w="80"/>
+              <w:right w:type="dxa" w:w="120"/>
+            </w:tcMar>
+          </w:tcPr>
+          <w:p>
+            <w:pPr>
+              <w:spacing w:after="30" w:line="276"/>
+            </w:pPr>
+            <w:r>
+              <w:t xml:space="preserve">수업에서 수학 개념으로 사회 현상을 분석한 기록 (부동산학과)</w:t>
+            </w:r>
+          </w:p>
+        </w:tc>
+        <w:tc>
+          <w:tcPr>
+            <w:tcW w:type="dxa" w:w="6638"/>
+            <w:tcBorders>
+              <w:top w:val="single" w:color="D1D5DB" w:sz="4"/>
+              <w:left w:val="single" w:color="D1D5DB" w:sz="4"/>
+              <w:bottom w:val="single" w:color="D1D5DB" w:sz="4"/>
+              <w:right w:val="single" w:color="D1D5DB" w:sz="4"/>
+            </w:tcBorders>
+            <w:tcMar>
+              <w:top w:type="dxa" w:w="80"/>
+              <w:left w:type="dxa" w:w="120"/>
+              <w:bottom w:type="dxa" w:w="80"/>
+              <w:right w:type="dxa" w:w="120"/>
+            </w:tcMar>
+          </w:tcPr>
+          <w:p>
+            <w:pPr>
+              <w:spacing w:after="30" w:line="276"/>
+            </w:pPr>
+            <w:r>
+              <w:t xml:space="preserve">분석 과정을 단계별로 설명하게 함</w:t>
+            </w:r>
+          </w:p>
+        </w:tc>
+      </w:tr>
+      <w:tr>
+        <w:trPr>
+          <w:cantSplit/>
+        </w:trPr>
+        <w:tc>
+          <w:tcPr>
+            <w:tcW w:type="dxa" w:w="3000"/>
+            <w:tcBorders>
+              <w:top w:val="single" w:color="D1D5DB" w:sz="4"/>
+              <w:left w:val="single" w:color="D1D5DB" w:sz="4"/>
+              <w:bottom w:val="single" w:color="D1D5DB" w:sz="4"/>
+              <w:right w:val="single" w:color="D1D5DB" w:sz="4"/>
+            </w:tcBorders>
+            <w:tcMar>
+              <w:top w:type="dxa" w:w="80"/>
+              <w:left w:type="dxa" w:w="120"/>
+              <w:bottom w:type="dxa" w:w="80"/>
+              <w:right w:type="dxa" w:w="120"/>
+            </w:tcMar>
+          </w:tcPr>
+          <w:p>
+            <w:pPr>
+              <w:spacing w:after="30" w:line="276"/>
+            </w:pPr>
+            <w:r>
+              <w:t xml:space="preserve">보고서를 작성했다는 기록 (사학과)</w:t>
+            </w:r>
+          </w:p>
+        </w:tc>
+        <w:tc>
+          <w:tcPr>
+            <w:tcW w:type="dxa" w:w="6638"/>
+            <w:tcBorders>
+              <w:top w:val="single" w:color="D1D5DB" w:sz="4"/>
+              <w:left w:val="single" w:color="D1D5DB" w:sz="4"/>
+              <w:bottom w:val="single" w:color="D1D5DB" w:sz="4"/>
+              <w:right w:val="single" w:color="D1D5DB" w:sz="4"/>
+            </w:tcBorders>
+            <w:tcMar>
+              <w:top w:type="dxa" w:w="80"/>
+              <w:left w:type="dxa" w:w="120"/>
+              <w:bottom w:type="dxa" w:w="80"/>
+              <w:right w:type="dxa" w:w="120"/>
+            </w:tcMar>
+          </w:tcPr>
+          <w:p>
+            <w:pPr>
+              <w:spacing w:after="30" w:line="276"/>
+            </w:pPr>
+            <w:r>
+              <w:t xml:space="preserve">대상을 고른 이유와 그 활동이 진로 선택에 준 영향을 물음</w:t>
+            </w:r>
+          </w:p>
+        </w:tc>
+      </w:tr>
+      <w:tr>
+        <w:trPr>
+          <w:cantSplit/>
+        </w:trPr>
+        <w:tc>
+          <w:tcPr>
+            <w:tcW w:type="dxa" w:w="3000"/>
+            <w:tcBorders>
+              <w:top w:val="single" w:color="D1D5DB" w:sz="4"/>
+              <w:left w:val="single" w:color="D1D5DB" w:sz="4"/>
+              <w:bottom w:val="single" w:color="D1D5DB" w:sz="4"/>
+              <w:right w:val="single" w:color="D1D5DB" w:sz="4"/>
+            </w:tcBorders>
+            <w:tcMar>
+              <w:top w:type="dxa" w:w="80"/>
+              <w:left w:type="dxa" w:w="120"/>
+              <w:bottom w:type="dxa" w:w="80"/>
+              <w:right w:type="dxa" w:w="120"/>
+            </w:tcMar>
+          </w:tcPr>
+          <w:p>
+            <w:pPr>
+              <w:spacing w:after="30" w:line="276"/>
+            </w:pPr>
+            <w:r>
+              <w:t xml:space="preserve">수업 토론에 참여한 기록 (행정학과)</w:t>
+            </w:r>
+          </w:p>
+        </w:tc>
+        <w:tc>
+          <w:tcPr>
+            <w:tcW w:type="dxa" w:w="6638"/>
+            <w:tcBorders>
+              <w:top w:val="single" w:color="D1D5DB" w:sz="4"/>
+              <w:left w:val="single" w:color="D1D5DB" w:sz="4"/>
+              <w:bottom w:val="single" w:color="D1D5DB" w:sz="4"/>
+              <w:right w:val="single" w:color="D1D5DB" w:sz="4"/>
+            </w:tcBorders>
+            <w:tcMar>
+              <w:top w:type="dxa" w:w="80"/>
+              <w:left w:type="dxa" w:w="120"/>
+              <w:bottom w:type="dxa" w:w="80"/>
+              <w:right w:type="dxa" w:w="120"/>
+            </w:tcMar>
+          </w:tcPr>
+          <w:p>
+            <w:pPr>
+              <w:spacing w:after="30" w:line="276"/>
+            </w:pPr>
+            <w:r>
+              <w:t xml:space="preserve">이해관계자별 입장 차이에 대한 학생의 생각을 물음</w:t>
+            </w:r>
+          </w:p>
+        </w:tc>
+      </w:tr>
+      <w:tr>
+        <w:trPr>
+          <w:cantSplit/>
+        </w:trPr>
+        <w:tc>
+          <w:tcPr>
+            <w:tcW w:type="dxa" w:w="3000"/>
+            <w:tcBorders>
+              <w:top w:val="single" w:color="D1D5DB" w:sz="4"/>
+              <w:left w:val="single" w:color="D1D5DB" w:sz="4"/>
+              <w:bottom w:val="single" w:color="D1D5DB" w:sz="4"/>
+              <w:right w:val="single" w:color="D1D5DB" w:sz="4"/>
+            </w:tcBorders>
+            <w:tcMar>
+              <w:top w:type="dxa" w:w="80"/>
+              <w:left w:type="dxa" w:w="120"/>
+              <w:bottom w:type="dxa" w:w="80"/>
+              <w:right w:type="dxa" w:w="120"/>
+            </w:tcMar>
+          </w:tcPr>
+          <w:p>
+            <w:pPr>
+              <w:spacing w:after="30" w:line="276"/>
+            </w:pPr>
+            <w:r>
+              <w:t xml:space="preserve">프로그램을 작성한 기록 (컴퓨터공학부)</w:t>
+            </w:r>
+          </w:p>
+        </w:tc>
+        <w:tc>
+          <w:tcPr>
+            <w:tcW w:type="dxa" w:w="6638"/>
+            <w:tcBorders>
+              <w:top w:val="single" w:color="D1D5DB" w:sz="4"/>
+              <w:left w:val="single" w:color="D1D5DB" w:sz="4"/>
+              <w:bottom w:val="single" w:color="D1D5DB" w:sz="4"/>
+              <w:right w:val="single" w:color="D1D5DB" w:sz="4"/>
+            </w:tcBorders>
+            <w:tcMar>
+              <w:top w:type="dxa" w:w="80"/>
+              <w:left w:type="dxa" w:w="120"/>
+              <w:bottom w:type="dxa" w:w="80"/>
+              <w:right w:type="dxa" w:w="120"/>
+            </w:tcMar>
+          </w:tcPr>
+          <w:p>
+            <w:pPr>
+              <w:spacing w:after="30" w:line="276"/>
+            </w:pPr>
+            <w:r>
+              <w:t xml:space="preserve">직접 구현한 알고리즘을 설명하게 함</w:t>
+            </w:r>
+          </w:p>
+        </w:tc>
+      </w:tr>
+    </w:tbl>
+    <w:p>
+      <w:pPr>
+        <w:spacing w:after="120"/>
+      </w:pPr>
+    </w:p>
+    <w:tbl>
+      <w:tblPr>
+        <w:tblW w:type="dxa" w:w="9638"/>
+        <w:tblBorders>
+          <w:top w:val="single" w:color="auto" w:sz="4"/>
+          <w:left w:val="single" w:color="auto" w:sz="4"/>
+          <w:bottom w:val="single" w:color="auto" w:sz="4"/>
+          <w:right w:val="single" w:color="auto" w:sz="4"/>
+          <w:insideH w:val="single" w:color="auto" w:sz="4"/>
+          <w:insideV w:val="single" w:color="auto" w:sz="4"/>
+        </w:tblBorders>
+      </w:tblPr>
+      <w:tblGrid>
+        <w:gridCol w:w="9638"/>
+      </w:tblGrid>
+      <w:tr>
+        <w:trPr>
+          <w:cantSplit/>
+        </w:trPr>
+        <w:tc>
+          <w:tcPr>
+            <w:tcW w:type="dxa" w:w="9638"/>
+            <w:tcBorders>
+              <w:top w:val="none" w:color="FFFFFF" w:sz="0"/>
+              <w:left w:val="single" w:color="B45309" w:sz="24"/>
+              <w:bottom w:val="none" w:color="FFFFFF" w:sz="0"/>
+              <w:right w:val="none" w:color="FFFFFF" w:sz="0"/>
+            </w:tcBorders>
+            <w:shd w:fill="FFF7E8" w:color="auto" w:val="clear"/>
+            <w:tcMar>
+              <w:top w:type="dxa" w:w="140"/>
+              <w:left w:type="dxa" w:w="200"/>
+              <w:bottom w:type="dxa" w:w="120"/>
+              <w:right w:type="dxa" w:w="200"/>
+            </w:tcMar>
+          </w:tcPr>
+          <w:p>
+            <w:pPr>
+              <w:spacing w:after="80"/>
+            </w:pPr>
+            <w:r>
+              <w:rPr>
+                <w:b/>
+                <w:bCs/>
+                <w:color w:val="B45309"/>
+                <w:sz w:val="21"/>
+                <w:szCs w:val="21"/>
+              </w:rPr>
+              <w:t xml:space="preserve">기록 시사점</w:t>
+            </w:r>
+          </w:p>
+          <w:p>
+            <w:pPr>
+              <w:pStyle w:val="ListParagraph"/>
+              <w:numPr>
+                <w:ilvl w:val="0"/>
+                <w:numId w:val="2"/>
+              </w:numPr>
+              <w:spacing w:after="50" w:line="288"/>
+            </w:pPr>
+            <w:r>
+              <w:t xml:space="preserve">학생이 </w:t>
+            </w:r>
+            <w:r>
+              <w:rPr>
+                <w:b/>
+                <w:bCs/>
+              </w:rPr>
+              <w:t xml:space="preserve">실제로 수행하고 이해한 범위</w:t>
+            </w:r>
+            <w:r>
+              <w:t xml:space="preserve">만 쓰고, 과장하지 않습니다. 기록된 내용은 그대로 면접 질문이 됩니다. </w:t>
+            </w:r>
+            <w:r>
+              <w:rPr>
+                <w:color w:val="6B7280"/>
+                <w:sz w:val="17"/>
+                <w:szCs w:val="17"/>
+              </w:rPr>
+              <w:t xml:space="preserve"> 기재요령 p.19</w:t>
+            </w:r>
+          </w:p>
+          <w:p>
+            <w:pPr>
+              <w:pStyle w:val="ListParagraph"/>
+              <w:numPr>
+                <w:ilvl w:val="0"/>
+                <w:numId w:val="2"/>
+              </w:numPr>
+              <w:spacing w:after="50" w:line="288"/>
+            </w:pPr>
+            <w:r>
+              <w:t xml:space="preserve">'우수함', '탁월함' 같은 평가어만 쓰기보다, 그렇게 판단한 </w:t>
+            </w:r>
+            <w:r>
+              <w:rPr>
+                <w:b/>
+                <w:bCs/>
+              </w:rPr>
+              <w:t xml:space="preserve">근거가 된 장면</w:t>
+            </w:r>
+            <w:r>
+              <w:t xml:space="preserve">을 함께 씁니다.</w:t>
+            </w:r>
+          </w:p>
+          <w:p>
+            <w:pPr>
+              <w:pStyle w:val="ListParagraph"/>
+              <w:numPr>
+                <w:ilvl w:val="0"/>
+                <w:numId w:val="2"/>
+              </w:numPr>
+              <w:spacing w:after="50" w:line="288"/>
+            </w:pPr>
+            <w:r>
+              <w:t xml:space="preserve">같은 가이드북의 합격생 인터뷰에서도 '생활기록부를 채우려는 활동이 아니라 관심에서 출발한 탐구'와 '흥미와 학과에 필요한 과목을 함께 고려한 과목 선택'이 공통으로 나타났습니다. </w:t>
+            </w:r>
+            <w:r>
+              <w:rPr>
+                <w:color w:val="6B7280"/>
+                <w:sz w:val="17"/>
+                <w:szCs w:val="17"/>
+              </w:rPr>
+              <w:t xml:space="preserve"> 건국대 p.31~33</w:t>
+            </w:r>
+          </w:p>
+        </w:tc>
+      </w:tr>
+    </w:tbl>
+    <w:p>
+      <w:pPr>
+        <w:spacing w:after="200"/>
+      </w:pPr>
+    </w:p>
+    <w:p>
+      <w:pPr>
+        <w:pStyle w:val="Heading2"/>
+        <w:keepNext/>
+      </w:pPr>
+      <w:r>
+        <w:t xml:space="preserve">3-6. 영역별 작성 예시: 아쉬운 예 → 좋은 예</w:t>
       </w:r>
     </w:p>
     <w:tbl>
@@ -7848,6 +10500,9 @@
         </w:tc>
       </w:tr>
       <w:tr>
+        <w:trPr>
+          <w:cantSplit/>
+        </w:trPr>
         <w:tc>
           <w:tcPr>
             <w:tcW w:type="dxa" w:w="2500"/>
@@ -7977,6 +10632,9 @@
         </w:tc>
       </w:tr>
       <w:tr>
+        <w:trPr>
+          <w:cantSplit/>
+        </w:trPr>
         <w:tc>
           <w:tcPr>
             <w:tcW w:type="dxa" w:w="2500"/>
@@ -8042,6 +10700,9 @@
         </w:tc>
       </w:tr>
       <w:tr>
+        <w:trPr>
+          <w:cantSplit/>
+        </w:trPr>
         <w:tc>
           <w:tcPr>
             <w:tcW w:type="dxa" w:w="2500"/>
@@ -8107,6 +10768,9 @@
         </w:tc>
       </w:tr>
       <w:tr>
+        <w:trPr>
+          <w:cantSplit/>
+        </w:trPr>
         <w:tc>
           <w:tcPr>
             <w:tcW w:type="dxa" w:w="2500"/>
@@ -8182,6 +10846,9 @@
         </w:tc>
       </w:tr>
       <w:tr>
+        <w:trPr>
+          <w:cantSplit/>
+        </w:trPr>
         <w:tc>
           <w:tcPr>
             <w:tcW w:type="dxa" w:w="2500"/>
@@ -8255,6 +10922,9 @@
         </w:tc>
       </w:tr>
       <w:tr>
+        <w:trPr>
+          <w:cantSplit/>
+        </w:trPr>
         <w:tc>
           <w:tcPr>
             <w:tcW w:type="dxa" w:w="2500"/>
@@ -8619,6 +11289,87 @@
           <w:szCs w:val="16"/>
         </w:rPr>
         <w:t xml:space="preserve">https://ipsi.dongguk.edu</w:t>
+      </w:r>
+    </w:p>
+    <w:p>
+      <w:pPr>
+        <w:pStyle w:val="ListParagraph"/>
+        <w:numPr>
+          <w:ilvl w:val="0"/>
+          <w:numId w:val="2"/>
+        </w:numPr>
+        <w:spacing w:after="60" w:line="288"/>
+      </w:pPr>
+      <w:r>
+        <w:t xml:space="preserve">[경희대] 경희대학교 입학처, 「2026 경희대학교 학생부전형 가이드북」</w:t>
+      </w:r>
+    </w:p>
+    <w:p>
+      <w:pPr>
+        <w:spacing w:after="100"/>
+        <w:ind w:left="720"/>
+      </w:pPr>
+      <w:r>
+        <w:rPr>
+          <w:color w:val="6B7280"/>
+          <w:sz w:val="16"/>
+          <w:szCs w:val="16"/>
+        </w:rPr>
+        <w:t xml:space="preserve">https://iphak.khu.ac.kr</w:t>
+      </w:r>
+    </w:p>
+    <w:p>
+      <w:pPr>
+        <w:pStyle w:val="ListParagraph"/>
+        <w:numPr>
+          <w:ilvl w:val="0"/>
+          <w:numId w:val="2"/>
+        </w:numPr>
+        <w:spacing w:after="60" w:line="288"/>
+      </w:pPr>
+      <w:r>
+        <w:t xml:space="preserve">[건국대] 건국대학교 입학처, 「2026학년도 KU 학생부위주전형 가이드북」</w:t>
+      </w:r>
+    </w:p>
+    <w:p>
+      <w:pPr>
+        <w:spacing w:after="100"/>
+        <w:ind w:left="720"/>
+      </w:pPr>
+      <w:r>
+        <w:rPr>
+          <w:color w:val="6B7280"/>
+          <w:sz w:val="16"/>
+          <w:szCs w:val="16"/>
+        </w:rPr>
+        <w:t xml:space="preserve">건국대학교 입학처 홈페이지</w:t>
+      </w:r>
+    </w:p>
+    <w:p>
+      <w:pPr>
+        <w:pStyle w:val="ListParagraph"/>
+        <w:numPr>
+          <w:ilvl w:val="0"/>
+          <w:numId w:val="2"/>
+        </w:numPr>
+        <w:spacing w:after="60" w:line="288"/>
+      </w:pPr>
+      <w:r>
+        <w:t xml:space="preserve">[교과세특 도움자료] 교육부·17개 시도교육청·한국교육과정평가원·한국교원대 종합교육연수원, 「교과세특 기재 예시 도움자료」(교과세특 기재 역량 강화 연수 자료)</w:t>
+      </w:r>
+    </w:p>
+    <w:p>
+      <w:pPr>
+        <w:spacing w:after="100"/>
+        <w:ind w:left="720"/>
+      </w:pPr>
+      <w:r>
+        <w:rPr>
+          <w:color w:val="6B7280"/>
+          <w:sz w:val="16"/>
+          <w:szCs w:val="16"/>
+        </w:rPr>
+        <w:t xml:space="preserve">교육부·시도교육청 배포 연수 자료</w:t>
       </w:r>
     </w:p>
     <w:p>
